--- a/TS-Kramam/TS-4.2/TS 4.2 Tamil Krama Paatam Corrections.docx
+++ b/TS-Kramam/TS-4.2/TS 4.2 Tamil Krama Paatam Corrections.docx
@@ -1,7 +1,984 @@
 
 <file path=word/document.xml><?xml version="1.0" encoding="utf-8"?>
-<w:document xmlns:wpc="http://schemas.microsoft.com/office/word/2010/wordprocessingCanvas" xmlns:cx="http://schemas.microsoft.com/office/drawing/2014/chartex" xmlns:cx1="http://schemas.microsoft.com/office/drawing/2015/9/8/chartex" xmlns:cx2="http://schemas.microsoft.com/office/drawing/2015/10/21/chartex" xmlns:cx3="http://schemas.microsoft.com/office/drawing/2016/5/9/chartex" xmlns:cx4="http://schemas.microsoft.com/office/drawing/2016/5/10/chartex" xmlns:cx5="http://schemas.microsoft.com/office/drawing/2016/5/11/chartex" xmlns:cx6="http://schemas.microsoft.com/office/drawing/2016/5/12/chartex" xmlns:cx7="http://schemas.microsoft.com/office/drawing/2016/5/13/chartex" xmlns:cx8="http://schemas.microsoft.com/office/drawing/2016/5/14/chartex" xmlns:mc="http://schemas.openxmlformats.org/markup-compatibility/2006" xmlns:aink="http://schemas.microsoft.com/office/drawing/2016/ink" xmlns:am3d="http://schemas.microsoft.com/office/drawing/2017/model3d" xmlns:o="urn:schemas-microsoft-com:office:office" xmlns:oel="http://schemas.microsoft.com/office/2019/extlst" xmlns:r="http://schemas.openxmlformats.org/officeDocument/2006/relationships" xmlns:m="http://schemas.openxmlformats.org/officeDocument/2006/math" xmlns:v="urn:schemas-microsoft-com:vml" xmlns:wp14="http://schemas.microsoft.com/office/word/2010/wordprocessingDrawing" xmlns:wp="http://schemas.openxmlformats.org/drawingml/2006/wordprocessingDrawing" xmlns:w10="urn:schemas-microsoft-com:office:word" xmlns:w="http://schemas.openxmlformats.org/wordprocessingml/2006/main" xmlns:w14="http://schemas.microsoft.com/office/word/2010/wordml" xmlns:w15="http://schemas.microsoft.com/office/word/2012/wordml" xmlns:w16cex="http://schemas.microsoft.com/office/word/2018/wordml/cex" xmlns:w16cid="http://schemas.microsoft.com/office/word/2016/wordml/cid" xmlns:w16="http://schemas.microsoft.com/office/word/2018/wordml" xmlns:w16sdtdh="http://schemas.microsoft.com/office/word/2020/wordml/sdtdatahash" xmlns:w16se="http://schemas.microsoft.com/office/word/2015/wordml/symex" xmlns:wpg="http://schemas.microsoft.com/office/word/2010/wordprocessingGroup" xmlns:wpi="http://schemas.microsoft.com/office/word/2010/wordprocessingInk" xmlns:wne="http://schemas.microsoft.com/office/word/2006/wordml" xmlns:wps="http://schemas.microsoft.com/office/word/2010/wordprocessingShape" mc:Ignorable="w14 w15 w16se w16cid w16 w16cex w16sdtdh wp14">
+<w:document xmlns:wpc="http://schemas.microsoft.com/office/word/2010/wordprocessingCanvas" xmlns:cx="http://schemas.microsoft.com/office/drawing/2014/chartex" xmlns:cx1="http://schemas.microsoft.com/office/drawing/2015/9/8/chartex" xmlns:cx2="http://schemas.microsoft.com/office/drawing/2015/10/21/chartex" xmlns:cx3="http://schemas.microsoft.com/office/drawing/2016/5/9/chartex" xmlns:cx4="http://schemas.microsoft.com/office/drawing/2016/5/10/chartex" xmlns:cx5="http://schemas.microsoft.com/office/drawing/2016/5/11/chartex" xmlns:cx6="http://schemas.microsoft.com/office/drawing/2016/5/12/chartex" xmlns:cx7="http://schemas.microsoft.com/office/drawing/2016/5/13/chartex" xmlns:cx8="http://schemas.microsoft.com/office/drawing/2016/5/14/chartex" xmlns:mc="http://schemas.openxmlformats.org/markup-compatibility/2006" xmlns:aink="http://schemas.microsoft.com/office/drawing/2016/ink" xmlns:am3d="http://schemas.microsoft.com/office/drawing/2017/model3d" xmlns:o="urn:schemas-microsoft-com:office:office" xmlns:oel="http://schemas.microsoft.com/office/2019/extlst" xmlns:r="http://schemas.openxmlformats.org/officeDocument/2006/relationships" xmlns:m="http://schemas.openxmlformats.org/officeDocument/2006/math" xmlns:v="urn:schemas-microsoft-com:vml" xmlns:wp14="http://schemas.microsoft.com/office/word/2010/wordprocessingDrawing" xmlns:wp="http://schemas.openxmlformats.org/drawingml/2006/wordprocessingDrawing" xmlns:w10="urn:schemas-microsoft-com:office:word" xmlns:w="http://schemas.openxmlformats.org/wordprocessingml/2006/main" xmlns:w14="http://schemas.microsoft.com/office/word/2010/wordml" xmlns:w15="http://schemas.microsoft.com/office/word/2012/wordml" xmlns:w16cei="http://schemas.microsoft.com/office/word/2026/wordml/cei" xmlns:w16cex="http://schemas.microsoft.com/office/word/2018/wordml/cex" xmlns:w16cid="http://schemas.microsoft.com/office/word/2016/wordml/cid" xmlns:w16="http://schemas.microsoft.com/office/word/2018/wordml" xmlns:w16du="http://schemas.microsoft.com/office/word/2023/wordml/word16du" xmlns:w16sdtdh="http://schemas.microsoft.com/office/word/2020/wordml/sdtdatahash" xmlns:w16sdtfl="http://schemas.microsoft.com/office/word/2024/wordml/sdtformatlock" xmlns:w16se="http://schemas.microsoft.com/office/word/2015/wordml/symex" xmlns:wpg="http://schemas.microsoft.com/office/word/2010/wordprocessingGroup" xmlns:wpi="http://schemas.microsoft.com/office/word/2010/wordprocessingInk" xmlns:wne="http://schemas.microsoft.com/office/word/2006/wordml" xmlns:wps="http://schemas.microsoft.com/office/word/2010/wordprocessingShape" mc:Ignorable="w14 w15 w16se w16cid w16 w16cex w16sdtdh w16sdtfl w16du wp14">
   <w:body>
+    <w:p>
+      <w:pPr>
+        <w:jc w:val="center"/>
+        <w:rPr>
+          <w:b/>
+          <w:bCs/>
+          <w:sz w:val="32"/>
+          <w:szCs w:val="32"/>
+          <w:u w:val="single"/>
+        </w:rPr>
+      </w:pPr>
+      <w:r>
+        <w:rPr>
+          <w:b/>
+          <w:bCs/>
+          <w:sz w:val="32"/>
+          <w:szCs w:val="32"/>
+          <w:u w:val="single"/>
+        </w:rPr>
+        <w:t xml:space="preserve">TS </w:t>
+      </w:r>
+      <w:r>
+        <w:rPr>
+          <w:b/>
+          <w:bCs/>
+          <w:sz w:val="32"/>
+          <w:szCs w:val="32"/>
+          <w:u w:val="single"/>
+        </w:rPr>
+        <w:t>Krama</w:t>
+      </w:r>
+      <w:r>
+        <w:rPr>
+          <w:b/>
+          <w:bCs/>
+          <w:sz w:val="32"/>
+          <w:szCs w:val="32"/>
+          <w:u w:val="single"/>
+        </w:rPr>
+        <w:t xml:space="preserve"> Paatam – TS </w:t>
+      </w:r>
+      <w:r>
+        <w:rPr>
+          <w:b/>
+          <w:bCs/>
+          <w:sz w:val="32"/>
+          <w:szCs w:val="32"/>
+          <w:u w:val="single"/>
+        </w:rPr>
+        <w:t xml:space="preserve">4.2 </w:t>
+      </w:r>
+      <w:r>
+        <w:rPr>
+          <w:b/>
+          <w:bCs/>
+          <w:sz w:val="32"/>
+          <w:szCs w:val="32"/>
+          <w:u w:val="single"/>
+        </w:rPr>
+        <w:t>Tamil</w:t>
+      </w:r>
+      <w:r>
+        <w:rPr>
+          <w:b/>
+          <w:bCs/>
+          <w:sz w:val="32"/>
+          <w:szCs w:val="32"/>
+          <w:u w:val="single"/>
+        </w:rPr>
+        <w:t xml:space="preserve"> </w:t>
+      </w:r>
+      <w:r>
+        <w:rPr>
+          <w:b/>
+          <w:bCs/>
+          <w:sz w:val="32"/>
+          <w:szCs w:val="32"/>
+          <w:u w:val="single"/>
+        </w:rPr>
+        <w:t>Corrections –</w:t>
+      </w:r>
+      <w:r>
+        <w:rPr>
+          <w:b/>
+          <w:bCs/>
+          <w:sz w:val="32"/>
+          <w:szCs w:val="32"/>
+          <w:u w:val="single"/>
+        </w:rPr>
+        <w:t xml:space="preserve"> </w:t>
+      </w:r>
+      <w:r>
+        <w:rPr>
+          <w:b/>
+          <w:bCs/>
+          <w:sz w:val="32"/>
+          <w:szCs w:val="32"/>
+          <w:u w:val="single"/>
+        </w:rPr>
+        <w:t xml:space="preserve">Observed </w:t>
+      </w:r>
+      <w:proofErr w:type="gramStart"/>
+      <w:r>
+        <w:rPr>
+          <w:b/>
+          <w:bCs/>
+          <w:sz w:val="32"/>
+          <w:szCs w:val="32"/>
+          <w:u w:val="single"/>
+        </w:rPr>
+        <w:t xml:space="preserve">till </w:t>
+      </w:r>
+      <w:r>
+        <w:rPr>
+          <w:b/>
+          <w:bCs/>
+          <w:sz w:val="32"/>
+          <w:szCs w:val="32"/>
+          <w:highlight w:val="red"/>
+          <w:u w:val="single"/>
+        </w:rPr>
+        <w:t>?????</w:t>
+      </w:r>
+      <w:proofErr w:type="gramEnd"/>
+    </w:p>
+    <w:p>
+      <w:pPr>
+        <w:spacing w:before="0" w:line="240" w:lineRule="auto"/>
+        <w:jc w:val="center"/>
+        <w:rPr>
+          <w:b/>
+          <w:bCs/>
+        </w:rPr>
+      </w:pPr>
+      <w:r>
+        <w:rPr>
+          <w:b/>
+          <w:bCs/>
+        </w:rPr>
+        <w:t>(ignore those which are already incorporated in your book’s version and date)</w:t>
+      </w:r>
+    </w:p>
+    <w:tbl>
+      <w:tblPr>
+        <w:tblW w:w="14463" w:type="dxa"/>
+        <w:tblInd w:w="-572" w:type="dxa"/>
+        <w:tblBorders>
+          <w:top w:val="single" w:sz="4" w:space="0" w:color="000000"/>
+          <w:left w:val="single" w:sz="4" w:space="0" w:color="000000"/>
+          <w:bottom w:val="single" w:sz="4" w:space="0" w:color="000000"/>
+          <w:right w:val="single" w:sz="4" w:space="0" w:color="000000"/>
+          <w:insideH w:val="single" w:sz="4" w:space="0" w:color="000000"/>
+          <w:insideV w:val="single" w:sz="4" w:space="0" w:color="000000"/>
+        </w:tblBorders>
+        <w:tblLook w:val="04A0" w:firstRow="1" w:lastRow="0" w:firstColumn="1" w:lastColumn="0" w:noHBand="0" w:noVBand="1"/>
+      </w:tblPr>
+      <w:tblGrid>
+        <w:gridCol w:w="3974"/>
+        <w:gridCol w:w="5103"/>
+        <w:gridCol w:w="5386"/>
+      </w:tblGrid>
+      <w:tr>
+        <w:tc>
+          <w:tcPr>
+            <w:tcW w:w="3974" w:type="dxa"/>
+          </w:tcPr>
+          <w:p>
+            <w:pPr>
+              <w:spacing w:before="0" w:line="240" w:lineRule="auto"/>
+              <w:jc w:val="center"/>
+              <w:rPr>
+                <w:sz w:val="32"/>
+                <w:szCs w:val="32"/>
+              </w:rPr>
+            </w:pPr>
+            <w:r>
+              <w:rPr>
+                <w:sz w:val="32"/>
+                <w:szCs w:val="32"/>
+              </w:rPr>
+              <w:t>Section, Paragraph</w:t>
+            </w:r>
+          </w:p>
+          <w:p>
+            <w:pPr>
+              <w:spacing w:before="0" w:line="240" w:lineRule="auto"/>
+              <w:jc w:val="center"/>
+              <w:rPr>
+                <w:sz w:val="32"/>
+                <w:szCs w:val="32"/>
+              </w:rPr>
+            </w:pPr>
+            <w:r>
+              <w:rPr>
+                <w:sz w:val="32"/>
+                <w:szCs w:val="32"/>
+              </w:rPr>
+              <w:t>Reference</w:t>
+            </w:r>
+          </w:p>
+        </w:tc>
+        <w:tc>
+          <w:tcPr>
+            <w:tcW w:w="5103" w:type="dxa"/>
+          </w:tcPr>
+          <w:p>
+            <w:pPr>
+              <w:spacing w:before="0" w:line="240" w:lineRule="auto"/>
+              <w:jc w:val="center"/>
+              <w:rPr>
+                <w:sz w:val="32"/>
+                <w:szCs w:val="32"/>
+              </w:rPr>
+            </w:pPr>
+            <w:r>
+              <w:rPr>
+                <w:sz w:val="32"/>
+                <w:szCs w:val="32"/>
+              </w:rPr>
+              <w:t>As Printed</w:t>
+            </w:r>
+          </w:p>
+        </w:tc>
+        <w:tc>
+          <w:tcPr>
+            <w:tcW w:w="5386" w:type="dxa"/>
+          </w:tcPr>
+          <w:p>
+            <w:pPr>
+              <w:spacing w:before="0" w:line="240" w:lineRule="auto"/>
+              <w:ind w:right="-18"/>
+              <w:jc w:val="center"/>
+              <w:rPr>
+                <w:sz w:val="32"/>
+                <w:szCs w:val="32"/>
+              </w:rPr>
+            </w:pPr>
+            <w:r>
+              <w:rPr>
+                <w:sz w:val="32"/>
+                <w:szCs w:val="32"/>
+              </w:rPr>
+              <w:t>To be read as or corrected as</w:t>
+            </w:r>
+          </w:p>
+        </w:tc>
+      </w:tr>
+      <w:tr>
+        <w:trPr>
+          <w:trHeight w:val="1104"/>
+        </w:trPr>
+        <w:tc>
+          <w:tcPr>
+            <w:tcW w:w="3974" w:type="dxa"/>
+          </w:tcPr>
+          <w:p>
+            <w:pPr>
+              <w:widowControl w:val="0"/>
+              <w:tabs>
+                <w:tab w:val="left" w:pos="993"/>
+              </w:tabs>
+              <w:autoSpaceDE w:val="0"/>
+              <w:autoSpaceDN w:val="0"/>
+              <w:adjustRightInd w:val="0"/>
+              <w:spacing w:before="0" w:line="240" w:lineRule="auto"/>
+              <w:ind w:right="297"/>
+              <w:rPr>
+                <w:rFonts w:cs="Arial"/>
+                <w:b/>
+                <w:color w:val="000000"/>
+                <w:sz w:val="28"/>
+                <w:szCs w:val="32"/>
+              </w:rPr>
+            </w:pPr>
+            <w:r>
+              <w:rPr>
+                <w:rFonts w:cs="Arial"/>
+                <w:b/>
+                <w:color w:val="000000"/>
+                <w:sz w:val="28"/>
+                <w:szCs w:val="32"/>
+              </w:rPr>
+              <w:t>T.S.</w:t>
+            </w:r>
+            <w:r>
+              <w:rPr>
+                <w:rFonts w:cs="Arial"/>
+                <w:b/>
+                <w:color w:val="000000"/>
+                <w:sz w:val="28"/>
+                <w:szCs w:val="32"/>
+              </w:rPr>
+              <w:t xml:space="preserve">4.2.11.3 </w:t>
+            </w:r>
+            <w:r>
+              <w:rPr>
+                <w:rFonts w:cs="Arial"/>
+                <w:b/>
+                <w:color w:val="000000"/>
+                <w:sz w:val="28"/>
+                <w:szCs w:val="32"/>
+              </w:rPr>
+              <w:t>– Kramam</w:t>
+            </w:r>
+          </w:p>
+          <w:p>
+            <w:pPr>
+              <w:widowControl w:val="0"/>
+              <w:tabs>
+                <w:tab w:val="left" w:pos="993"/>
+              </w:tabs>
+              <w:autoSpaceDE w:val="0"/>
+              <w:autoSpaceDN w:val="0"/>
+              <w:adjustRightInd w:val="0"/>
+              <w:spacing w:before="0" w:line="240" w:lineRule="auto"/>
+              <w:ind w:right="297"/>
+              <w:rPr>
+                <w:rFonts w:cs="Arial"/>
+                <w:b/>
+                <w:color w:val="000000"/>
+                <w:sz w:val="28"/>
+                <w:szCs w:val="32"/>
+              </w:rPr>
+            </w:pPr>
+            <w:r>
+              <w:rPr>
+                <w:rFonts w:cs="Arial"/>
+                <w:b/>
+                <w:color w:val="000000"/>
+                <w:sz w:val="28"/>
+                <w:szCs w:val="32"/>
+              </w:rPr>
+              <w:t xml:space="preserve">Krama Vaakyam No. - </w:t>
+            </w:r>
+            <w:r>
+              <w:rPr>
+                <w:rFonts w:cs="Arial"/>
+                <w:b/>
+                <w:color w:val="000000"/>
+                <w:sz w:val="28"/>
+                <w:szCs w:val="32"/>
+              </w:rPr>
+              <w:t>66</w:t>
+            </w:r>
+          </w:p>
+          <w:p>
+            <w:pPr>
+              <w:widowControl w:val="0"/>
+              <w:tabs>
+                <w:tab w:val="left" w:pos="993"/>
+              </w:tabs>
+              <w:autoSpaceDE w:val="0"/>
+              <w:autoSpaceDN w:val="0"/>
+              <w:adjustRightInd w:val="0"/>
+              <w:spacing w:before="0" w:line="240" w:lineRule="auto"/>
+              <w:ind w:right="297"/>
+              <w:rPr>
+                <w:rFonts w:cs="Arial"/>
+                <w:b/>
+                <w:color w:val="000000"/>
+                <w:sz w:val="28"/>
+                <w:szCs w:val="32"/>
+              </w:rPr>
+            </w:pPr>
+            <w:r>
+              <w:rPr>
+                <w:rFonts w:cs="Arial"/>
+                <w:b/>
+                <w:color w:val="000000"/>
+                <w:sz w:val="28"/>
+                <w:szCs w:val="32"/>
+              </w:rPr>
+              <w:t>Panchaati No</w:t>
+            </w:r>
+            <w:r>
+              <w:rPr>
+                <w:rFonts w:cs="Arial"/>
+                <w:b/>
+                <w:color w:val="000000"/>
+                <w:szCs w:val="32"/>
+              </w:rPr>
+              <w:t>. -</w:t>
+            </w:r>
+            <w:r>
+              <w:rPr>
+                <w:rFonts w:cs="Arial"/>
+                <w:b/>
+                <w:color w:val="000000"/>
+                <w:szCs w:val="32"/>
+              </w:rPr>
+              <w:t xml:space="preserve"> </w:t>
+            </w:r>
+            <w:r>
+              <w:rPr>
+                <w:rFonts w:cs="Arial"/>
+                <w:b/>
+                <w:color w:val="000000"/>
+                <w:sz w:val="28"/>
+                <w:szCs w:val="32"/>
+              </w:rPr>
+              <w:t>48</w:t>
+            </w:r>
+          </w:p>
+        </w:tc>
+        <w:tc>
+          <w:tcPr>
+            <w:tcW w:w="5103" w:type="dxa"/>
+          </w:tcPr>
+          <w:p>
+            <w:pPr>
+              <w:widowControl w:val="0"/>
+              <w:autoSpaceDE w:val="0"/>
+              <w:autoSpaceDN w:val="0"/>
+              <w:adjustRightInd w:val="0"/>
+              <w:spacing w:before="0" w:line="240" w:lineRule="auto"/>
+              <w:rPr>
+                <w:rFonts w:ascii="Latha" w:hAnsi="Latha" w:cs="Latha"/>
+                <w:sz w:val="28"/>
+                <w:szCs w:val="28"/>
+                <w:lang w:bidi="ta-IN"/>
+              </w:rPr>
+            </w:pPr>
+            <w:r>
+              <w:rPr>
+                <w:rFonts w:ascii="Latha" w:hAnsi="Latha" w:cs="Latha"/>
+                <w:sz w:val="28"/>
+                <w:szCs w:val="28"/>
+                <w:cs/>
+                <w:lang w:bidi="ta-IN"/>
+              </w:rPr>
+              <w:t>அ</w:t>
+            </w:r>
+            <w:r>
+              <w:rPr>
+                <w:rFonts w:ascii="BRH Tamil Tab Extra" w:hAnsi="BRH Tamil Tab Extra" w:cs="Latha"/>
+                <w:b/>
+                <w:sz w:val="36"/>
+                <w:szCs w:val="28"/>
+                <w:lang w:bidi="ta-IN"/>
+              </w:rPr>
+              <w:t>…</w:t>
+            </w:r>
+            <w:r>
+              <w:rPr>
+                <w:rFonts w:ascii="Latha" w:hAnsi="Latha" w:cs="Latha"/>
+                <w:sz w:val="28"/>
+                <w:szCs w:val="28"/>
+                <w:cs/>
+                <w:lang w:bidi="ta-IN"/>
+              </w:rPr>
+              <w:t>க்</w:t>
+            </w:r>
+            <w:r>
+              <w:rPr>
+                <w:rFonts w:ascii="Latha" w:hAnsi="Latha" w:cs="Latha"/>
+                <w:b/>
+                <w:bCs/>
+                <w:position w:val="-12"/>
+                <w:sz w:val="28"/>
+                <w:szCs w:val="28"/>
+                <w:cs/>
+                <w:lang w:bidi="ta-IN"/>
+              </w:rPr>
+              <w:t>3</w:t>
+            </w:r>
+            <w:r>
+              <w:rPr>
+                <w:rFonts w:ascii="Latha" w:hAnsi="Latha" w:cs="Latha"/>
+                <w:sz w:val="28"/>
+                <w:szCs w:val="28"/>
+                <w:cs/>
+                <w:lang w:bidi="ta-IN"/>
+              </w:rPr>
+              <w:t>னே</w:t>
+            </w:r>
+            <w:r>
+              <w:rPr>
+                <w:rFonts w:ascii="BRH Tamil Tab Extra" w:hAnsi="BRH Tamil Tab Extra" w:cs="Latha"/>
+                <w:b/>
+                <w:sz w:val="36"/>
+                <w:szCs w:val="28"/>
+                <w:lang w:bidi="ta-IN"/>
+              </w:rPr>
+              <w:t>…</w:t>
+            </w:r>
+            <w:r>
+              <w:rPr>
+                <w:rFonts w:ascii="Latha" w:hAnsi="Latha" w:cs="Latha"/>
+                <w:sz w:val="28"/>
+                <w:szCs w:val="28"/>
+                <w:lang w:bidi="ta-IN"/>
+              </w:rPr>
+              <w:t xml:space="preserve"> | </w:t>
+            </w:r>
+          </w:p>
+          <w:p>
+            <w:pPr>
+              <w:widowControl w:val="0"/>
+              <w:autoSpaceDE w:val="0"/>
+              <w:autoSpaceDN w:val="0"/>
+              <w:adjustRightInd w:val="0"/>
+              <w:spacing w:before="0" w:line="240" w:lineRule="auto"/>
+              <w:rPr>
+                <w:rFonts w:ascii="BRH Malayalam Extra" w:hAnsi="BRH Malayalam Extra" w:cs="BRH Malayalam Extra"/>
+                <w:color w:val="000000"/>
+                <w:sz w:val="36"/>
+                <w:szCs w:val="40"/>
+              </w:rPr>
+            </w:pPr>
+            <w:r>
+              <w:rPr>
+                <w:rFonts w:ascii="Latha" w:hAnsi="Latha" w:cs="Latha"/>
+                <w:sz w:val="28"/>
+                <w:szCs w:val="28"/>
+                <w:cs/>
+                <w:lang w:bidi="ta-IN"/>
+              </w:rPr>
+              <w:t>அ</w:t>
+            </w:r>
+            <w:r>
+              <w:rPr>
+                <w:rFonts w:ascii="BRH Tamil Tab Extra" w:hAnsi="BRH Tamil Tab Extra" w:cs="Latha"/>
+                <w:b/>
+                <w:sz w:val="36"/>
+                <w:szCs w:val="28"/>
+                <w:lang w:bidi="ta-IN"/>
+              </w:rPr>
+              <w:t>…</w:t>
+            </w:r>
+            <w:r>
+              <w:rPr>
+                <w:rFonts w:ascii="Latha" w:hAnsi="Latha" w:cs="Latha"/>
+                <w:sz w:val="28"/>
+                <w:szCs w:val="28"/>
+                <w:cs/>
+                <w:lang w:bidi="ta-IN"/>
+              </w:rPr>
+              <w:t>க்</w:t>
+            </w:r>
+            <w:r>
+              <w:rPr>
+                <w:rFonts w:ascii="Latha" w:hAnsi="Latha" w:cs="Latha"/>
+                <w:b/>
+                <w:bCs/>
+                <w:position w:val="-12"/>
+                <w:sz w:val="28"/>
+                <w:szCs w:val="28"/>
+                <w:cs/>
+                <w:lang w:bidi="ta-IN"/>
+              </w:rPr>
+              <w:t>3</w:t>
+            </w:r>
+            <w:r>
+              <w:rPr>
+                <w:rFonts w:ascii="Latha" w:hAnsi="Latha" w:cs="Latha"/>
+                <w:sz w:val="28"/>
+                <w:szCs w:val="28"/>
+                <w:highlight w:val="yellow"/>
+                <w:cs/>
+                <w:lang w:bidi="ta-IN"/>
+              </w:rPr>
+              <w:t>னே</w:t>
+            </w:r>
+            <w:r>
+              <w:rPr>
+                <w:rFonts w:ascii="BRH Tamil Tab Extra" w:hAnsi="BRH Tamil Tab Extra" w:cs="Latha"/>
+                <w:b/>
+                <w:sz w:val="36"/>
+                <w:szCs w:val="28"/>
+                <w:lang w:bidi="ta-IN"/>
+              </w:rPr>
+              <w:t>…</w:t>
+            </w:r>
+            <w:r>
+              <w:rPr>
+                <w:rFonts w:ascii="Latha" w:hAnsi="Latha" w:cs="Latha"/>
+                <w:sz w:val="28"/>
+                <w:szCs w:val="28"/>
+                <w:lang w:bidi="ta-IN"/>
+              </w:rPr>
+              <w:t xml:space="preserve"> </w:t>
+            </w:r>
+            <w:r>
+              <w:rPr>
+                <w:rFonts w:ascii="Latha" w:hAnsi="Latha" w:cs="Latha"/>
+                <w:sz w:val="28"/>
+                <w:szCs w:val="28"/>
+                <w:cs/>
+                <w:lang w:bidi="ta-IN"/>
+              </w:rPr>
+              <w:t>இத்ய</w:t>
+            </w:r>
+            <w:r>
+              <w:rPr>
+                <w:rFonts w:ascii="BRH Tamil Tab Extra" w:hAnsi="BRH Tamil Tab Extra" w:cs="Latha"/>
+                <w:b/>
+                <w:sz w:val="36"/>
+                <w:szCs w:val="28"/>
+                <w:lang w:bidi="ta-IN"/>
+              </w:rPr>
+              <w:t>†</w:t>
+            </w:r>
+            <w:r>
+              <w:rPr>
+                <w:rFonts w:ascii="Latha" w:hAnsi="Latha" w:cs="Latha"/>
+                <w:sz w:val="28"/>
+                <w:szCs w:val="28"/>
+                <w:cs/>
+                <w:lang w:bidi="ta-IN"/>
+              </w:rPr>
+              <w:t>க்</w:t>
+            </w:r>
+            <w:r>
+              <w:rPr>
+                <w:rFonts w:ascii="Latha" w:hAnsi="Latha" w:cs="Latha"/>
+                <w:b/>
+                <w:bCs/>
+                <w:position w:val="-12"/>
+                <w:sz w:val="28"/>
+                <w:szCs w:val="28"/>
+                <w:cs/>
+                <w:lang w:bidi="ta-IN"/>
+              </w:rPr>
+              <w:t>3</w:t>
+            </w:r>
+            <w:r>
+              <w:rPr>
+                <w:rFonts w:ascii="Latha" w:hAnsi="Latha" w:cs="Latha"/>
+                <w:sz w:val="28"/>
+                <w:szCs w:val="28"/>
+                <w:cs/>
+                <w:lang w:bidi="ta-IN"/>
+              </w:rPr>
+              <w:t>னே</w:t>
+            </w:r>
+            <w:r>
+              <w:rPr>
+                <w:rFonts w:ascii="Latha" w:hAnsi="Latha" w:cs="Latha"/>
+                <w:sz w:val="28"/>
+                <w:szCs w:val="28"/>
+                <w:lang w:bidi="ta-IN"/>
+              </w:rPr>
+              <w:t xml:space="preserve"> ||</w:t>
+            </w:r>
+          </w:p>
+        </w:tc>
+        <w:tc>
+          <w:tcPr>
+            <w:tcW w:w="5386" w:type="dxa"/>
+          </w:tcPr>
+          <w:p>
+            <w:pPr>
+              <w:widowControl w:val="0"/>
+              <w:autoSpaceDE w:val="0"/>
+              <w:autoSpaceDN w:val="0"/>
+              <w:adjustRightInd w:val="0"/>
+              <w:spacing w:before="0" w:line="240" w:lineRule="auto"/>
+              <w:rPr>
+                <w:rFonts w:ascii="Latha" w:hAnsi="Latha" w:cs="Latha"/>
+                <w:sz w:val="28"/>
+                <w:szCs w:val="28"/>
+                <w:lang w:bidi="ta-IN"/>
+              </w:rPr>
+            </w:pPr>
+            <w:r>
+              <w:rPr>
+                <w:rFonts w:ascii="Latha" w:hAnsi="Latha" w:cs="Latha"/>
+                <w:sz w:val="28"/>
+                <w:szCs w:val="28"/>
+                <w:cs/>
+                <w:lang w:bidi="ta-IN"/>
+              </w:rPr>
+              <w:t>நோ</w:t>
+            </w:r>
+            <w:r>
+              <w:rPr>
+                <w:rFonts w:ascii="BRH Tamil Tab Extra" w:hAnsi="BRH Tamil Tab Extra" w:cs="Latha"/>
+                <w:b/>
+                <w:sz w:val="36"/>
+                <w:szCs w:val="28"/>
+                <w:lang w:bidi="ta-IN"/>
+              </w:rPr>
+              <w:t>…</w:t>
+            </w:r>
+            <w:r>
+              <w:rPr>
+                <w:rFonts w:ascii="Latha" w:hAnsi="Latha" w:cs="Latha"/>
+                <w:sz w:val="28"/>
+                <w:szCs w:val="28"/>
+                <w:lang w:bidi="ta-IN"/>
+              </w:rPr>
+              <w:t xml:space="preserve"> </w:t>
+            </w:r>
+            <w:r>
+              <w:rPr>
+                <w:rFonts w:ascii="Latha" w:hAnsi="Latha" w:cs="Latha"/>
+                <w:sz w:val="28"/>
+                <w:szCs w:val="28"/>
+                <w:cs/>
+                <w:lang w:bidi="ta-IN"/>
+              </w:rPr>
+              <w:t>அ</w:t>
+            </w:r>
+            <w:r>
+              <w:rPr>
+                <w:rFonts w:ascii="BRH Tamil Tab Extra" w:hAnsi="BRH Tamil Tab Extra" w:cs="Latha"/>
+                <w:b/>
+                <w:sz w:val="36"/>
+                <w:szCs w:val="28"/>
+                <w:lang w:bidi="ta-IN"/>
+              </w:rPr>
+              <w:t>…</w:t>
+            </w:r>
+            <w:r>
+              <w:rPr>
+                <w:rFonts w:ascii="Latha" w:hAnsi="Latha" w:cs="Latha"/>
+                <w:sz w:val="28"/>
+                <w:szCs w:val="28"/>
+                <w:cs/>
+                <w:lang w:bidi="ta-IN"/>
+              </w:rPr>
+              <w:t>க்</w:t>
+            </w:r>
+            <w:r>
+              <w:rPr>
+                <w:rFonts w:ascii="Latha" w:hAnsi="Latha" w:cs="Latha"/>
+                <w:b/>
+                <w:bCs/>
+                <w:position w:val="-12"/>
+                <w:sz w:val="28"/>
+                <w:szCs w:val="28"/>
+                <w:cs/>
+                <w:lang w:bidi="ta-IN"/>
+              </w:rPr>
+              <w:t>3</w:t>
+            </w:r>
+            <w:r>
+              <w:rPr>
+                <w:rFonts w:ascii="Latha" w:hAnsi="Latha" w:cs="Latha"/>
+                <w:sz w:val="28"/>
+                <w:szCs w:val="28"/>
+                <w:cs/>
+                <w:lang w:bidi="ta-IN"/>
+              </w:rPr>
+              <w:t>னே</w:t>
+            </w:r>
+            <w:r>
+              <w:rPr>
+                <w:rFonts w:ascii="BRH Tamil Tab Extra" w:hAnsi="BRH Tamil Tab Extra" w:cs="Latha"/>
+                <w:b/>
+                <w:sz w:val="36"/>
+                <w:szCs w:val="28"/>
+                <w:lang w:bidi="ta-IN"/>
+              </w:rPr>
+              <w:t>…</w:t>
+            </w:r>
+            <w:r>
+              <w:rPr>
+                <w:rFonts w:ascii="Latha" w:hAnsi="Latha" w:cs="Latha"/>
+                <w:sz w:val="28"/>
+                <w:szCs w:val="28"/>
+                <w:lang w:bidi="ta-IN"/>
+              </w:rPr>
+              <w:t xml:space="preserve"> | </w:t>
+            </w:r>
+          </w:p>
+          <w:p>
+            <w:pPr>
+              <w:widowControl w:val="0"/>
+              <w:autoSpaceDE w:val="0"/>
+              <w:autoSpaceDN w:val="0"/>
+              <w:adjustRightInd w:val="0"/>
+              <w:spacing w:before="0" w:line="240" w:lineRule="auto"/>
+              <w:rPr>
+                <w:rFonts w:ascii="BRH Malayalam Extra" w:hAnsi="BRH Malayalam Extra" w:cs="BRH Malayalam Extra"/>
+                <w:color w:val="000000"/>
+                <w:sz w:val="36"/>
+                <w:szCs w:val="40"/>
+              </w:rPr>
+            </w:pPr>
+            <w:r>
+              <w:rPr>
+                <w:rFonts w:ascii="Latha" w:hAnsi="Latha" w:cs="Latha"/>
+                <w:sz w:val="28"/>
+                <w:szCs w:val="28"/>
+                <w:cs/>
+                <w:lang w:bidi="ta-IN"/>
+              </w:rPr>
+              <w:t>அ</w:t>
+            </w:r>
+            <w:r>
+              <w:rPr>
+                <w:rFonts w:ascii="BRH Tamil Tab Extra" w:hAnsi="BRH Tamil Tab Extra" w:cs="Latha"/>
+                <w:b/>
+                <w:sz w:val="36"/>
+                <w:szCs w:val="28"/>
+                <w:lang w:bidi="ta-IN"/>
+              </w:rPr>
+              <w:t>…</w:t>
+            </w:r>
+            <w:r>
+              <w:rPr>
+                <w:rFonts w:ascii="Latha" w:hAnsi="Latha" w:cs="Latha"/>
+                <w:sz w:val="28"/>
+                <w:szCs w:val="28"/>
+                <w:cs/>
+                <w:lang w:bidi="ta-IN"/>
+              </w:rPr>
+              <w:t>க்</w:t>
+            </w:r>
+            <w:r>
+              <w:rPr>
+                <w:rFonts w:ascii="Latha" w:hAnsi="Latha" w:cs="Latha"/>
+                <w:b/>
+                <w:bCs/>
+                <w:position w:val="-12"/>
+                <w:sz w:val="28"/>
+                <w:szCs w:val="28"/>
+                <w:cs/>
+                <w:lang w:bidi="ta-IN"/>
+              </w:rPr>
+              <w:t>3</w:t>
+            </w:r>
+            <w:r>
+              <w:rPr>
+                <w:rFonts w:ascii="Latha" w:hAnsi="Latha" w:cs="Latha"/>
+                <w:sz w:val="28"/>
+                <w:szCs w:val="28"/>
+                <w:highlight w:val="green"/>
+                <w:cs/>
+                <w:lang w:bidi="ta-IN"/>
+              </w:rPr>
+              <w:t>ன</w:t>
+            </w:r>
+            <w:r>
+              <w:rPr>
+                <w:rFonts w:ascii="BRH Tamil Tab Extra" w:hAnsi="BRH Tamil Tab Extra" w:cs="Latha"/>
+                <w:b/>
+                <w:sz w:val="36"/>
+                <w:szCs w:val="28"/>
+                <w:lang w:bidi="ta-IN"/>
+              </w:rPr>
+              <w:t>…</w:t>
+            </w:r>
+            <w:r>
+              <w:rPr>
+                <w:rFonts w:ascii="Latha" w:hAnsi="Latha" w:cs="Latha"/>
+                <w:sz w:val="28"/>
+                <w:szCs w:val="28"/>
+                <w:lang w:bidi="ta-IN"/>
+              </w:rPr>
+              <w:t xml:space="preserve"> </w:t>
+            </w:r>
+            <w:r>
+              <w:rPr>
+                <w:rFonts w:ascii="Latha" w:hAnsi="Latha" w:cs="Latha"/>
+                <w:sz w:val="28"/>
+                <w:szCs w:val="28"/>
+                <w:cs/>
+                <w:lang w:bidi="ta-IN"/>
+              </w:rPr>
+              <w:t>இத்ய</w:t>
+            </w:r>
+            <w:r>
+              <w:rPr>
+                <w:rFonts w:ascii="BRH Tamil Tab Extra" w:hAnsi="BRH Tamil Tab Extra" w:cs="Latha"/>
+                <w:b/>
+                <w:sz w:val="36"/>
+                <w:szCs w:val="28"/>
+                <w:lang w:bidi="ta-IN"/>
+              </w:rPr>
+              <w:t>†</w:t>
+            </w:r>
+            <w:r>
+              <w:rPr>
+                <w:rFonts w:ascii="Latha" w:hAnsi="Latha" w:cs="Latha"/>
+                <w:sz w:val="28"/>
+                <w:szCs w:val="28"/>
+                <w:cs/>
+                <w:lang w:bidi="ta-IN"/>
+              </w:rPr>
+              <w:t>க்</w:t>
+            </w:r>
+            <w:r>
+              <w:rPr>
+                <w:rFonts w:ascii="Latha" w:hAnsi="Latha" w:cs="Latha"/>
+                <w:b/>
+                <w:bCs/>
+                <w:position w:val="-12"/>
+                <w:sz w:val="28"/>
+                <w:szCs w:val="28"/>
+                <w:cs/>
+                <w:lang w:bidi="ta-IN"/>
+              </w:rPr>
+              <w:t>3</w:t>
+            </w:r>
+            <w:r>
+              <w:rPr>
+                <w:rFonts w:ascii="Latha" w:hAnsi="Latha" w:cs="Latha"/>
+                <w:sz w:val="28"/>
+                <w:szCs w:val="28"/>
+                <w:cs/>
+                <w:lang w:bidi="ta-IN"/>
+              </w:rPr>
+              <w:t>னே</w:t>
+            </w:r>
+            <w:r>
+              <w:rPr>
+                <w:rFonts w:ascii="Latha" w:hAnsi="Latha" w:cs="Latha"/>
+                <w:sz w:val="28"/>
+                <w:szCs w:val="28"/>
+                <w:lang w:bidi="ta-IN"/>
+              </w:rPr>
+              <w:t xml:space="preserve"> ||</w:t>
+            </w:r>
+          </w:p>
+        </w:tc>
+      </w:tr>
+    </w:tbl>
+    <w:p>
+      <w:pPr>
+        <w:jc w:val="center"/>
+        <w:rPr>
+          <w:b/>
+          <w:bCs/>
+          <w:sz w:val="32"/>
+          <w:szCs w:val="32"/>
+          <w:u w:val="single"/>
+        </w:rPr>
+      </w:pPr>
+      <w:r>
+        <w:rPr>
+          <w:b/>
+          <w:bCs/>
+          <w:sz w:val="32"/>
+          <w:szCs w:val="32"/>
+          <w:u w:val="single"/>
+        </w:rPr>
+        <w:t>==========</w:t>
+      </w:r>
+    </w:p>
+    <w:p>
+      <w:pPr>
+        <w:jc w:val="center"/>
+        <w:rPr>
+          <w:b/>
+          <w:bCs/>
+          <w:sz w:val="32"/>
+          <w:szCs w:val="32"/>
+          <w:u w:val="single"/>
+        </w:rPr>
+      </w:pPr>
+    </w:p>
+    <w:p>
+      <w:pPr>
+        <w:jc w:val="center"/>
+        <w:rPr>
+          <w:b/>
+          <w:bCs/>
+          <w:sz w:val="32"/>
+          <w:szCs w:val="32"/>
+          <w:u w:val="single"/>
+        </w:rPr>
+      </w:pPr>
+    </w:p>
+    <w:p>
+      <w:pPr>
+        <w:jc w:val="center"/>
+        <w:rPr>
+          <w:b/>
+          <w:bCs/>
+          <w:sz w:val="32"/>
+          <w:szCs w:val="32"/>
+          <w:u w:val="single"/>
+        </w:rPr>
+      </w:pPr>
+    </w:p>
     <w:p>
       <w:pPr>
         <w:jc w:val="center"/>
@@ -139,23 +1116,7 @@
           <w:b/>
           <w:bCs/>
         </w:rPr>
-        <w:t>(</w:t>
-      </w:r>
-      <w:proofErr w:type="gramStart"/>
-      <w:r>
-        <w:rPr>
-          <w:b/>
-          <w:bCs/>
-        </w:rPr>
-        <w:t>ignore</w:t>
-      </w:r>
-      <w:proofErr w:type="gramEnd"/>
-      <w:r>
-        <w:rPr>
-          <w:b/>
-          <w:bCs/>
-        </w:rPr>
-        <w:t xml:space="preserve"> those which are already incorporated in your book’s version and date)</w:t>
+        <w:t>(ignore those which are already incorporated in your book’s version and date)</w:t>
       </w:r>
     </w:p>
     <w:tbl>
@@ -1147,6 +2108,7 @@
           <w:b/>
           <w:bCs/>
         </w:rPr>
+        <w:lastRenderedPageBreak/>
         <w:t>(ignore those which are already incorporated in your book’s version and date)</w:t>
       </w:r>
     </w:p>
@@ -2896,7 +3858,6 @@
                 <w:sz w:val="28"/>
                 <w:szCs w:val="32"/>
               </w:rPr>
-              <w:lastRenderedPageBreak/>
               <w:t>T.S.</w:t>
             </w:r>
             <w:r>
@@ -5666,23 +6627,7 @@
                 <w:b/>
                 <w:bCs/>
               </w:rPr>
-              <w:t xml:space="preserve">ma </w:t>
-            </w:r>
-            <w:proofErr w:type="spellStart"/>
-            <w:r>
-              <w:rPr>
-                <w:b/>
-                <w:bCs/>
-              </w:rPr>
-              <w:t>vaakyam</w:t>
-            </w:r>
-            <w:proofErr w:type="spellEnd"/>
-            <w:r>
-              <w:rPr>
-                <w:b/>
-                <w:bCs/>
-              </w:rPr>
-              <w:t xml:space="preserve"> was omitted by mistake</w:t>
+              <w:t>ma vaakyam was omitted by mistake</w:t>
             </w:r>
             <w:r>
               <w:rPr>
@@ -7137,7 +8082,6 @@
                 <w:sz w:val="28"/>
                 <w:szCs w:val="32"/>
               </w:rPr>
-              <w:lastRenderedPageBreak/>
               <w:t>T.S.4.2.7.3 – Kramam</w:t>
             </w:r>
           </w:p>
@@ -8385,6 +9329,7 @@
                 <w:sz w:val="28"/>
                 <w:szCs w:val="32"/>
               </w:rPr>
+              <w:lastRenderedPageBreak/>
               <w:t>T.S.4.2.11.2 – Kramam</w:t>
             </w:r>
           </w:p>
@@ -9210,23 +10155,7 @@
           <w:b/>
           <w:bCs/>
         </w:rPr>
-        <w:t>(</w:t>
-      </w:r>
-      <w:proofErr w:type="gramStart"/>
-      <w:r>
-        <w:rPr>
-          <w:b/>
-          <w:bCs/>
-        </w:rPr>
-        <w:t>ignore</w:t>
-      </w:r>
-      <w:proofErr w:type="gramEnd"/>
-      <w:r>
-        <w:rPr>
-          <w:b/>
-          <w:bCs/>
-        </w:rPr>
-        <w:t xml:space="preserve"> those which are already incorporated in your book’s version and date)</w:t>
+        <w:t>(ignore those which are already incorporated in your book’s version and date)</w:t>
       </w:r>
     </w:p>
     <w:tbl>
@@ -9474,7 +10403,7 @@
 </file>
 
 <file path=word/endnotes.xml><?xml version="1.0" encoding="utf-8"?>
-<w:endnotes xmlns:wpc="http://schemas.microsoft.com/office/word/2010/wordprocessingCanvas" xmlns:cx="http://schemas.microsoft.com/office/drawing/2014/chartex" xmlns:cx1="http://schemas.microsoft.com/office/drawing/2015/9/8/chartex" xmlns:cx2="http://schemas.microsoft.com/office/drawing/2015/10/21/chartex" xmlns:cx3="http://schemas.microsoft.com/office/drawing/2016/5/9/chartex" xmlns:cx4="http://schemas.microsoft.com/office/drawing/2016/5/10/chartex" xmlns:cx5="http://schemas.microsoft.com/office/drawing/2016/5/11/chartex" xmlns:cx6="http://schemas.microsoft.com/office/drawing/2016/5/12/chartex" xmlns:cx7="http://schemas.microsoft.com/office/drawing/2016/5/13/chartex" xmlns:cx8="http://schemas.microsoft.com/office/drawing/2016/5/14/chartex" xmlns:mc="http://schemas.openxmlformats.org/markup-compatibility/2006" xmlns:aink="http://schemas.microsoft.com/office/drawing/2016/ink" xmlns:am3d="http://schemas.microsoft.com/office/drawing/2017/model3d" xmlns:o="urn:schemas-microsoft-com:office:office" xmlns:oel="http://schemas.microsoft.com/office/2019/extlst" xmlns:r="http://schemas.openxmlformats.org/officeDocument/2006/relationships" xmlns:m="http://schemas.openxmlformats.org/officeDocument/2006/math" xmlns:v="urn:schemas-microsoft-com:vml" xmlns:wp14="http://schemas.microsoft.com/office/word/2010/wordprocessingDrawing" xmlns:wp="http://schemas.openxmlformats.org/drawingml/2006/wordprocessingDrawing" xmlns:w10="urn:schemas-microsoft-com:office:word" xmlns:w="http://schemas.openxmlformats.org/wordprocessingml/2006/main" xmlns:w14="http://schemas.microsoft.com/office/word/2010/wordml" xmlns:w15="http://schemas.microsoft.com/office/word/2012/wordml" xmlns:w16cex="http://schemas.microsoft.com/office/word/2018/wordml/cex" xmlns:w16cid="http://schemas.microsoft.com/office/word/2016/wordml/cid" xmlns:w16="http://schemas.microsoft.com/office/word/2018/wordml" xmlns:w16sdtdh="http://schemas.microsoft.com/office/word/2020/wordml/sdtdatahash" xmlns:w16se="http://schemas.microsoft.com/office/word/2015/wordml/symex" xmlns:wpg="http://schemas.microsoft.com/office/word/2010/wordprocessingGroup" xmlns:wpi="http://schemas.microsoft.com/office/word/2010/wordprocessingInk" xmlns:wne="http://schemas.microsoft.com/office/word/2006/wordml" xmlns:wps="http://schemas.microsoft.com/office/word/2010/wordprocessingShape" mc:Ignorable="w14 w15 w16se w16cid w16 w16cex w16sdtdh wp14">
+<w:endnotes xmlns:wpc="http://schemas.microsoft.com/office/word/2010/wordprocessingCanvas" xmlns:cx="http://schemas.microsoft.com/office/drawing/2014/chartex" xmlns:cx1="http://schemas.microsoft.com/office/drawing/2015/9/8/chartex" xmlns:cx2="http://schemas.microsoft.com/office/drawing/2015/10/21/chartex" xmlns:cx3="http://schemas.microsoft.com/office/drawing/2016/5/9/chartex" xmlns:cx4="http://schemas.microsoft.com/office/drawing/2016/5/10/chartex" xmlns:cx5="http://schemas.microsoft.com/office/drawing/2016/5/11/chartex" xmlns:cx6="http://schemas.microsoft.com/office/drawing/2016/5/12/chartex" xmlns:cx7="http://schemas.microsoft.com/office/drawing/2016/5/13/chartex" xmlns:cx8="http://schemas.microsoft.com/office/drawing/2016/5/14/chartex" xmlns:mc="http://schemas.openxmlformats.org/markup-compatibility/2006" xmlns:aink="http://schemas.microsoft.com/office/drawing/2016/ink" xmlns:am3d="http://schemas.microsoft.com/office/drawing/2017/model3d" xmlns:o="urn:schemas-microsoft-com:office:office" xmlns:oel="http://schemas.microsoft.com/office/2019/extlst" xmlns:r="http://schemas.openxmlformats.org/officeDocument/2006/relationships" xmlns:m="http://schemas.openxmlformats.org/officeDocument/2006/math" xmlns:v="urn:schemas-microsoft-com:vml" xmlns:wp14="http://schemas.microsoft.com/office/word/2010/wordprocessingDrawing" xmlns:wp="http://schemas.openxmlformats.org/drawingml/2006/wordprocessingDrawing" xmlns:w10="urn:schemas-microsoft-com:office:word" xmlns:w="http://schemas.openxmlformats.org/wordprocessingml/2006/main" xmlns:w14="http://schemas.microsoft.com/office/word/2010/wordml" xmlns:w15="http://schemas.microsoft.com/office/word/2012/wordml" xmlns:w16cei="http://schemas.microsoft.com/office/word/2026/wordml/cei" xmlns:w16cex="http://schemas.microsoft.com/office/word/2018/wordml/cex" xmlns:w16cid="http://schemas.microsoft.com/office/word/2016/wordml/cid" xmlns:w16="http://schemas.microsoft.com/office/word/2018/wordml" xmlns:w16du="http://schemas.microsoft.com/office/word/2023/wordml/word16du" xmlns:w16sdtdh="http://schemas.microsoft.com/office/word/2020/wordml/sdtdatahash" xmlns:w16sdtfl="http://schemas.microsoft.com/office/word/2024/wordml/sdtformatlock" xmlns:w16se="http://schemas.microsoft.com/office/word/2015/wordml/symex" xmlns:wpg="http://schemas.microsoft.com/office/word/2010/wordprocessingGroup" xmlns:wpi="http://schemas.microsoft.com/office/word/2010/wordprocessingInk" xmlns:wne="http://schemas.microsoft.com/office/word/2006/wordml" xmlns:wps="http://schemas.microsoft.com/office/word/2010/wordprocessingShape" mc:Ignorable="w14 w15 w16se w16cid w16 w16cex w16sdtdh w16sdtfl w16du wp14">
   <w:endnote w:type="separator" w:id="-1">
     <w:p>
       <w:pPr>
@@ -9499,7 +10428,7 @@
 </file>
 
 <file path=word/footer1.xml><?xml version="1.0" encoding="utf-8"?>
-<w:ftr xmlns:wpc="http://schemas.microsoft.com/office/word/2010/wordprocessingCanvas" xmlns:cx="http://schemas.microsoft.com/office/drawing/2014/chartex" xmlns:cx1="http://schemas.microsoft.com/office/drawing/2015/9/8/chartex" xmlns:cx2="http://schemas.microsoft.com/office/drawing/2015/10/21/chartex" xmlns:cx3="http://schemas.microsoft.com/office/drawing/2016/5/9/chartex" xmlns:cx4="http://schemas.microsoft.com/office/drawing/2016/5/10/chartex" xmlns:cx5="http://schemas.microsoft.com/office/drawing/2016/5/11/chartex" xmlns:cx6="http://schemas.microsoft.com/office/drawing/2016/5/12/chartex" xmlns:cx7="http://schemas.microsoft.com/office/drawing/2016/5/13/chartex" xmlns:cx8="http://schemas.microsoft.com/office/drawing/2016/5/14/chartex" xmlns:mc="http://schemas.openxmlformats.org/markup-compatibility/2006" xmlns:aink="http://schemas.microsoft.com/office/drawing/2016/ink" xmlns:am3d="http://schemas.microsoft.com/office/drawing/2017/model3d" xmlns:o="urn:schemas-microsoft-com:office:office" xmlns:oel="http://schemas.microsoft.com/office/2019/extlst" xmlns:r="http://schemas.openxmlformats.org/officeDocument/2006/relationships" xmlns:m="http://schemas.openxmlformats.org/officeDocument/2006/math" xmlns:v="urn:schemas-microsoft-com:vml" xmlns:wp14="http://schemas.microsoft.com/office/word/2010/wordprocessingDrawing" xmlns:wp="http://schemas.openxmlformats.org/drawingml/2006/wordprocessingDrawing" xmlns:w10="urn:schemas-microsoft-com:office:word" xmlns:w="http://schemas.openxmlformats.org/wordprocessingml/2006/main" xmlns:w14="http://schemas.microsoft.com/office/word/2010/wordml" xmlns:w15="http://schemas.microsoft.com/office/word/2012/wordml" xmlns:w16cex="http://schemas.microsoft.com/office/word/2018/wordml/cex" xmlns:w16cid="http://schemas.microsoft.com/office/word/2016/wordml/cid" xmlns:w16="http://schemas.microsoft.com/office/word/2018/wordml" xmlns:w16sdtdh="http://schemas.microsoft.com/office/word/2020/wordml/sdtdatahash" xmlns:w16se="http://schemas.microsoft.com/office/word/2015/wordml/symex" xmlns:wpg="http://schemas.microsoft.com/office/word/2010/wordprocessingGroup" xmlns:wpi="http://schemas.microsoft.com/office/word/2010/wordprocessingInk" xmlns:wne="http://schemas.microsoft.com/office/word/2006/wordml" xmlns:wps="http://schemas.microsoft.com/office/word/2010/wordprocessingShape" mc:Ignorable="w14 w15 w16se w16cid w16 w16cex w16sdtdh wp14">
+<w:ftr xmlns:wpc="http://schemas.microsoft.com/office/word/2010/wordprocessingCanvas" xmlns:cx="http://schemas.microsoft.com/office/drawing/2014/chartex" xmlns:cx1="http://schemas.microsoft.com/office/drawing/2015/9/8/chartex" xmlns:cx2="http://schemas.microsoft.com/office/drawing/2015/10/21/chartex" xmlns:cx3="http://schemas.microsoft.com/office/drawing/2016/5/9/chartex" xmlns:cx4="http://schemas.microsoft.com/office/drawing/2016/5/10/chartex" xmlns:cx5="http://schemas.microsoft.com/office/drawing/2016/5/11/chartex" xmlns:cx6="http://schemas.microsoft.com/office/drawing/2016/5/12/chartex" xmlns:cx7="http://schemas.microsoft.com/office/drawing/2016/5/13/chartex" xmlns:cx8="http://schemas.microsoft.com/office/drawing/2016/5/14/chartex" xmlns:mc="http://schemas.openxmlformats.org/markup-compatibility/2006" xmlns:aink="http://schemas.microsoft.com/office/drawing/2016/ink" xmlns:am3d="http://schemas.microsoft.com/office/drawing/2017/model3d" xmlns:o="urn:schemas-microsoft-com:office:office" xmlns:oel="http://schemas.microsoft.com/office/2019/extlst" xmlns:r="http://schemas.openxmlformats.org/officeDocument/2006/relationships" xmlns:m="http://schemas.openxmlformats.org/officeDocument/2006/math" xmlns:v="urn:schemas-microsoft-com:vml" xmlns:wp14="http://schemas.microsoft.com/office/word/2010/wordprocessingDrawing" xmlns:wp="http://schemas.openxmlformats.org/drawingml/2006/wordprocessingDrawing" xmlns:w10="urn:schemas-microsoft-com:office:word" xmlns:w="http://schemas.openxmlformats.org/wordprocessingml/2006/main" xmlns:w14="http://schemas.microsoft.com/office/word/2010/wordml" xmlns:w15="http://schemas.microsoft.com/office/word/2012/wordml" xmlns:w16cei="http://schemas.microsoft.com/office/word/2026/wordml/cei" xmlns:w16cex="http://schemas.microsoft.com/office/word/2018/wordml/cex" xmlns:w16cid="http://schemas.microsoft.com/office/word/2016/wordml/cid" xmlns:w16="http://schemas.microsoft.com/office/word/2018/wordml" xmlns:w16du="http://schemas.microsoft.com/office/word/2023/wordml/word16du" xmlns:w16sdtdh="http://schemas.microsoft.com/office/word/2020/wordml/sdtdatahash" xmlns:w16sdtfl="http://schemas.microsoft.com/office/word/2024/wordml/sdtformatlock" xmlns:w16se="http://schemas.microsoft.com/office/word/2015/wordml/symex" xmlns:wpg="http://schemas.microsoft.com/office/word/2010/wordprocessingGroup" xmlns:wpi="http://schemas.microsoft.com/office/word/2010/wordprocessingInk" xmlns:wne="http://schemas.microsoft.com/office/word/2006/wordml" xmlns:wps="http://schemas.microsoft.com/office/word/2010/wordprocessingShape" mc:Ignorable="w14 w15 w16se w16cid w16 w16cex w16sdtdh w16sdtfl w16du wp14">
   <w:p>
     <w:pPr>
       <w:pBdr>
@@ -9681,7 +10610,7 @@
 </file>
 
 <file path=word/footer2.xml><?xml version="1.0" encoding="utf-8"?>
-<w:ftr xmlns:wpc="http://schemas.microsoft.com/office/word/2010/wordprocessingCanvas" xmlns:cx="http://schemas.microsoft.com/office/drawing/2014/chartex" xmlns:cx1="http://schemas.microsoft.com/office/drawing/2015/9/8/chartex" xmlns:cx2="http://schemas.microsoft.com/office/drawing/2015/10/21/chartex" xmlns:cx3="http://schemas.microsoft.com/office/drawing/2016/5/9/chartex" xmlns:cx4="http://schemas.microsoft.com/office/drawing/2016/5/10/chartex" xmlns:cx5="http://schemas.microsoft.com/office/drawing/2016/5/11/chartex" xmlns:cx6="http://schemas.microsoft.com/office/drawing/2016/5/12/chartex" xmlns:cx7="http://schemas.microsoft.com/office/drawing/2016/5/13/chartex" xmlns:cx8="http://schemas.microsoft.com/office/drawing/2016/5/14/chartex" xmlns:mc="http://schemas.openxmlformats.org/markup-compatibility/2006" xmlns:aink="http://schemas.microsoft.com/office/drawing/2016/ink" xmlns:am3d="http://schemas.microsoft.com/office/drawing/2017/model3d" xmlns:o="urn:schemas-microsoft-com:office:office" xmlns:oel="http://schemas.microsoft.com/office/2019/extlst" xmlns:r="http://schemas.openxmlformats.org/officeDocument/2006/relationships" xmlns:m="http://schemas.openxmlformats.org/officeDocument/2006/math" xmlns:v="urn:schemas-microsoft-com:vml" xmlns:wp14="http://schemas.microsoft.com/office/word/2010/wordprocessingDrawing" xmlns:wp="http://schemas.openxmlformats.org/drawingml/2006/wordprocessingDrawing" xmlns:w10="urn:schemas-microsoft-com:office:word" xmlns:w="http://schemas.openxmlformats.org/wordprocessingml/2006/main" xmlns:w14="http://schemas.microsoft.com/office/word/2010/wordml" xmlns:w15="http://schemas.microsoft.com/office/word/2012/wordml" xmlns:w16cex="http://schemas.microsoft.com/office/word/2018/wordml/cex" xmlns:w16cid="http://schemas.microsoft.com/office/word/2016/wordml/cid" xmlns:w16="http://schemas.microsoft.com/office/word/2018/wordml" xmlns:w16sdtdh="http://schemas.microsoft.com/office/word/2020/wordml/sdtdatahash" xmlns:w16se="http://schemas.microsoft.com/office/word/2015/wordml/symex" xmlns:wpg="http://schemas.microsoft.com/office/word/2010/wordprocessingGroup" xmlns:wpi="http://schemas.microsoft.com/office/word/2010/wordprocessingInk" xmlns:wne="http://schemas.microsoft.com/office/word/2006/wordml" xmlns:wps="http://schemas.microsoft.com/office/word/2010/wordprocessingShape" mc:Ignorable="w14 w15 w16se w16cid w16 w16cex w16sdtdh wp14">
+<w:ftr xmlns:wpc="http://schemas.microsoft.com/office/word/2010/wordprocessingCanvas" xmlns:cx="http://schemas.microsoft.com/office/drawing/2014/chartex" xmlns:cx1="http://schemas.microsoft.com/office/drawing/2015/9/8/chartex" xmlns:cx2="http://schemas.microsoft.com/office/drawing/2015/10/21/chartex" xmlns:cx3="http://schemas.microsoft.com/office/drawing/2016/5/9/chartex" xmlns:cx4="http://schemas.microsoft.com/office/drawing/2016/5/10/chartex" xmlns:cx5="http://schemas.microsoft.com/office/drawing/2016/5/11/chartex" xmlns:cx6="http://schemas.microsoft.com/office/drawing/2016/5/12/chartex" xmlns:cx7="http://schemas.microsoft.com/office/drawing/2016/5/13/chartex" xmlns:cx8="http://schemas.microsoft.com/office/drawing/2016/5/14/chartex" xmlns:mc="http://schemas.openxmlformats.org/markup-compatibility/2006" xmlns:aink="http://schemas.microsoft.com/office/drawing/2016/ink" xmlns:am3d="http://schemas.microsoft.com/office/drawing/2017/model3d" xmlns:o="urn:schemas-microsoft-com:office:office" xmlns:oel="http://schemas.microsoft.com/office/2019/extlst" xmlns:r="http://schemas.openxmlformats.org/officeDocument/2006/relationships" xmlns:m="http://schemas.openxmlformats.org/officeDocument/2006/math" xmlns:v="urn:schemas-microsoft-com:vml" xmlns:wp14="http://schemas.microsoft.com/office/word/2010/wordprocessingDrawing" xmlns:wp="http://schemas.openxmlformats.org/drawingml/2006/wordprocessingDrawing" xmlns:w10="urn:schemas-microsoft-com:office:word" xmlns:w="http://schemas.openxmlformats.org/wordprocessingml/2006/main" xmlns:w14="http://schemas.microsoft.com/office/word/2010/wordml" xmlns:w15="http://schemas.microsoft.com/office/word/2012/wordml" xmlns:w16cei="http://schemas.microsoft.com/office/word/2026/wordml/cei" xmlns:w16cex="http://schemas.microsoft.com/office/word/2018/wordml/cex" xmlns:w16cid="http://schemas.microsoft.com/office/word/2016/wordml/cid" xmlns:w16="http://schemas.microsoft.com/office/word/2018/wordml" xmlns:w16du="http://schemas.microsoft.com/office/word/2023/wordml/word16du" xmlns:w16sdtdh="http://schemas.microsoft.com/office/word/2020/wordml/sdtdatahash" xmlns:w16sdtfl="http://schemas.microsoft.com/office/word/2024/wordml/sdtformatlock" xmlns:w16se="http://schemas.microsoft.com/office/word/2015/wordml/symex" xmlns:wpg="http://schemas.microsoft.com/office/word/2010/wordprocessingGroup" xmlns:wpi="http://schemas.microsoft.com/office/word/2010/wordprocessingInk" xmlns:wne="http://schemas.microsoft.com/office/word/2006/wordml" xmlns:wps="http://schemas.microsoft.com/office/word/2010/wordprocessingShape" mc:Ignorable="w14 w15 w16se w16cid w16 w16cex w16sdtdh w16sdtfl w16du wp14">
   <w:p>
     <w:pPr>
       <w:pBdr>
@@ -9871,7 +10800,7 @@
 </file>
 
 <file path=word/footer3.xml><?xml version="1.0" encoding="utf-8"?>
-<w:ftr xmlns:wpc="http://schemas.microsoft.com/office/word/2010/wordprocessingCanvas" xmlns:cx="http://schemas.microsoft.com/office/drawing/2014/chartex" xmlns:cx1="http://schemas.microsoft.com/office/drawing/2015/9/8/chartex" xmlns:cx2="http://schemas.microsoft.com/office/drawing/2015/10/21/chartex" xmlns:cx3="http://schemas.microsoft.com/office/drawing/2016/5/9/chartex" xmlns:cx4="http://schemas.microsoft.com/office/drawing/2016/5/10/chartex" xmlns:cx5="http://schemas.microsoft.com/office/drawing/2016/5/11/chartex" xmlns:cx6="http://schemas.microsoft.com/office/drawing/2016/5/12/chartex" xmlns:cx7="http://schemas.microsoft.com/office/drawing/2016/5/13/chartex" xmlns:cx8="http://schemas.microsoft.com/office/drawing/2016/5/14/chartex" xmlns:mc="http://schemas.openxmlformats.org/markup-compatibility/2006" xmlns:aink="http://schemas.microsoft.com/office/drawing/2016/ink" xmlns:am3d="http://schemas.microsoft.com/office/drawing/2017/model3d" xmlns:o="urn:schemas-microsoft-com:office:office" xmlns:oel="http://schemas.microsoft.com/office/2019/extlst" xmlns:r="http://schemas.openxmlformats.org/officeDocument/2006/relationships" xmlns:m="http://schemas.openxmlformats.org/officeDocument/2006/math" xmlns:v="urn:schemas-microsoft-com:vml" xmlns:wp14="http://schemas.microsoft.com/office/word/2010/wordprocessingDrawing" xmlns:wp="http://schemas.openxmlformats.org/drawingml/2006/wordprocessingDrawing" xmlns:w10="urn:schemas-microsoft-com:office:word" xmlns:w="http://schemas.openxmlformats.org/wordprocessingml/2006/main" xmlns:w14="http://schemas.microsoft.com/office/word/2010/wordml" xmlns:w15="http://schemas.microsoft.com/office/word/2012/wordml" xmlns:w16cex="http://schemas.microsoft.com/office/word/2018/wordml/cex" xmlns:w16cid="http://schemas.microsoft.com/office/word/2016/wordml/cid" xmlns:w16="http://schemas.microsoft.com/office/word/2018/wordml" xmlns:w16sdtdh="http://schemas.microsoft.com/office/word/2020/wordml/sdtdatahash" xmlns:w16se="http://schemas.microsoft.com/office/word/2015/wordml/symex" xmlns:wpg="http://schemas.microsoft.com/office/word/2010/wordprocessingGroup" xmlns:wpi="http://schemas.microsoft.com/office/word/2010/wordprocessingInk" xmlns:wne="http://schemas.microsoft.com/office/word/2006/wordml" xmlns:wps="http://schemas.microsoft.com/office/word/2010/wordprocessingShape" mc:Ignorable="w14 w15 w16se w16cid w16 w16cex w16sdtdh wp14">
+<w:ftr xmlns:wpc="http://schemas.microsoft.com/office/word/2010/wordprocessingCanvas" xmlns:cx="http://schemas.microsoft.com/office/drawing/2014/chartex" xmlns:cx1="http://schemas.microsoft.com/office/drawing/2015/9/8/chartex" xmlns:cx2="http://schemas.microsoft.com/office/drawing/2015/10/21/chartex" xmlns:cx3="http://schemas.microsoft.com/office/drawing/2016/5/9/chartex" xmlns:cx4="http://schemas.microsoft.com/office/drawing/2016/5/10/chartex" xmlns:cx5="http://schemas.microsoft.com/office/drawing/2016/5/11/chartex" xmlns:cx6="http://schemas.microsoft.com/office/drawing/2016/5/12/chartex" xmlns:cx7="http://schemas.microsoft.com/office/drawing/2016/5/13/chartex" xmlns:cx8="http://schemas.microsoft.com/office/drawing/2016/5/14/chartex" xmlns:mc="http://schemas.openxmlformats.org/markup-compatibility/2006" xmlns:aink="http://schemas.microsoft.com/office/drawing/2016/ink" xmlns:am3d="http://schemas.microsoft.com/office/drawing/2017/model3d" xmlns:o="urn:schemas-microsoft-com:office:office" xmlns:oel="http://schemas.microsoft.com/office/2019/extlst" xmlns:r="http://schemas.openxmlformats.org/officeDocument/2006/relationships" xmlns:m="http://schemas.openxmlformats.org/officeDocument/2006/math" xmlns:v="urn:schemas-microsoft-com:vml" xmlns:wp14="http://schemas.microsoft.com/office/word/2010/wordprocessingDrawing" xmlns:wp="http://schemas.openxmlformats.org/drawingml/2006/wordprocessingDrawing" xmlns:w10="urn:schemas-microsoft-com:office:word" xmlns:w="http://schemas.openxmlformats.org/wordprocessingml/2006/main" xmlns:w14="http://schemas.microsoft.com/office/word/2010/wordml" xmlns:w15="http://schemas.microsoft.com/office/word/2012/wordml" xmlns:w16cei="http://schemas.microsoft.com/office/word/2026/wordml/cei" xmlns:w16cex="http://schemas.microsoft.com/office/word/2018/wordml/cex" xmlns:w16cid="http://schemas.microsoft.com/office/word/2016/wordml/cid" xmlns:w16="http://schemas.microsoft.com/office/word/2018/wordml" xmlns:w16du="http://schemas.microsoft.com/office/word/2023/wordml/word16du" xmlns:w16sdtdh="http://schemas.microsoft.com/office/word/2020/wordml/sdtdatahash" xmlns:w16sdtfl="http://schemas.microsoft.com/office/word/2024/wordml/sdtformatlock" xmlns:w16se="http://schemas.microsoft.com/office/word/2015/wordml/symex" xmlns:wpg="http://schemas.microsoft.com/office/word/2010/wordprocessingGroup" xmlns:wpi="http://schemas.microsoft.com/office/word/2010/wordprocessingInk" xmlns:wne="http://schemas.microsoft.com/office/word/2006/wordml" xmlns:wps="http://schemas.microsoft.com/office/word/2010/wordprocessingShape" mc:Ignorable="w14 w15 w16se w16cid w16 w16cex w16sdtdh w16sdtfl w16du wp14">
   <w:p>
     <w:pPr>
       <w:pStyle w:val="Footer"/>
@@ -9881,7 +10810,7 @@
 </file>
 
 <file path=word/footnotes.xml><?xml version="1.0" encoding="utf-8"?>
-<w:footnotes xmlns:wpc="http://schemas.microsoft.com/office/word/2010/wordprocessingCanvas" xmlns:cx="http://schemas.microsoft.com/office/drawing/2014/chartex" xmlns:cx1="http://schemas.microsoft.com/office/drawing/2015/9/8/chartex" xmlns:cx2="http://schemas.microsoft.com/office/drawing/2015/10/21/chartex" xmlns:cx3="http://schemas.microsoft.com/office/drawing/2016/5/9/chartex" xmlns:cx4="http://schemas.microsoft.com/office/drawing/2016/5/10/chartex" xmlns:cx5="http://schemas.microsoft.com/office/drawing/2016/5/11/chartex" xmlns:cx6="http://schemas.microsoft.com/office/drawing/2016/5/12/chartex" xmlns:cx7="http://schemas.microsoft.com/office/drawing/2016/5/13/chartex" xmlns:cx8="http://schemas.microsoft.com/office/drawing/2016/5/14/chartex" xmlns:mc="http://schemas.openxmlformats.org/markup-compatibility/2006" xmlns:aink="http://schemas.microsoft.com/office/drawing/2016/ink" xmlns:am3d="http://schemas.microsoft.com/office/drawing/2017/model3d" xmlns:o="urn:schemas-microsoft-com:office:office" xmlns:oel="http://schemas.microsoft.com/office/2019/extlst" xmlns:r="http://schemas.openxmlformats.org/officeDocument/2006/relationships" xmlns:m="http://schemas.openxmlformats.org/officeDocument/2006/math" xmlns:v="urn:schemas-microsoft-com:vml" xmlns:wp14="http://schemas.microsoft.com/office/word/2010/wordprocessingDrawing" xmlns:wp="http://schemas.openxmlformats.org/drawingml/2006/wordprocessingDrawing" xmlns:w10="urn:schemas-microsoft-com:office:word" xmlns:w="http://schemas.openxmlformats.org/wordprocessingml/2006/main" xmlns:w14="http://schemas.microsoft.com/office/word/2010/wordml" xmlns:w15="http://schemas.microsoft.com/office/word/2012/wordml" xmlns:w16cex="http://schemas.microsoft.com/office/word/2018/wordml/cex" xmlns:w16cid="http://schemas.microsoft.com/office/word/2016/wordml/cid" xmlns:w16="http://schemas.microsoft.com/office/word/2018/wordml" xmlns:w16sdtdh="http://schemas.microsoft.com/office/word/2020/wordml/sdtdatahash" xmlns:w16se="http://schemas.microsoft.com/office/word/2015/wordml/symex" xmlns:wpg="http://schemas.microsoft.com/office/word/2010/wordprocessingGroup" xmlns:wpi="http://schemas.microsoft.com/office/word/2010/wordprocessingInk" xmlns:wne="http://schemas.microsoft.com/office/word/2006/wordml" xmlns:wps="http://schemas.microsoft.com/office/word/2010/wordprocessingShape" mc:Ignorable="w14 w15 w16se w16cid w16 w16cex w16sdtdh wp14">
+<w:footnotes xmlns:wpc="http://schemas.microsoft.com/office/word/2010/wordprocessingCanvas" xmlns:cx="http://schemas.microsoft.com/office/drawing/2014/chartex" xmlns:cx1="http://schemas.microsoft.com/office/drawing/2015/9/8/chartex" xmlns:cx2="http://schemas.microsoft.com/office/drawing/2015/10/21/chartex" xmlns:cx3="http://schemas.microsoft.com/office/drawing/2016/5/9/chartex" xmlns:cx4="http://schemas.microsoft.com/office/drawing/2016/5/10/chartex" xmlns:cx5="http://schemas.microsoft.com/office/drawing/2016/5/11/chartex" xmlns:cx6="http://schemas.microsoft.com/office/drawing/2016/5/12/chartex" xmlns:cx7="http://schemas.microsoft.com/office/drawing/2016/5/13/chartex" xmlns:cx8="http://schemas.microsoft.com/office/drawing/2016/5/14/chartex" xmlns:mc="http://schemas.openxmlformats.org/markup-compatibility/2006" xmlns:aink="http://schemas.microsoft.com/office/drawing/2016/ink" xmlns:am3d="http://schemas.microsoft.com/office/drawing/2017/model3d" xmlns:o="urn:schemas-microsoft-com:office:office" xmlns:oel="http://schemas.microsoft.com/office/2019/extlst" xmlns:r="http://schemas.openxmlformats.org/officeDocument/2006/relationships" xmlns:m="http://schemas.openxmlformats.org/officeDocument/2006/math" xmlns:v="urn:schemas-microsoft-com:vml" xmlns:wp14="http://schemas.microsoft.com/office/word/2010/wordprocessingDrawing" xmlns:wp="http://schemas.openxmlformats.org/drawingml/2006/wordprocessingDrawing" xmlns:w10="urn:schemas-microsoft-com:office:word" xmlns:w="http://schemas.openxmlformats.org/wordprocessingml/2006/main" xmlns:w14="http://schemas.microsoft.com/office/word/2010/wordml" xmlns:w15="http://schemas.microsoft.com/office/word/2012/wordml" xmlns:w16cei="http://schemas.microsoft.com/office/word/2026/wordml/cei" xmlns:w16cex="http://schemas.microsoft.com/office/word/2018/wordml/cex" xmlns:w16cid="http://schemas.microsoft.com/office/word/2016/wordml/cid" xmlns:w16="http://schemas.microsoft.com/office/word/2018/wordml" xmlns:w16du="http://schemas.microsoft.com/office/word/2023/wordml/word16du" xmlns:w16sdtdh="http://schemas.microsoft.com/office/word/2020/wordml/sdtdatahash" xmlns:w16sdtfl="http://schemas.microsoft.com/office/word/2024/wordml/sdtformatlock" xmlns:w16se="http://schemas.microsoft.com/office/word/2015/wordml/symex" xmlns:wpg="http://schemas.microsoft.com/office/word/2010/wordprocessingGroup" xmlns:wpi="http://schemas.microsoft.com/office/word/2010/wordprocessingInk" xmlns:wne="http://schemas.microsoft.com/office/word/2006/wordml" xmlns:wps="http://schemas.microsoft.com/office/word/2010/wordprocessingShape" mc:Ignorable="w14 w15 w16se w16cid w16 w16cex w16sdtdh w16sdtfl w16du wp14">
   <w:footnote w:type="separator" w:id="-1">
     <w:p>
       <w:pPr>
@@ -9906,7 +10835,7 @@
 </file>
 
 <file path=word/header1.xml><?xml version="1.0" encoding="utf-8"?>
-<w:hdr xmlns:wpc="http://schemas.microsoft.com/office/word/2010/wordprocessingCanvas" xmlns:cx="http://schemas.microsoft.com/office/drawing/2014/chartex" xmlns:cx1="http://schemas.microsoft.com/office/drawing/2015/9/8/chartex" xmlns:cx2="http://schemas.microsoft.com/office/drawing/2015/10/21/chartex" xmlns:cx3="http://schemas.microsoft.com/office/drawing/2016/5/9/chartex" xmlns:cx4="http://schemas.microsoft.com/office/drawing/2016/5/10/chartex" xmlns:cx5="http://schemas.microsoft.com/office/drawing/2016/5/11/chartex" xmlns:cx6="http://schemas.microsoft.com/office/drawing/2016/5/12/chartex" xmlns:cx7="http://schemas.microsoft.com/office/drawing/2016/5/13/chartex" xmlns:cx8="http://schemas.microsoft.com/office/drawing/2016/5/14/chartex" xmlns:mc="http://schemas.openxmlformats.org/markup-compatibility/2006" xmlns:aink="http://schemas.microsoft.com/office/drawing/2016/ink" xmlns:am3d="http://schemas.microsoft.com/office/drawing/2017/model3d" xmlns:o="urn:schemas-microsoft-com:office:office" xmlns:oel="http://schemas.microsoft.com/office/2019/extlst" xmlns:r="http://schemas.openxmlformats.org/officeDocument/2006/relationships" xmlns:m="http://schemas.openxmlformats.org/officeDocument/2006/math" xmlns:v="urn:schemas-microsoft-com:vml" xmlns:wp14="http://schemas.microsoft.com/office/word/2010/wordprocessingDrawing" xmlns:wp="http://schemas.openxmlformats.org/drawingml/2006/wordprocessingDrawing" xmlns:w10="urn:schemas-microsoft-com:office:word" xmlns:w="http://schemas.openxmlformats.org/wordprocessingml/2006/main" xmlns:w14="http://schemas.microsoft.com/office/word/2010/wordml" xmlns:w15="http://schemas.microsoft.com/office/word/2012/wordml" xmlns:w16cex="http://schemas.microsoft.com/office/word/2018/wordml/cex" xmlns:w16cid="http://schemas.microsoft.com/office/word/2016/wordml/cid" xmlns:w16="http://schemas.microsoft.com/office/word/2018/wordml" xmlns:w16sdtdh="http://schemas.microsoft.com/office/word/2020/wordml/sdtdatahash" xmlns:w16se="http://schemas.microsoft.com/office/word/2015/wordml/symex" xmlns:wpg="http://schemas.microsoft.com/office/word/2010/wordprocessingGroup" xmlns:wpi="http://schemas.microsoft.com/office/word/2010/wordprocessingInk" xmlns:wne="http://schemas.microsoft.com/office/word/2006/wordml" xmlns:wps="http://schemas.microsoft.com/office/word/2010/wordprocessingShape" mc:Ignorable="w14 w15 w16se w16cid w16 w16cex w16sdtdh wp14">
+<w:hdr xmlns:wpc="http://schemas.microsoft.com/office/word/2010/wordprocessingCanvas" xmlns:cx="http://schemas.microsoft.com/office/drawing/2014/chartex" xmlns:cx1="http://schemas.microsoft.com/office/drawing/2015/9/8/chartex" xmlns:cx2="http://schemas.microsoft.com/office/drawing/2015/10/21/chartex" xmlns:cx3="http://schemas.microsoft.com/office/drawing/2016/5/9/chartex" xmlns:cx4="http://schemas.microsoft.com/office/drawing/2016/5/10/chartex" xmlns:cx5="http://schemas.microsoft.com/office/drawing/2016/5/11/chartex" xmlns:cx6="http://schemas.microsoft.com/office/drawing/2016/5/12/chartex" xmlns:cx7="http://schemas.microsoft.com/office/drawing/2016/5/13/chartex" xmlns:cx8="http://schemas.microsoft.com/office/drawing/2016/5/14/chartex" xmlns:mc="http://schemas.openxmlformats.org/markup-compatibility/2006" xmlns:aink="http://schemas.microsoft.com/office/drawing/2016/ink" xmlns:am3d="http://schemas.microsoft.com/office/drawing/2017/model3d" xmlns:o="urn:schemas-microsoft-com:office:office" xmlns:oel="http://schemas.microsoft.com/office/2019/extlst" xmlns:r="http://schemas.openxmlformats.org/officeDocument/2006/relationships" xmlns:m="http://schemas.openxmlformats.org/officeDocument/2006/math" xmlns:v="urn:schemas-microsoft-com:vml" xmlns:wp14="http://schemas.microsoft.com/office/word/2010/wordprocessingDrawing" xmlns:wp="http://schemas.openxmlformats.org/drawingml/2006/wordprocessingDrawing" xmlns:w10="urn:schemas-microsoft-com:office:word" xmlns:w="http://schemas.openxmlformats.org/wordprocessingml/2006/main" xmlns:w14="http://schemas.microsoft.com/office/word/2010/wordml" xmlns:w15="http://schemas.microsoft.com/office/word/2012/wordml" xmlns:w16cei="http://schemas.microsoft.com/office/word/2026/wordml/cei" xmlns:w16cex="http://schemas.microsoft.com/office/word/2018/wordml/cex" xmlns:w16cid="http://schemas.microsoft.com/office/word/2016/wordml/cid" xmlns:w16="http://schemas.microsoft.com/office/word/2018/wordml" xmlns:w16du="http://schemas.microsoft.com/office/word/2023/wordml/word16du" xmlns:w16sdtdh="http://schemas.microsoft.com/office/word/2020/wordml/sdtdatahash" xmlns:w16sdtfl="http://schemas.microsoft.com/office/word/2024/wordml/sdtformatlock" xmlns:w16se="http://schemas.microsoft.com/office/word/2015/wordml/symex" xmlns:wpg="http://schemas.microsoft.com/office/word/2010/wordprocessingGroup" xmlns:wpi="http://schemas.microsoft.com/office/word/2010/wordprocessingInk" xmlns:wne="http://schemas.microsoft.com/office/word/2006/wordml" xmlns:wps="http://schemas.microsoft.com/office/word/2010/wordprocessingShape" mc:Ignorable="w14 w15 w16se w16cid w16 w16cex w16sdtdh w16sdtfl w16du wp14">
   <w:p>
     <w:pPr>
       <w:pStyle w:val="Header"/>
@@ -9919,7 +10848,7 @@
 </file>
 
 <file path=word/header2.xml><?xml version="1.0" encoding="utf-8"?>
-<w:hdr xmlns:wpc="http://schemas.microsoft.com/office/word/2010/wordprocessingCanvas" xmlns:cx="http://schemas.microsoft.com/office/drawing/2014/chartex" xmlns:cx1="http://schemas.microsoft.com/office/drawing/2015/9/8/chartex" xmlns:cx2="http://schemas.microsoft.com/office/drawing/2015/10/21/chartex" xmlns:cx3="http://schemas.microsoft.com/office/drawing/2016/5/9/chartex" xmlns:cx4="http://schemas.microsoft.com/office/drawing/2016/5/10/chartex" xmlns:cx5="http://schemas.microsoft.com/office/drawing/2016/5/11/chartex" xmlns:cx6="http://schemas.microsoft.com/office/drawing/2016/5/12/chartex" xmlns:cx7="http://schemas.microsoft.com/office/drawing/2016/5/13/chartex" xmlns:cx8="http://schemas.microsoft.com/office/drawing/2016/5/14/chartex" xmlns:mc="http://schemas.openxmlformats.org/markup-compatibility/2006" xmlns:aink="http://schemas.microsoft.com/office/drawing/2016/ink" xmlns:am3d="http://schemas.microsoft.com/office/drawing/2017/model3d" xmlns:o="urn:schemas-microsoft-com:office:office" xmlns:oel="http://schemas.microsoft.com/office/2019/extlst" xmlns:r="http://schemas.openxmlformats.org/officeDocument/2006/relationships" xmlns:m="http://schemas.openxmlformats.org/officeDocument/2006/math" xmlns:v="urn:schemas-microsoft-com:vml" xmlns:wp14="http://schemas.microsoft.com/office/word/2010/wordprocessingDrawing" xmlns:wp="http://schemas.openxmlformats.org/drawingml/2006/wordprocessingDrawing" xmlns:w10="urn:schemas-microsoft-com:office:word" xmlns:w="http://schemas.openxmlformats.org/wordprocessingml/2006/main" xmlns:w14="http://schemas.microsoft.com/office/word/2010/wordml" xmlns:w15="http://schemas.microsoft.com/office/word/2012/wordml" xmlns:w16cex="http://schemas.microsoft.com/office/word/2018/wordml/cex" xmlns:w16cid="http://schemas.microsoft.com/office/word/2016/wordml/cid" xmlns:w16="http://schemas.microsoft.com/office/word/2018/wordml" xmlns:w16sdtdh="http://schemas.microsoft.com/office/word/2020/wordml/sdtdatahash" xmlns:w16se="http://schemas.microsoft.com/office/word/2015/wordml/symex" xmlns:wpg="http://schemas.microsoft.com/office/word/2010/wordprocessingGroup" xmlns:wpi="http://schemas.microsoft.com/office/word/2010/wordprocessingInk" xmlns:wne="http://schemas.microsoft.com/office/word/2006/wordml" xmlns:wps="http://schemas.microsoft.com/office/word/2010/wordprocessingShape" mc:Ignorable="w14 w15 w16se w16cid w16 w16cex w16sdtdh wp14">
+<w:hdr xmlns:wpc="http://schemas.microsoft.com/office/word/2010/wordprocessingCanvas" xmlns:cx="http://schemas.microsoft.com/office/drawing/2014/chartex" xmlns:cx1="http://schemas.microsoft.com/office/drawing/2015/9/8/chartex" xmlns:cx2="http://schemas.microsoft.com/office/drawing/2015/10/21/chartex" xmlns:cx3="http://schemas.microsoft.com/office/drawing/2016/5/9/chartex" xmlns:cx4="http://schemas.microsoft.com/office/drawing/2016/5/10/chartex" xmlns:cx5="http://schemas.microsoft.com/office/drawing/2016/5/11/chartex" xmlns:cx6="http://schemas.microsoft.com/office/drawing/2016/5/12/chartex" xmlns:cx7="http://schemas.microsoft.com/office/drawing/2016/5/13/chartex" xmlns:cx8="http://schemas.microsoft.com/office/drawing/2016/5/14/chartex" xmlns:mc="http://schemas.openxmlformats.org/markup-compatibility/2006" xmlns:aink="http://schemas.microsoft.com/office/drawing/2016/ink" xmlns:am3d="http://schemas.microsoft.com/office/drawing/2017/model3d" xmlns:o="urn:schemas-microsoft-com:office:office" xmlns:oel="http://schemas.microsoft.com/office/2019/extlst" xmlns:r="http://schemas.openxmlformats.org/officeDocument/2006/relationships" xmlns:m="http://schemas.openxmlformats.org/officeDocument/2006/math" xmlns:v="urn:schemas-microsoft-com:vml" xmlns:wp14="http://schemas.microsoft.com/office/word/2010/wordprocessingDrawing" xmlns:wp="http://schemas.openxmlformats.org/drawingml/2006/wordprocessingDrawing" xmlns:w10="urn:schemas-microsoft-com:office:word" xmlns:w="http://schemas.openxmlformats.org/wordprocessingml/2006/main" xmlns:w14="http://schemas.microsoft.com/office/word/2010/wordml" xmlns:w15="http://schemas.microsoft.com/office/word/2012/wordml" xmlns:w16cei="http://schemas.microsoft.com/office/word/2026/wordml/cei" xmlns:w16cex="http://schemas.microsoft.com/office/word/2018/wordml/cex" xmlns:w16cid="http://schemas.microsoft.com/office/word/2016/wordml/cid" xmlns:w16="http://schemas.microsoft.com/office/word/2018/wordml" xmlns:w16du="http://schemas.microsoft.com/office/word/2023/wordml/word16du" xmlns:w16sdtdh="http://schemas.microsoft.com/office/word/2020/wordml/sdtdatahash" xmlns:w16sdtfl="http://schemas.microsoft.com/office/word/2024/wordml/sdtformatlock" xmlns:w16se="http://schemas.microsoft.com/office/word/2015/wordml/symex" xmlns:wpg="http://schemas.microsoft.com/office/word/2010/wordprocessingGroup" xmlns:wpi="http://schemas.microsoft.com/office/word/2010/wordprocessingInk" xmlns:wne="http://schemas.microsoft.com/office/word/2006/wordml" xmlns:wps="http://schemas.microsoft.com/office/word/2010/wordprocessingShape" mc:Ignorable="w14 w15 w16se w16cid w16 w16cex w16sdtdh w16sdtfl w16du wp14">
   <w:p>
     <w:pPr>
       <w:pStyle w:val="Header"/>
@@ -9932,7 +10861,7 @@
 </file>
 
 <file path=word/header3.xml><?xml version="1.0" encoding="utf-8"?>
-<w:hdr xmlns:wpc="http://schemas.microsoft.com/office/word/2010/wordprocessingCanvas" xmlns:cx="http://schemas.microsoft.com/office/drawing/2014/chartex" xmlns:cx1="http://schemas.microsoft.com/office/drawing/2015/9/8/chartex" xmlns:cx2="http://schemas.microsoft.com/office/drawing/2015/10/21/chartex" xmlns:cx3="http://schemas.microsoft.com/office/drawing/2016/5/9/chartex" xmlns:cx4="http://schemas.microsoft.com/office/drawing/2016/5/10/chartex" xmlns:cx5="http://schemas.microsoft.com/office/drawing/2016/5/11/chartex" xmlns:cx6="http://schemas.microsoft.com/office/drawing/2016/5/12/chartex" xmlns:cx7="http://schemas.microsoft.com/office/drawing/2016/5/13/chartex" xmlns:cx8="http://schemas.microsoft.com/office/drawing/2016/5/14/chartex" xmlns:mc="http://schemas.openxmlformats.org/markup-compatibility/2006" xmlns:aink="http://schemas.microsoft.com/office/drawing/2016/ink" xmlns:am3d="http://schemas.microsoft.com/office/drawing/2017/model3d" xmlns:o="urn:schemas-microsoft-com:office:office" xmlns:oel="http://schemas.microsoft.com/office/2019/extlst" xmlns:r="http://schemas.openxmlformats.org/officeDocument/2006/relationships" xmlns:m="http://schemas.openxmlformats.org/officeDocument/2006/math" xmlns:v="urn:schemas-microsoft-com:vml" xmlns:wp14="http://schemas.microsoft.com/office/word/2010/wordprocessingDrawing" xmlns:wp="http://schemas.openxmlformats.org/drawingml/2006/wordprocessingDrawing" xmlns:w10="urn:schemas-microsoft-com:office:word" xmlns:w="http://schemas.openxmlformats.org/wordprocessingml/2006/main" xmlns:w14="http://schemas.microsoft.com/office/word/2010/wordml" xmlns:w15="http://schemas.microsoft.com/office/word/2012/wordml" xmlns:w16cex="http://schemas.microsoft.com/office/word/2018/wordml/cex" xmlns:w16cid="http://schemas.microsoft.com/office/word/2016/wordml/cid" xmlns:w16="http://schemas.microsoft.com/office/word/2018/wordml" xmlns:w16sdtdh="http://schemas.microsoft.com/office/word/2020/wordml/sdtdatahash" xmlns:w16se="http://schemas.microsoft.com/office/word/2015/wordml/symex" xmlns:wpg="http://schemas.microsoft.com/office/word/2010/wordprocessingGroup" xmlns:wpi="http://schemas.microsoft.com/office/word/2010/wordprocessingInk" xmlns:wne="http://schemas.microsoft.com/office/word/2006/wordml" xmlns:wps="http://schemas.microsoft.com/office/word/2010/wordprocessingShape" mc:Ignorable="w14 w15 w16se w16cid w16 w16cex w16sdtdh wp14">
+<w:hdr xmlns:wpc="http://schemas.microsoft.com/office/word/2010/wordprocessingCanvas" xmlns:cx="http://schemas.microsoft.com/office/drawing/2014/chartex" xmlns:cx1="http://schemas.microsoft.com/office/drawing/2015/9/8/chartex" xmlns:cx2="http://schemas.microsoft.com/office/drawing/2015/10/21/chartex" xmlns:cx3="http://schemas.microsoft.com/office/drawing/2016/5/9/chartex" xmlns:cx4="http://schemas.microsoft.com/office/drawing/2016/5/10/chartex" xmlns:cx5="http://schemas.microsoft.com/office/drawing/2016/5/11/chartex" xmlns:cx6="http://schemas.microsoft.com/office/drawing/2016/5/12/chartex" xmlns:cx7="http://schemas.microsoft.com/office/drawing/2016/5/13/chartex" xmlns:cx8="http://schemas.microsoft.com/office/drawing/2016/5/14/chartex" xmlns:mc="http://schemas.openxmlformats.org/markup-compatibility/2006" xmlns:aink="http://schemas.microsoft.com/office/drawing/2016/ink" xmlns:am3d="http://schemas.microsoft.com/office/drawing/2017/model3d" xmlns:o="urn:schemas-microsoft-com:office:office" xmlns:oel="http://schemas.microsoft.com/office/2019/extlst" xmlns:r="http://schemas.openxmlformats.org/officeDocument/2006/relationships" xmlns:m="http://schemas.openxmlformats.org/officeDocument/2006/math" xmlns:v="urn:schemas-microsoft-com:vml" xmlns:wp14="http://schemas.microsoft.com/office/word/2010/wordprocessingDrawing" xmlns:wp="http://schemas.openxmlformats.org/drawingml/2006/wordprocessingDrawing" xmlns:w10="urn:schemas-microsoft-com:office:word" xmlns:w="http://schemas.openxmlformats.org/wordprocessingml/2006/main" xmlns:w14="http://schemas.microsoft.com/office/word/2010/wordml" xmlns:w15="http://schemas.microsoft.com/office/word/2012/wordml" xmlns:w16cei="http://schemas.microsoft.com/office/word/2026/wordml/cei" xmlns:w16cex="http://schemas.microsoft.com/office/word/2018/wordml/cex" xmlns:w16cid="http://schemas.microsoft.com/office/word/2016/wordml/cid" xmlns:w16="http://schemas.microsoft.com/office/word/2018/wordml" xmlns:w16du="http://schemas.microsoft.com/office/word/2023/wordml/word16du" xmlns:w16sdtdh="http://schemas.microsoft.com/office/word/2020/wordml/sdtdatahash" xmlns:w16sdtfl="http://schemas.microsoft.com/office/word/2024/wordml/sdtformatlock" xmlns:w16se="http://schemas.microsoft.com/office/word/2015/wordml/symex" xmlns:wpg="http://schemas.microsoft.com/office/word/2010/wordprocessingGroup" xmlns:wpi="http://schemas.microsoft.com/office/word/2010/wordprocessingInk" xmlns:wne="http://schemas.microsoft.com/office/word/2006/wordml" xmlns:wps="http://schemas.microsoft.com/office/word/2010/wordprocessingShape" mc:Ignorable="w14 w15 w16se w16cid w16 w16cex w16sdtdh w16sdtfl w16du wp14">
   <w:p>
     <w:pPr>
       <w:pStyle w:val="Header"/>
@@ -9942,7 +10871,7 @@
 </file>
 
 <file path=word/styles.xml><?xml version="1.0" encoding="utf-8"?>
-<w:styles xmlns:mc="http://schemas.openxmlformats.org/markup-compatibility/2006" xmlns:r="http://schemas.openxmlformats.org/officeDocument/2006/relationships" xmlns:w="http://schemas.openxmlformats.org/wordprocessingml/2006/main" xmlns:w14="http://schemas.microsoft.com/office/word/2010/wordml" xmlns:w15="http://schemas.microsoft.com/office/word/2012/wordml" xmlns:w16cex="http://schemas.microsoft.com/office/word/2018/wordml/cex" xmlns:w16cid="http://schemas.microsoft.com/office/word/2016/wordml/cid" xmlns:w16="http://schemas.microsoft.com/office/word/2018/wordml" xmlns:w16sdtdh="http://schemas.microsoft.com/office/word/2020/wordml/sdtdatahash" xmlns:w16se="http://schemas.microsoft.com/office/word/2015/wordml/symex" mc:Ignorable="w14 w15 w16se w16cid w16 w16cex w16sdtdh">
+<w:styles xmlns:mc="http://schemas.openxmlformats.org/markup-compatibility/2006" xmlns:r="http://schemas.openxmlformats.org/officeDocument/2006/relationships" xmlns:w="http://schemas.openxmlformats.org/wordprocessingml/2006/main" xmlns:w14="http://schemas.microsoft.com/office/word/2010/wordml" xmlns:w15="http://schemas.microsoft.com/office/word/2012/wordml" xmlns:w16cex="http://schemas.microsoft.com/office/word/2018/wordml/cex" xmlns:w16cid="http://schemas.microsoft.com/office/word/2016/wordml/cid" xmlns:w16="http://schemas.microsoft.com/office/word/2018/wordml" xmlns:w16du="http://schemas.microsoft.com/office/word/2023/wordml/word16du" xmlns:w16sdtdh="http://schemas.microsoft.com/office/word/2020/wordml/sdtdatahash" xmlns:w16sdtfl="http://schemas.microsoft.com/office/word/2024/wordml/sdtformatlock" xmlns:w16se="http://schemas.microsoft.com/office/word/2015/wordml/symex" mc:Ignorable="w14 w15 w16se w16cid w16 w16cex w16sdtdh w16sdtfl w16du">
   <w:docDefaults>
     <w:rPrDefault>
       <w:rPr>

--- a/TS-Kramam/TS-4.2/TS 4.2 Tamil Krama Paatam Corrections.docx
+++ b/TS-Kramam/TS-4.2/TS 4.2 Tamil Krama Paatam Corrections.docx
@@ -173,12 +173,16 @@
               <w:spacing w:before="0" w:line="240" w:lineRule="auto"/>
               <w:jc w:val="center"/>
               <w:rPr>
+                <w:b/>
+                <w:bCs/>
                 <w:sz w:val="32"/>
                 <w:szCs w:val="32"/>
               </w:rPr>
             </w:pPr>
             <w:r>
               <w:rPr>
+                <w:b/>
+                <w:bCs/>
                 <w:sz w:val="32"/>
                 <w:szCs w:val="32"/>
               </w:rPr>
@@ -190,12 +194,16 @@
               <w:spacing w:before="0" w:line="240" w:lineRule="auto"/>
               <w:jc w:val="center"/>
               <w:rPr>
+                <w:b/>
+                <w:bCs/>
                 <w:sz w:val="32"/>
                 <w:szCs w:val="32"/>
               </w:rPr>
             </w:pPr>
             <w:r>
               <w:rPr>
+                <w:b/>
+                <w:bCs/>
                 <w:sz w:val="32"/>
                 <w:szCs w:val="32"/>
               </w:rPr>
@@ -212,12 +220,16 @@
               <w:spacing w:before="0" w:line="240" w:lineRule="auto"/>
               <w:jc w:val="center"/>
               <w:rPr>
+                <w:b/>
+                <w:bCs/>
                 <w:sz w:val="32"/>
                 <w:szCs w:val="32"/>
               </w:rPr>
             </w:pPr>
             <w:r>
               <w:rPr>
+                <w:b/>
+                <w:bCs/>
                 <w:sz w:val="32"/>
                 <w:szCs w:val="32"/>
               </w:rPr>
@@ -235,12 +247,16 @@
               <w:ind w:right="-18"/>
               <w:jc w:val="center"/>
               <w:rPr>
+                <w:b/>
+                <w:bCs/>
                 <w:sz w:val="32"/>
                 <w:szCs w:val="32"/>
               </w:rPr>
             </w:pPr>
             <w:r>
               <w:rPr>
+                <w:b/>
+                <w:bCs/>
                 <w:sz w:val="32"/>
                 <w:szCs w:val="32"/>
               </w:rPr>
@@ -942,42 +958,6 @@
         </w:rPr>
         <w:t>==========</w:t>
       </w:r>
-    </w:p>
-    <w:p>
-      <w:pPr>
-        <w:jc w:val="center"/>
-        <w:rPr>
-          <w:b/>
-          <w:bCs/>
-          <w:sz w:val="32"/>
-          <w:szCs w:val="32"/>
-          <w:u w:val="single"/>
-        </w:rPr>
-      </w:pPr>
-    </w:p>
-    <w:p>
-      <w:pPr>
-        <w:jc w:val="center"/>
-        <w:rPr>
-          <w:b/>
-          <w:bCs/>
-          <w:sz w:val="32"/>
-          <w:szCs w:val="32"/>
-          <w:u w:val="single"/>
-        </w:rPr>
-      </w:pPr>
-    </w:p>
-    <w:p>
-      <w:pPr>
-        <w:jc w:val="center"/>
-        <w:rPr>
-          <w:b/>
-          <w:bCs/>
-          <w:sz w:val="32"/>
-          <w:szCs w:val="32"/>
-          <w:u w:val="single"/>
-        </w:rPr>
-      </w:pPr>
     </w:p>
     <w:p>
       <w:pPr>
@@ -1972,6 +1952,9 @@
     </w:tbl>
     <w:p>
       <w:pPr>
+        <w:pBdr>
+          <w:bottom w:val="double" w:sz="6" w:space="1" w:color="auto"/>
+        </w:pBdr>
         <w:jc w:val="center"/>
         <w:rPr>
           <w:b/>
@@ -1981,7 +1964,10 @@
           <w:u w:val="single"/>
         </w:rPr>
       </w:pPr>
-      <w:r>
+    </w:p>
+    <w:p>
+      <w:pPr>
+        <w:jc w:val="center"/>
         <w:rPr>
           <w:b/>
           <w:bCs/>
@@ -1989,8 +1975,31 @@
           <w:szCs w:val="32"/>
           <w:u w:val="single"/>
         </w:rPr>
-        <w:t>=========</w:t>
-      </w:r>
+      </w:pPr>
+    </w:p>
+    <w:p>
+      <w:pPr>
+        <w:jc w:val="center"/>
+        <w:rPr>
+          <w:b/>
+          <w:bCs/>
+          <w:sz w:val="32"/>
+          <w:szCs w:val="32"/>
+          <w:u w:val="single"/>
+        </w:rPr>
+      </w:pPr>
+    </w:p>
+    <w:p>
+      <w:pPr>
+        <w:jc w:val="center"/>
+        <w:rPr>
+          <w:b/>
+          <w:bCs/>
+          <w:sz w:val="32"/>
+          <w:szCs w:val="32"/>
+          <w:u w:val="single"/>
+        </w:rPr>
+      </w:pPr>
     </w:p>
     <w:p>
       <w:pPr>
@@ -2011,6 +2020,7 @@
           <w:szCs w:val="32"/>
           <w:u w:val="single"/>
         </w:rPr>
+        <w:lastRenderedPageBreak/>
         <w:t xml:space="preserve">TS </w:t>
       </w:r>
       <w:r>
@@ -2108,7 +2118,6 @@
           <w:b/>
           <w:bCs/>
         </w:rPr>
-        <w:lastRenderedPageBreak/>
         <w:t>(ignore those which are already incorporated in your book’s version and date)</w:t>
       </w:r>
     </w:p>
@@ -6627,7 +6636,23 @@
                 <w:b/>
                 <w:bCs/>
               </w:rPr>
-              <w:t>ma vaakyam was omitted by mistake</w:t>
+              <w:t xml:space="preserve">ma </w:t>
+            </w:r>
+            <w:proofErr w:type="spellStart"/>
+            <w:r>
+              <w:rPr>
+                <w:b/>
+                <w:bCs/>
+              </w:rPr>
+              <w:t>vaakyam</w:t>
+            </w:r>
+            <w:proofErr w:type="spellEnd"/>
+            <w:r>
+              <w:rPr>
+                <w:b/>
+                <w:bCs/>
+              </w:rPr>
+              <w:t xml:space="preserve"> was omitted by mistake</w:t>
             </w:r>
             <w:r>
               <w:rPr>
@@ -10481,14 +10506,35 @@
         <w:bCs/>
       </w:rPr>
       <w:tab/>
-      <w:t xml:space="preserve">              v</w:t>
+      <w:t xml:space="preserve">              </w:t>
     </w:r>
     <w:r>
       <w:rPr>
         <w:b/>
         <w:bCs/>
       </w:rPr>
-      <w:t>edavms@gmail.com</w:t>
+      <w:t>www.</w:t>
+    </w:r>
+    <w:r>
+      <w:rPr>
+        <w:b/>
+        <w:bCs/>
+      </w:rPr>
+      <w:t>v</w:t>
+    </w:r>
+    <w:r>
+      <w:rPr>
+        <w:b/>
+        <w:bCs/>
+      </w:rPr>
+      <w:t>edavms</w:t>
+    </w:r>
+    <w:r>
+      <w:rPr>
+        <w:b/>
+        <w:bCs/>
+      </w:rPr>
+      <w:t>.in</w:t>
     </w:r>
     <w:r>
       <w:rPr>
@@ -10507,6 +10553,9 @@
     </w:r>
     <w:r>
       <w:tab/>
+    </w:r>
+    <w:r>
+      <w:t xml:space="preserve">                           </w:t>
     </w:r>
     <w:r>
       <w:tab/>

--- a/TS-Kramam/TS-4.2/TS 4.2 Tamil Krama Paatam Corrections.docx
+++ b/TS-Kramam/TS-4.2/TS 4.2 Tamil Krama Paatam Corrections.docx
@@ -300,6 +300,3133 @@
                 <w:sz w:val="28"/>
                 <w:szCs w:val="32"/>
               </w:rPr>
+              <w:t>T.S.</w:t>
+            </w:r>
+            <w:r>
+              <w:rPr>
+                <w:rFonts w:cs="Arial"/>
+                <w:b/>
+                <w:color w:val="000000"/>
+                <w:sz w:val="28"/>
+                <w:szCs w:val="32"/>
+              </w:rPr>
+              <w:t>4.2.</w:t>
+            </w:r>
+            <w:r>
+              <w:rPr>
+                <w:rFonts w:cs="Arial"/>
+                <w:b/>
+                <w:color w:val="000000"/>
+                <w:sz w:val="28"/>
+                <w:szCs w:val="32"/>
+              </w:rPr>
+              <w:t>5</w:t>
+            </w:r>
+            <w:r>
+              <w:rPr>
+                <w:rFonts w:cs="Arial"/>
+                <w:b/>
+                <w:color w:val="000000"/>
+                <w:sz w:val="28"/>
+                <w:szCs w:val="32"/>
+              </w:rPr>
+              <w:t>.</w:t>
+            </w:r>
+            <w:r>
+              <w:rPr>
+                <w:rFonts w:cs="Arial"/>
+                <w:b/>
+                <w:color w:val="000000"/>
+                <w:sz w:val="28"/>
+                <w:szCs w:val="32"/>
+              </w:rPr>
+              <w:t>4</w:t>
+            </w:r>
+            <w:r>
+              <w:rPr>
+                <w:rFonts w:cs="Arial"/>
+                <w:b/>
+                <w:color w:val="000000"/>
+                <w:sz w:val="28"/>
+                <w:szCs w:val="32"/>
+              </w:rPr>
+              <w:t xml:space="preserve"> </w:t>
+            </w:r>
+            <w:r>
+              <w:rPr>
+                <w:rFonts w:cs="Arial"/>
+                <w:b/>
+                <w:color w:val="000000"/>
+                <w:sz w:val="28"/>
+                <w:szCs w:val="32"/>
+              </w:rPr>
+              <w:t>– Kramam</w:t>
+            </w:r>
+          </w:p>
+          <w:p>
+            <w:pPr>
+              <w:widowControl w:val="0"/>
+              <w:tabs>
+                <w:tab w:val="left" w:pos="993"/>
+              </w:tabs>
+              <w:autoSpaceDE w:val="0"/>
+              <w:autoSpaceDN w:val="0"/>
+              <w:adjustRightInd w:val="0"/>
+              <w:spacing w:before="0" w:line="240" w:lineRule="auto"/>
+              <w:ind w:right="297"/>
+              <w:rPr>
+                <w:rFonts w:cs="Arial"/>
+                <w:b/>
+                <w:color w:val="000000"/>
+                <w:sz w:val="28"/>
+                <w:szCs w:val="32"/>
+              </w:rPr>
+            </w:pPr>
+            <w:r>
+              <w:rPr>
+                <w:rFonts w:cs="Arial"/>
+                <w:b/>
+                <w:color w:val="000000"/>
+                <w:sz w:val="28"/>
+                <w:szCs w:val="32"/>
+              </w:rPr>
+              <w:t xml:space="preserve">Krama Vaakyam No. - </w:t>
+            </w:r>
+            <w:r>
+              <w:rPr>
+                <w:rFonts w:cs="Arial"/>
+                <w:b/>
+                <w:color w:val="000000"/>
+                <w:sz w:val="28"/>
+                <w:szCs w:val="32"/>
+              </w:rPr>
+              <w:t>26</w:t>
+            </w:r>
+          </w:p>
+          <w:p>
+            <w:pPr>
+              <w:widowControl w:val="0"/>
+              <w:tabs>
+                <w:tab w:val="left" w:pos="993"/>
+              </w:tabs>
+              <w:autoSpaceDE w:val="0"/>
+              <w:autoSpaceDN w:val="0"/>
+              <w:adjustRightInd w:val="0"/>
+              <w:spacing w:before="0" w:line="240" w:lineRule="auto"/>
+              <w:ind w:right="297"/>
+              <w:rPr>
+                <w:rFonts w:cs="Arial"/>
+                <w:b/>
+                <w:color w:val="000000"/>
+                <w:sz w:val="28"/>
+                <w:szCs w:val="32"/>
+              </w:rPr>
+            </w:pPr>
+            <w:r>
+              <w:rPr>
+                <w:rFonts w:cs="Arial"/>
+                <w:b/>
+                <w:color w:val="000000"/>
+                <w:sz w:val="28"/>
+                <w:szCs w:val="32"/>
+              </w:rPr>
+              <w:t>Panchaati No</w:t>
+            </w:r>
+            <w:r>
+              <w:rPr>
+                <w:rFonts w:cs="Arial"/>
+                <w:b/>
+                <w:color w:val="000000"/>
+                <w:szCs w:val="32"/>
+              </w:rPr>
+              <w:t>. -</w:t>
+            </w:r>
+            <w:r>
+              <w:rPr>
+                <w:rFonts w:cs="Arial"/>
+                <w:b/>
+                <w:color w:val="000000"/>
+                <w:sz w:val="28"/>
+                <w:szCs w:val="28"/>
+              </w:rPr>
+              <w:t xml:space="preserve"> </w:t>
+            </w:r>
+            <w:r>
+              <w:rPr>
+                <w:rFonts w:cs="Arial"/>
+                <w:b/>
+                <w:color w:val="000000"/>
+                <w:sz w:val="28"/>
+                <w:szCs w:val="28"/>
+              </w:rPr>
+              <w:t>21</w:t>
+            </w:r>
+          </w:p>
+        </w:tc>
+        <w:tc>
+          <w:tcPr>
+            <w:tcW w:w="5103" w:type="dxa"/>
+          </w:tcPr>
+          <w:p>
+            <w:pPr>
+              <w:widowControl w:val="0"/>
+              <w:autoSpaceDE w:val="0"/>
+              <w:autoSpaceDN w:val="0"/>
+              <w:adjustRightInd w:val="0"/>
+              <w:spacing w:before="0" w:line="240" w:lineRule="auto"/>
+              <w:rPr>
+                <w:rFonts w:ascii="Latha" w:hAnsi="Latha" w:cs="Latha"/>
+                <w:sz w:val="28"/>
+                <w:szCs w:val="28"/>
+                <w:cs/>
+                <w:lang w:bidi="ta-IN"/>
+              </w:rPr>
+            </w:pPr>
+            <w:r>
+              <w:rPr>
+                <w:rFonts w:ascii="Latha" w:hAnsi="Latha" w:cs="Latha"/>
+                <w:sz w:val="28"/>
+                <w:szCs w:val="28"/>
+                <w:cs/>
+                <w:lang w:bidi="ta-IN"/>
+              </w:rPr>
+              <w:t>துப்</w:t>
+            </w:r>
+            <w:r>
+              <w:rPr>
+                <w:rFonts w:ascii="Latha" w:hAnsi="Latha" w:cs="Latha"/>
+                <w:b/>
+                <w:bCs/>
+                <w:position w:val="-12"/>
+                <w:sz w:val="28"/>
+                <w:szCs w:val="28"/>
+                <w:cs/>
+                <w:lang w:bidi="ta-IN"/>
+              </w:rPr>
+              <w:t>4</w:t>
+            </w:r>
+            <w:r>
+              <w:rPr>
+                <w:rFonts w:ascii="Latha" w:hAnsi="Latha" w:cs="Latha"/>
+                <w:sz w:val="28"/>
+                <w:szCs w:val="28"/>
+                <w:cs/>
+                <w:lang w:bidi="ta-IN"/>
+              </w:rPr>
+              <w:t>ய</w:t>
+            </w:r>
+            <w:r>
+              <w:rPr>
+                <w:rFonts w:ascii="BRH Tamil Tab Extra" w:hAnsi="BRH Tamil Tab Extra" w:cs="Latha"/>
+                <w:b/>
+                <w:sz w:val="36"/>
+                <w:szCs w:val="28"/>
+                <w:lang w:bidi="ta-IN"/>
+              </w:rPr>
+              <w:t>†</w:t>
+            </w:r>
+            <w:r>
+              <w:rPr>
+                <w:rFonts w:ascii="Latha" w:hAnsi="Latha" w:cs="Latha"/>
+                <w:sz w:val="28"/>
+                <w:szCs w:val="28"/>
+                <w:cs/>
+                <w:lang w:bidi="ta-IN"/>
+              </w:rPr>
+              <w:t>மஸ்து</w:t>
+            </w:r>
+            <w:r>
+              <w:rPr>
+                <w:rFonts w:ascii="Latha" w:hAnsi="Latha" w:cs="Latha"/>
+                <w:sz w:val="28"/>
+                <w:szCs w:val="28"/>
+                <w:lang w:bidi="ta-IN"/>
+              </w:rPr>
+              <w:t xml:space="preserve"> |</w:t>
+            </w:r>
+            <w:r>
+              <w:rPr>
+                <w:rFonts w:ascii="Latha" w:hAnsi="Latha" w:cs="Latha"/>
+                <w:sz w:val="28"/>
+                <w:szCs w:val="28"/>
+                <w:lang w:bidi="ta-IN"/>
+              </w:rPr>
+              <w:t xml:space="preserve"> </w:t>
+            </w:r>
+            <w:r>
+              <w:rPr>
+                <w:rFonts w:ascii="Latha" w:hAnsi="Latha" w:cs="Latha"/>
+                <w:sz w:val="28"/>
+                <w:szCs w:val="28"/>
+                <w:lang w:bidi="ta-IN"/>
+              </w:rPr>
+              <w:br/>
+            </w:r>
+            <w:r>
+              <w:rPr>
+                <w:rFonts w:ascii="Latha" w:hAnsi="Latha" w:cs="Latha"/>
+                <w:sz w:val="28"/>
+                <w:szCs w:val="28"/>
+                <w:cs/>
+                <w:lang w:bidi="ta-IN"/>
+              </w:rPr>
+              <w:t>அ</w:t>
+            </w:r>
+            <w:r>
+              <w:rPr>
+                <w:rFonts w:ascii="BRH Tamil Tab Extra" w:hAnsi="BRH Tamil Tab Extra" w:cs="Latha"/>
+                <w:b/>
+                <w:sz w:val="36"/>
+                <w:szCs w:val="28"/>
+                <w:lang w:bidi="ta-IN"/>
+              </w:rPr>
+              <w:t>…</w:t>
+            </w:r>
+            <w:r>
+              <w:rPr>
+                <w:rFonts w:ascii="Latha" w:hAnsi="Latha" w:cs="Latha"/>
+                <w:sz w:val="28"/>
+                <w:szCs w:val="28"/>
+                <w:cs/>
+                <w:lang w:bidi="ta-IN"/>
+              </w:rPr>
+              <w:t>ஸ்த்</w:t>
+            </w:r>
+            <w:r>
+              <w:rPr>
+                <w:rFonts w:ascii="Latha" w:hAnsi="Latha" w:cs="Latha"/>
+                <w:sz w:val="28"/>
+                <w:szCs w:val="28"/>
+                <w:highlight w:val="yellow"/>
+                <w:cs/>
+                <w:lang w:bidi="ta-IN"/>
+              </w:rPr>
+              <w:t>விய</w:t>
+            </w:r>
+            <w:r>
+              <w:rPr>
+                <w:rFonts w:ascii="BRH Tamil Tab Extra" w:hAnsi="BRH Tamil Tab Extra" w:cs="Latha"/>
+                <w:b/>
+                <w:sz w:val="36"/>
+                <w:szCs w:val="28"/>
+                <w:highlight w:val="yellow"/>
+                <w:lang w:bidi="ta-IN"/>
+              </w:rPr>
+              <w:t>†</w:t>
+            </w:r>
+            <w:r>
+              <w:rPr>
+                <w:rFonts w:ascii="Latha" w:hAnsi="Latha" w:cs="Latha"/>
+                <w:sz w:val="28"/>
+                <w:szCs w:val="28"/>
+                <w:cs/>
+                <w:lang w:bidi="ta-IN"/>
+              </w:rPr>
+              <w:t>ஸ்து</w:t>
+            </w:r>
+            <w:r>
+              <w:rPr>
+                <w:rFonts w:ascii="Latha" w:hAnsi="Latha" w:cs="Latha"/>
+                <w:sz w:val="28"/>
+                <w:szCs w:val="28"/>
+                <w:lang w:bidi="ta-IN"/>
+              </w:rPr>
+              <w:t xml:space="preserve"> ||</w:t>
+            </w:r>
+          </w:p>
+        </w:tc>
+        <w:tc>
+          <w:tcPr>
+            <w:tcW w:w="5386" w:type="dxa"/>
+          </w:tcPr>
+          <w:p>
+            <w:pPr>
+              <w:widowControl w:val="0"/>
+              <w:autoSpaceDE w:val="0"/>
+              <w:autoSpaceDN w:val="0"/>
+              <w:adjustRightInd w:val="0"/>
+              <w:spacing w:before="0" w:line="240" w:lineRule="auto"/>
+              <w:rPr>
+                <w:rFonts w:ascii="Latha" w:hAnsi="Latha" w:cs="Latha"/>
+                <w:sz w:val="28"/>
+                <w:szCs w:val="28"/>
+                <w:lang w:bidi="ta-IN"/>
+              </w:rPr>
+            </w:pPr>
+            <w:r>
+              <w:rPr>
+                <w:rFonts w:ascii="Latha" w:hAnsi="Latha" w:cs="Latha"/>
+                <w:sz w:val="28"/>
+                <w:szCs w:val="28"/>
+                <w:cs/>
+                <w:lang w:bidi="ta-IN"/>
+              </w:rPr>
+              <w:t>துப்</w:t>
+            </w:r>
+            <w:r>
+              <w:rPr>
+                <w:rFonts w:ascii="Latha" w:hAnsi="Latha" w:cs="Latha"/>
+                <w:b/>
+                <w:bCs/>
+                <w:position w:val="-12"/>
+                <w:sz w:val="28"/>
+                <w:szCs w:val="28"/>
+                <w:cs/>
+                <w:lang w:bidi="ta-IN"/>
+              </w:rPr>
+              <w:t>4</w:t>
+            </w:r>
+            <w:r>
+              <w:rPr>
+                <w:rFonts w:ascii="Latha" w:hAnsi="Latha" w:cs="Latha"/>
+                <w:sz w:val="28"/>
+                <w:szCs w:val="28"/>
+                <w:cs/>
+                <w:lang w:bidi="ta-IN"/>
+              </w:rPr>
+              <w:t>ய</w:t>
+            </w:r>
+            <w:r>
+              <w:rPr>
+                <w:rFonts w:ascii="BRH Tamil Tab Extra" w:hAnsi="BRH Tamil Tab Extra" w:cs="Latha"/>
+                <w:b/>
+                <w:sz w:val="36"/>
+                <w:szCs w:val="28"/>
+                <w:lang w:bidi="ta-IN"/>
+              </w:rPr>
+              <w:t>†</w:t>
+            </w:r>
+            <w:r>
+              <w:rPr>
+                <w:rFonts w:ascii="Latha" w:hAnsi="Latha" w:cs="Latha"/>
+                <w:sz w:val="28"/>
+                <w:szCs w:val="28"/>
+                <w:cs/>
+                <w:lang w:bidi="ta-IN"/>
+              </w:rPr>
+              <w:t>மஸ்து</w:t>
+            </w:r>
+            <w:r>
+              <w:rPr>
+                <w:rFonts w:ascii="Latha" w:hAnsi="Latha" w:cs="Latha"/>
+                <w:sz w:val="28"/>
+                <w:szCs w:val="28"/>
+                <w:lang w:bidi="ta-IN"/>
+              </w:rPr>
+              <w:t xml:space="preserve"> |</w:t>
+            </w:r>
+          </w:p>
+          <w:p>
+            <w:pPr>
+              <w:widowControl w:val="0"/>
+              <w:autoSpaceDE w:val="0"/>
+              <w:autoSpaceDN w:val="0"/>
+              <w:adjustRightInd w:val="0"/>
+              <w:spacing w:before="0" w:line="240" w:lineRule="auto"/>
+              <w:rPr>
+                <w:rFonts w:ascii="Latha" w:hAnsi="Latha" w:cs="Latha"/>
+                <w:sz w:val="28"/>
+                <w:szCs w:val="28"/>
+                <w:cs/>
+                <w:lang w:bidi="ta-IN"/>
+              </w:rPr>
+            </w:pPr>
+            <w:r>
+              <w:rPr>
+                <w:rFonts w:ascii="Latha" w:hAnsi="Latha" w:cs="Latha"/>
+                <w:sz w:val="28"/>
+                <w:szCs w:val="28"/>
+                <w:cs/>
+                <w:lang w:bidi="ta-IN"/>
+              </w:rPr>
+              <w:t>அ</w:t>
+            </w:r>
+            <w:r>
+              <w:rPr>
+                <w:rFonts w:ascii="BRH Tamil Tab Extra" w:hAnsi="BRH Tamil Tab Extra" w:cs="Latha"/>
+                <w:b/>
+                <w:sz w:val="36"/>
+                <w:szCs w:val="28"/>
+                <w:lang w:bidi="ta-IN"/>
+              </w:rPr>
+              <w:t>…</w:t>
+            </w:r>
+            <w:r>
+              <w:rPr>
+                <w:rFonts w:ascii="Latha" w:hAnsi="Latha" w:cs="Latha"/>
+                <w:sz w:val="28"/>
+                <w:szCs w:val="28"/>
+                <w:cs/>
+                <w:lang w:bidi="ta-IN"/>
+              </w:rPr>
+              <w:t>ஸ்த்வி</w:t>
+            </w:r>
+            <w:r>
+              <w:rPr>
+                <w:rFonts w:ascii="Latha" w:hAnsi="Latha" w:cs="Latha"/>
+                <w:sz w:val="28"/>
+                <w:szCs w:val="28"/>
+                <w:highlight w:val="green"/>
+                <w:cs/>
+                <w:lang w:bidi="ta-IN"/>
+              </w:rPr>
+              <w:t>த்</w:t>
+            </w:r>
+            <w:r>
+              <w:rPr>
+                <w:rFonts w:ascii="Latha" w:hAnsi="Latha" w:cs="Latha"/>
+                <w:sz w:val="28"/>
+                <w:szCs w:val="28"/>
+                <w:cs/>
+                <w:lang w:bidi="ta-IN"/>
+              </w:rPr>
+              <w:t>ய</w:t>
+            </w:r>
+            <w:r>
+              <w:rPr>
+                <w:rFonts w:ascii="BRH Tamil Tab Extra" w:hAnsi="BRH Tamil Tab Extra" w:cs="Latha"/>
+                <w:b/>
+                <w:sz w:val="36"/>
+                <w:szCs w:val="28"/>
+                <w:lang w:bidi="ta-IN"/>
+              </w:rPr>
+              <w:t>†</w:t>
+            </w:r>
+            <w:r>
+              <w:rPr>
+                <w:rFonts w:ascii="Latha" w:hAnsi="Latha" w:cs="Latha"/>
+                <w:sz w:val="28"/>
+                <w:szCs w:val="28"/>
+                <w:cs/>
+                <w:lang w:bidi="ta-IN"/>
+              </w:rPr>
+              <w:t>ஸ்து</w:t>
+            </w:r>
+            <w:r>
+              <w:rPr>
+                <w:rFonts w:ascii="Latha" w:hAnsi="Latha" w:cs="Latha"/>
+                <w:sz w:val="28"/>
+                <w:szCs w:val="28"/>
+                <w:lang w:bidi="ta-IN"/>
+              </w:rPr>
+              <w:t xml:space="preserve"> ||</w:t>
+            </w:r>
+          </w:p>
+        </w:tc>
+      </w:tr>
+      <w:tr>
+        <w:trPr>
+          <w:trHeight w:val="1104"/>
+        </w:trPr>
+        <w:tc>
+          <w:tcPr>
+            <w:tcW w:w="3974" w:type="dxa"/>
+          </w:tcPr>
+          <w:p>
+            <w:pPr>
+              <w:widowControl w:val="0"/>
+              <w:tabs>
+                <w:tab w:val="left" w:pos="993"/>
+              </w:tabs>
+              <w:autoSpaceDE w:val="0"/>
+              <w:autoSpaceDN w:val="0"/>
+              <w:adjustRightInd w:val="0"/>
+              <w:spacing w:before="0" w:line="240" w:lineRule="auto"/>
+              <w:ind w:right="297"/>
+              <w:rPr>
+                <w:rFonts w:cs="Arial"/>
+                <w:b/>
+                <w:color w:val="000000"/>
+                <w:sz w:val="28"/>
+                <w:szCs w:val="32"/>
+              </w:rPr>
+            </w:pPr>
+            <w:r>
+              <w:rPr>
+                <w:rFonts w:cs="Arial"/>
+                <w:b/>
+                <w:color w:val="000000"/>
+                <w:sz w:val="28"/>
+                <w:szCs w:val="32"/>
+              </w:rPr>
+              <w:t>T.S.</w:t>
+            </w:r>
+            <w:r>
+              <w:rPr>
+                <w:rFonts w:cs="Arial"/>
+                <w:b/>
+                <w:color w:val="000000"/>
+                <w:sz w:val="28"/>
+                <w:szCs w:val="32"/>
+              </w:rPr>
+              <w:t>4.2.</w:t>
+            </w:r>
+            <w:r>
+              <w:rPr>
+                <w:rFonts w:cs="Arial"/>
+                <w:b/>
+                <w:color w:val="000000"/>
+                <w:sz w:val="28"/>
+                <w:szCs w:val="32"/>
+              </w:rPr>
+              <w:t>7</w:t>
+            </w:r>
+            <w:r>
+              <w:rPr>
+                <w:rFonts w:cs="Arial"/>
+                <w:b/>
+                <w:color w:val="000000"/>
+                <w:sz w:val="28"/>
+                <w:szCs w:val="32"/>
+              </w:rPr>
+              <w:t>.</w:t>
+            </w:r>
+            <w:r>
+              <w:rPr>
+                <w:rFonts w:cs="Arial"/>
+                <w:b/>
+                <w:color w:val="000000"/>
+                <w:sz w:val="28"/>
+                <w:szCs w:val="32"/>
+              </w:rPr>
+              <w:t>1</w:t>
+            </w:r>
+            <w:r>
+              <w:rPr>
+                <w:rFonts w:cs="Arial"/>
+                <w:b/>
+                <w:color w:val="000000"/>
+                <w:sz w:val="28"/>
+                <w:szCs w:val="32"/>
+              </w:rPr>
+              <w:t xml:space="preserve"> </w:t>
+            </w:r>
+            <w:r>
+              <w:rPr>
+                <w:rFonts w:cs="Arial"/>
+                <w:b/>
+                <w:color w:val="000000"/>
+                <w:sz w:val="28"/>
+                <w:szCs w:val="32"/>
+              </w:rPr>
+              <w:t>– Kramam</w:t>
+            </w:r>
+          </w:p>
+          <w:p>
+            <w:pPr>
+              <w:widowControl w:val="0"/>
+              <w:tabs>
+                <w:tab w:val="left" w:pos="993"/>
+              </w:tabs>
+              <w:autoSpaceDE w:val="0"/>
+              <w:autoSpaceDN w:val="0"/>
+              <w:adjustRightInd w:val="0"/>
+              <w:spacing w:before="0" w:line="240" w:lineRule="auto"/>
+              <w:ind w:right="297"/>
+              <w:rPr>
+                <w:rFonts w:cs="Arial"/>
+                <w:b/>
+                <w:color w:val="000000"/>
+                <w:sz w:val="28"/>
+                <w:szCs w:val="32"/>
+              </w:rPr>
+            </w:pPr>
+            <w:r>
+              <w:rPr>
+                <w:rFonts w:cs="Arial"/>
+                <w:b/>
+                <w:color w:val="000000"/>
+                <w:sz w:val="28"/>
+                <w:szCs w:val="32"/>
+              </w:rPr>
+              <w:t xml:space="preserve">Krama Vaakyam No. - </w:t>
+            </w:r>
+            <w:r>
+              <w:rPr>
+                <w:rFonts w:cs="Arial"/>
+                <w:b/>
+                <w:color w:val="000000"/>
+                <w:sz w:val="28"/>
+                <w:szCs w:val="32"/>
+              </w:rPr>
+              <w:t>18</w:t>
+            </w:r>
+          </w:p>
+          <w:p>
+            <w:pPr>
+              <w:widowControl w:val="0"/>
+              <w:tabs>
+                <w:tab w:val="left" w:pos="993"/>
+              </w:tabs>
+              <w:autoSpaceDE w:val="0"/>
+              <w:autoSpaceDN w:val="0"/>
+              <w:adjustRightInd w:val="0"/>
+              <w:spacing w:before="0" w:line="240" w:lineRule="auto"/>
+              <w:ind w:right="297"/>
+              <w:rPr>
+                <w:rFonts w:cs="Arial"/>
+                <w:b/>
+                <w:color w:val="000000"/>
+                <w:sz w:val="28"/>
+                <w:szCs w:val="32"/>
+              </w:rPr>
+            </w:pPr>
+            <w:r>
+              <w:rPr>
+                <w:rFonts w:cs="Arial"/>
+                <w:b/>
+                <w:color w:val="000000"/>
+                <w:sz w:val="28"/>
+                <w:szCs w:val="32"/>
+              </w:rPr>
+              <w:t>Panchaati No</w:t>
+            </w:r>
+            <w:r>
+              <w:rPr>
+                <w:rFonts w:cs="Arial"/>
+                <w:b/>
+                <w:color w:val="000000"/>
+                <w:szCs w:val="32"/>
+              </w:rPr>
+              <w:t>. -</w:t>
+            </w:r>
+            <w:r>
+              <w:rPr>
+                <w:rFonts w:cs="Arial"/>
+                <w:b/>
+                <w:color w:val="000000"/>
+                <w:sz w:val="28"/>
+                <w:szCs w:val="28"/>
+              </w:rPr>
+              <w:t xml:space="preserve"> 2</w:t>
+            </w:r>
+            <w:r>
+              <w:rPr>
+                <w:rFonts w:cs="Arial"/>
+                <w:b/>
+                <w:color w:val="000000"/>
+                <w:sz w:val="28"/>
+                <w:szCs w:val="28"/>
+              </w:rPr>
+              <w:t>9</w:t>
+            </w:r>
+          </w:p>
+        </w:tc>
+        <w:tc>
+          <w:tcPr>
+            <w:tcW w:w="5103" w:type="dxa"/>
+          </w:tcPr>
+          <w:p>
+            <w:pPr>
+              <w:widowControl w:val="0"/>
+              <w:autoSpaceDE w:val="0"/>
+              <w:autoSpaceDN w:val="0"/>
+              <w:adjustRightInd w:val="0"/>
+              <w:spacing w:before="0" w:line="240" w:lineRule="auto"/>
+              <w:rPr>
+                <w:rFonts w:ascii="Latha" w:hAnsi="Latha" w:cs="Latha"/>
+                <w:sz w:val="28"/>
+                <w:szCs w:val="28"/>
+                <w:cs/>
+                <w:lang w:bidi="ta-IN"/>
+              </w:rPr>
+            </w:pPr>
+            <w:r>
+              <w:rPr>
+                <w:rFonts w:ascii="Latha" w:hAnsi="Latha" w:cs="Latha"/>
+                <w:sz w:val="28"/>
+                <w:szCs w:val="28"/>
+                <w:cs/>
+                <w:lang w:bidi="ta-IN"/>
+              </w:rPr>
+              <w:t>ஜ</w:t>
+            </w:r>
+            <w:r>
+              <w:rPr>
+                <w:rFonts w:ascii="BRH Tamil Tab Extra" w:hAnsi="BRH Tamil Tab Extra" w:cs="Latha"/>
+                <w:b/>
+                <w:sz w:val="36"/>
+                <w:szCs w:val="28"/>
+                <w:lang w:bidi="ta-IN"/>
+              </w:rPr>
+              <w:t>…</w:t>
+            </w:r>
+            <w:r>
+              <w:rPr>
+                <w:rFonts w:ascii="Latha" w:hAnsi="Latha" w:cs="Latha"/>
+                <w:sz w:val="28"/>
+                <w:szCs w:val="28"/>
+                <w:cs/>
+                <w:lang w:bidi="ta-IN"/>
+              </w:rPr>
+              <w:t>ஜான</w:t>
+            </w:r>
+            <w:r>
+              <w:rPr>
+                <w:rFonts w:ascii="BRH Tamil Tab Extra" w:hAnsi="BRH Tamil Tab Extra" w:cs="Latha"/>
+                <w:b/>
+                <w:sz w:val="36"/>
+                <w:szCs w:val="28"/>
+                <w:lang w:bidi="ta-IN"/>
+              </w:rPr>
+              <w:t>…</w:t>
+            </w:r>
+            <w:r>
+              <w:rPr>
+                <w:rFonts w:ascii="Latha" w:hAnsi="Latha" w:cs="Latha"/>
+                <w:sz w:val="28"/>
+                <w:szCs w:val="28"/>
+                <w:lang w:bidi="ta-IN"/>
+              </w:rPr>
+              <w:t xml:space="preserve"> </w:t>
+            </w:r>
+            <w:r>
+              <w:rPr>
+                <w:rFonts w:ascii="Latha" w:hAnsi="Latha" w:cs="Latha"/>
+                <w:sz w:val="28"/>
+                <w:szCs w:val="28"/>
+                <w:cs/>
+                <w:lang w:bidi="ta-IN"/>
+              </w:rPr>
+              <w:t>கஸ்</w:t>
+            </w:r>
+            <w:r>
+              <w:rPr>
+                <w:rFonts w:ascii="Latha" w:hAnsi="Latha" w:cs="Latha"/>
+                <w:sz w:val="28"/>
+                <w:szCs w:val="28"/>
+                <w:highlight w:val="yellow"/>
+                <w:cs/>
+                <w:lang w:bidi="ta-IN"/>
+              </w:rPr>
+              <w:t>மே</w:t>
+            </w:r>
+            <w:r>
+              <w:rPr>
+                <w:rFonts w:ascii="BRH Tamil Tab Extra" w:hAnsi="BRH Tamil Tab Extra" w:cs="Latha"/>
+                <w:b/>
+                <w:sz w:val="36"/>
+                <w:szCs w:val="28"/>
+                <w:highlight w:val="yellow"/>
+                <w:lang w:bidi="ta-IN"/>
+              </w:rPr>
+              <w:t>‡</w:t>
+            </w:r>
+            <w:r>
+              <w:rPr>
+                <w:rFonts w:ascii="Latha" w:hAnsi="Latha" w:cs="Latha"/>
+                <w:szCs w:val="24"/>
+                <w:cs/>
+                <w:lang w:bidi="ta-IN"/>
+              </w:rPr>
+              <w:t xml:space="preserve"> </w:t>
+            </w:r>
+            <w:r>
+              <w:rPr>
+                <w:rFonts w:ascii="Latha" w:hAnsi="Latha" w:cs="Latha"/>
+                <w:sz w:val="28"/>
+                <w:szCs w:val="28"/>
+                <w:lang w:bidi="ta-IN"/>
+              </w:rPr>
+              <w:t xml:space="preserve"> | </w:t>
+            </w:r>
+            <w:r>
+              <w:rPr>
+                <w:rFonts w:ascii="Latha" w:hAnsi="Latha" w:cs="Latha"/>
+                <w:sz w:val="28"/>
+                <w:szCs w:val="28"/>
+                <w:lang w:bidi="ta-IN"/>
+              </w:rPr>
+              <w:br/>
+            </w:r>
+            <w:r>
+              <w:rPr>
+                <w:rFonts w:ascii="Latha" w:hAnsi="Latha" w:cs="Latha"/>
+                <w:sz w:val="28"/>
+                <w:szCs w:val="28"/>
+                <w:cs/>
+                <w:lang w:bidi="ta-IN"/>
+              </w:rPr>
+              <w:t>கஸ்மை</w:t>
+            </w:r>
+            <w:r>
+              <w:rPr>
+                <w:rFonts w:ascii="BRH Tamil Tab Extra" w:hAnsi="BRH Tamil Tab Extra" w:cs="Latha"/>
+                <w:b/>
+                <w:sz w:val="36"/>
+                <w:szCs w:val="28"/>
+                <w:lang w:bidi="ta-IN"/>
+              </w:rPr>
+              <w:t>†</w:t>
+            </w:r>
+            <w:r>
+              <w:rPr>
+                <w:rFonts w:ascii="Latha" w:hAnsi="Latha" w:cs="Latha"/>
+                <w:sz w:val="28"/>
+                <w:szCs w:val="28"/>
+                <w:lang w:bidi="ta-IN"/>
+              </w:rPr>
+              <w:t xml:space="preserve"> </w:t>
+            </w:r>
+            <w:r>
+              <w:rPr>
+                <w:rFonts w:ascii="Latha" w:hAnsi="Latha" w:cs="Latha"/>
+                <w:sz w:val="28"/>
+                <w:szCs w:val="28"/>
+                <w:cs/>
+                <w:lang w:bidi="ta-IN"/>
+              </w:rPr>
+              <w:t>தே</w:t>
+            </w:r>
+            <w:r>
+              <w:rPr>
+                <w:rFonts w:ascii="BRH Tamil Tab Extra" w:hAnsi="BRH Tamil Tab Extra" w:cs="Latha"/>
+                <w:b/>
+                <w:sz w:val="36"/>
+                <w:szCs w:val="28"/>
+                <w:lang w:bidi="ta-IN"/>
+              </w:rPr>
+              <w:t>…</w:t>
+            </w:r>
+            <w:r>
+              <w:rPr>
+                <w:rFonts w:ascii="Latha" w:hAnsi="Latha" w:cs="Latha"/>
+                <w:b/>
+                <w:bCs/>
+                <w:position w:val="-12"/>
+                <w:sz w:val="28"/>
+                <w:szCs w:val="28"/>
+                <w:cs/>
+                <w:lang w:bidi="ta-IN"/>
+              </w:rPr>
+              <w:t>3</w:t>
+            </w:r>
+            <w:r>
+              <w:rPr>
+                <w:rFonts w:ascii="Latha" w:hAnsi="Latha" w:cs="Latha"/>
+                <w:sz w:val="28"/>
+                <w:szCs w:val="28"/>
+                <w:cs/>
+                <w:lang w:bidi="ta-IN"/>
+              </w:rPr>
+              <w:t>வாய</w:t>
+            </w:r>
+            <w:r>
+              <w:rPr>
+                <w:rFonts w:ascii="BRH Tamil Tab Extra" w:hAnsi="BRH Tamil Tab Extra" w:cs="Latha"/>
+                <w:b/>
+                <w:sz w:val="36"/>
+                <w:szCs w:val="28"/>
+                <w:lang w:bidi="ta-IN"/>
+              </w:rPr>
+              <w:t>†</w:t>
+            </w:r>
+            <w:r>
+              <w:rPr>
+                <w:rFonts w:ascii="Latha" w:hAnsi="Latha" w:cs="Latha"/>
+                <w:sz w:val="28"/>
+                <w:szCs w:val="28"/>
+                <w:lang w:bidi="ta-IN"/>
+              </w:rPr>
+              <w:t xml:space="preserve"> |</w:t>
+            </w:r>
+          </w:p>
+        </w:tc>
+        <w:tc>
+          <w:tcPr>
+            <w:tcW w:w="5386" w:type="dxa"/>
+          </w:tcPr>
+          <w:p>
+            <w:pPr>
+              <w:widowControl w:val="0"/>
+              <w:autoSpaceDE w:val="0"/>
+              <w:autoSpaceDN w:val="0"/>
+              <w:adjustRightInd w:val="0"/>
+              <w:spacing w:before="0" w:line="240" w:lineRule="auto"/>
+              <w:rPr>
+                <w:rFonts w:ascii="Latha" w:hAnsi="Latha" w:cs="Latha"/>
+                <w:sz w:val="28"/>
+                <w:szCs w:val="28"/>
+                <w:cs/>
+                <w:lang w:bidi="ta-IN"/>
+              </w:rPr>
+            </w:pPr>
+            <w:r>
+              <w:rPr>
+                <w:rFonts w:ascii="Latha" w:hAnsi="Latha" w:cs="Latha"/>
+                <w:sz w:val="28"/>
+                <w:szCs w:val="28"/>
+                <w:cs/>
+                <w:lang w:bidi="ta-IN"/>
+              </w:rPr>
+              <w:t>ஜ</w:t>
+            </w:r>
+            <w:r>
+              <w:rPr>
+                <w:rFonts w:ascii="BRH Tamil Tab Extra" w:hAnsi="BRH Tamil Tab Extra" w:cs="Latha"/>
+                <w:b/>
+                <w:sz w:val="36"/>
+                <w:szCs w:val="28"/>
+                <w:lang w:bidi="ta-IN"/>
+              </w:rPr>
+              <w:t>…</w:t>
+            </w:r>
+            <w:r>
+              <w:rPr>
+                <w:rFonts w:ascii="Latha" w:hAnsi="Latha" w:cs="Latha"/>
+                <w:sz w:val="28"/>
+                <w:szCs w:val="28"/>
+                <w:cs/>
+                <w:lang w:bidi="ta-IN"/>
+              </w:rPr>
+              <w:t>ஜான</w:t>
+            </w:r>
+            <w:r>
+              <w:rPr>
+                <w:rFonts w:ascii="BRH Tamil Tab Extra" w:hAnsi="BRH Tamil Tab Extra" w:cs="Latha"/>
+                <w:b/>
+                <w:sz w:val="36"/>
+                <w:szCs w:val="28"/>
+                <w:lang w:bidi="ta-IN"/>
+              </w:rPr>
+              <w:t>…</w:t>
+            </w:r>
+            <w:r>
+              <w:rPr>
+                <w:rFonts w:ascii="Latha" w:hAnsi="Latha" w:cs="Latha"/>
+                <w:sz w:val="28"/>
+                <w:szCs w:val="28"/>
+                <w:lang w:bidi="ta-IN"/>
+              </w:rPr>
+              <w:t xml:space="preserve"> </w:t>
+            </w:r>
+            <w:r>
+              <w:rPr>
+                <w:rFonts w:ascii="Latha" w:hAnsi="Latha" w:cs="Latha"/>
+                <w:sz w:val="28"/>
+                <w:szCs w:val="28"/>
+                <w:cs/>
+                <w:lang w:bidi="ta-IN"/>
+              </w:rPr>
+              <w:t>கஸ்</w:t>
+            </w:r>
+            <w:r>
+              <w:rPr>
+                <w:rFonts w:ascii="Latha" w:hAnsi="Latha" w:cs="Latha"/>
+                <w:sz w:val="28"/>
+                <w:szCs w:val="28"/>
+                <w:highlight w:val="green"/>
+                <w:cs/>
+                <w:lang w:bidi="ta-IN"/>
+              </w:rPr>
+              <w:t>மை</w:t>
+            </w:r>
+            <w:r>
+              <w:rPr>
+                <w:rFonts w:ascii="BRH Tamil Tab Extra" w:hAnsi="BRH Tamil Tab Extra" w:cs="Latha"/>
+                <w:b/>
+                <w:bCs/>
+                <w:sz w:val="32"/>
+                <w:szCs w:val="32"/>
+                <w:lang w:bidi="ta-IN"/>
+              </w:rPr>
+              <w:t>‡</w:t>
+            </w:r>
+            <w:r>
+              <w:rPr>
+                <w:rFonts w:ascii="Latha" w:hAnsi="Latha" w:cs="Latha"/>
+                <w:sz w:val="28"/>
+                <w:szCs w:val="28"/>
+                <w:lang w:bidi="ta-IN"/>
+              </w:rPr>
+              <w:t xml:space="preserve"> | </w:t>
+            </w:r>
+            <w:r>
+              <w:rPr>
+                <w:rFonts w:ascii="Latha" w:hAnsi="Latha" w:cs="Latha"/>
+                <w:sz w:val="28"/>
+                <w:szCs w:val="28"/>
+                <w:lang w:bidi="ta-IN"/>
+              </w:rPr>
+              <w:br/>
+            </w:r>
+            <w:r>
+              <w:rPr>
+                <w:rFonts w:ascii="Latha" w:hAnsi="Latha" w:cs="Latha"/>
+                <w:sz w:val="28"/>
+                <w:szCs w:val="28"/>
+                <w:cs/>
+                <w:lang w:bidi="ta-IN"/>
+              </w:rPr>
+              <w:t>கஸ்மை</w:t>
+            </w:r>
+            <w:r>
+              <w:rPr>
+                <w:rFonts w:ascii="BRH Tamil Tab Extra" w:hAnsi="BRH Tamil Tab Extra" w:cs="Latha"/>
+                <w:b/>
+                <w:sz w:val="36"/>
+                <w:szCs w:val="28"/>
+                <w:lang w:bidi="ta-IN"/>
+              </w:rPr>
+              <w:t>†</w:t>
+            </w:r>
+            <w:r>
+              <w:rPr>
+                <w:rFonts w:ascii="Latha" w:hAnsi="Latha" w:cs="Latha"/>
+                <w:sz w:val="28"/>
+                <w:szCs w:val="28"/>
+                <w:lang w:bidi="ta-IN"/>
+              </w:rPr>
+              <w:t xml:space="preserve"> </w:t>
+            </w:r>
+            <w:r>
+              <w:rPr>
+                <w:rFonts w:ascii="Latha" w:hAnsi="Latha" w:cs="Latha"/>
+                <w:sz w:val="28"/>
+                <w:szCs w:val="28"/>
+                <w:cs/>
+                <w:lang w:bidi="ta-IN"/>
+              </w:rPr>
+              <w:t>தே</w:t>
+            </w:r>
+            <w:r>
+              <w:rPr>
+                <w:rFonts w:ascii="BRH Tamil Tab Extra" w:hAnsi="BRH Tamil Tab Extra" w:cs="Latha"/>
+                <w:b/>
+                <w:sz w:val="36"/>
+                <w:szCs w:val="28"/>
+                <w:lang w:bidi="ta-IN"/>
+              </w:rPr>
+              <w:t>…</w:t>
+            </w:r>
+            <w:r>
+              <w:rPr>
+                <w:rFonts w:ascii="Latha" w:hAnsi="Latha" w:cs="Latha"/>
+                <w:b/>
+                <w:bCs/>
+                <w:position w:val="-12"/>
+                <w:sz w:val="28"/>
+                <w:szCs w:val="28"/>
+                <w:cs/>
+                <w:lang w:bidi="ta-IN"/>
+              </w:rPr>
+              <w:t>3</w:t>
+            </w:r>
+            <w:r>
+              <w:rPr>
+                <w:rFonts w:ascii="Latha" w:hAnsi="Latha" w:cs="Latha"/>
+                <w:sz w:val="28"/>
+                <w:szCs w:val="28"/>
+                <w:cs/>
+                <w:lang w:bidi="ta-IN"/>
+              </w:rPr>
+              <w:t>வாய</w:t>
+            </w:r>
+            <w:r>
+              <w:rPr>
+                <w:rFonts w:ascii="BRH Tamil Tab Extra" w:hAnsi="BRH Tamil Tab Extra" w:cs="Latha"/>
+                <w:b/>
+                <w:sz w:val="36"/>
+                <w:szCs w:val="28"/>
+                <w:lang w:bidi="ta-IN"/>
+              </w:rPr>
+              <w:t>†</w:t>
+            </w:r>
+            <w:r>
+              <w:rPr>
+                <w:rFonts w:ascii="Latha" w:hAnsi="Latha" w:cs="Latha"/>
+                <w:sz w:val="28"/>
+                <w:szCs w:val="28"/>
+                <w:lang w:bidi="ta-IN"/>
+              </w:rPr>
+              <w:t xml:space="preserve"> |</w:t>
+            </w:r>
+          </w:p>
+        </w:tc>
+      </w:tr>
+      <w:tr>
+        <w:trPr>
+          <w:trHeight w:val="1104"/>
+        </w:trPr>
+        <w:tc>
+          <w:tcPr>
+            <w:tcW w:w="3974" w:type="dxa"/>
+          </w:tcPr>
+          <w:p>
+            <w:pPr>
+              <w:widowControl w:val="0"/>
+              <w:tabs>
+                <w:tab w:val="left" w:pos="993"/>
+              </w:tabs>
+              <w:autoSpaceDE w:val="0"/>
+              <w:autoSpaceDN w:val="0"/>
+              <w:adjustRightInd w:val="0"/>
+              <w:spacing w:before="0" w:line="240" w:lineRule="auto"/>
+              <w:ind w:right="297"/>
+              <w:rPr>
+                <w:rFonts w:cs="Arial"/>
+                <w:b/>
+                <w:color w:val="000000"/>
+                <w:sz w:val="28"/>
+                <w:szCs w:val="32"/>
+              </w:rPr>
+            </w:pPr>
+            <w:r>
+              <w:rPr>
+                <w:rFonts w:cs="Arial"/>
+                <w:b/>
+                <w:color w:val="000000"/>
+                <w:sz w:val="28"/>
+                <w:szCs w:val="32"/>
+              </w:rPr>
+              <w:t>T.S.</w:t>
+            </w:r>
+            <w:r>
+              <w:rPr>
+                <w:rFonts w:cs="Arial"/>
+                <w:b/>
+                <w:color w:val="000000"/>
+                <w:sz w:val="28"/>
+                <w:szCs w:val="32"/>
+              </w:rPr>
+              <w:t>4.2.</w:t>
+            </w:r>
+            <w:r>
+              <w:rPr>
+                <w:rFonts w:cs="Arial"/>
+                <w:b/>
+                <w:color w:val="000000"/>
+                <w:sz w:val="28"/>
+                <w:szCs w:val="32"/>
+              </w:rPr>
+              <w:t>8</w:t>
+            </w:r>
+            <w:r>
+              <w:rPr>
+                <w:rFonts w:cs="Arial"/>
+                <w:b/>
+                <w:color w:val="000000"/>
+                <w:sz w:val="28"/>
+                <w:szCs w:val="32"/>
+              </w:rPr>
+              <w:t>.</w:t>
+            </w:r>
+            <w:r>
+              <w:rPr>
+                <w:rFonts w:cs="Arial"/>
+                <w:b/>
+                <w:color w:val="000000"/>
+                <w:sz w:val="28"/>
+                <w:szCs w:val="32"/>
+              </w:rPr>
+              <w:t>2</w:t>
+            </w:r>
+            <w:r>
+              <w:rPr>
+                <w:rFonts w:cs="Arial"/>
+                <w:b/>
+                <w:color w:val="000000"/>
+                <w:sz w:val="28"/>
+                <w:szCs w:val="32"/>
+              </w:rPr>
+              <w:t xml:space="preserve"> </w:t>
+            </w:r>
+            <w:r>
+              <w:rPr>
+                <w:rFonts w:cs="Arial"/>
+                <w:b/>
+                <w:color w:val="000000"/>
+                <w:sz w:val="28"/>
+                <w:szCs w:val="32"/>
+              </w:rPr>
+              <w:t>– Kramam</w:t>
+            </w:r>
+          </w:p>
+          <w:p>
+            <w:pPr>
+              <w:widowControl w:val="0"/>
+              <w:tabs>
+                <w:tab w:val="left" w:pos="993"/>
+              </w:tabs>
+              <w:autoSpaceDE w:val="0"/>
+              <w:autoSpaceDN w:val="0"/>
+              <w:adjustRightInd w:val="0"/>
+              <w:spacing w:before="0" w:line="240" w:lineRule="auto"/>
+              <w:ind w:right="297"/>
+              <w:rPr>
+                <w:rFonts w:cs="Arial"/>
+                <w:b/>
+                <w:color w:val="000000"/>
+                <w:sz w:val="28"/>
+                <w:szCs w:val="32"/>
+              </w:rPr>
+            </w:pPr>
+            <w:r>
+              <w:rPr>
+                <w:rFonts w:cs="Arial"/>
+                <w:b/>
+                <w:color w:val="000000"/>
+                <w:sz w:val="28"/>
+                <w:szCs w:val="32"/>
+              </w:rPr>
+              <w:t xml:space="preserve">Krama Vaakyam No. - </w:t>
+            </w:r>
+            <w:r>
+              <w:rPr>
+                <w:rFonts w:cs="Arial"/>
+                <w:b/>
+                <w:color w:val="000000"/>
+                <w:sz w:val="28"/>
+                <w:szCs w:val="32"/>
+              </w:rPr>
+              <w:t>17</w:t>
+            </w:r>
+          </w:p>
+          <w:p>
+            <w:pPr>
+              <w:widowControl w:val="0"/>
+              <w:tabs>
+                <w:tab w:val="left" w:pos="993"/>
+              </w:tabs>
+              <w:autoSpaceDE w:val="0"/>
+              <w:autoSpaceDN w:val="0"/>
+              <w:adjustRightInd w:val="0"/>
+              <w:spacing w:before="0" w:line="240" w:lineRule="auto"/>
+              <w:ind w:right="297"/>
+              <w:rPr>
+                <w:rFonts w:cs="Arial"/>
+                <w:b/>
+                <w:color w:val="000000"/>
+                <w:sz w:val="28"/>
+                <w:szCs w:val="32"/>
+              </w:rPr>
+            </w:pPr>
+            <w:r>
+              <w:rPr>
+                <w:rFonts w:cs="Arial"/>
+                <w:b/>
+                <w:color w:val="000000"/>
+                <w:sz w:val="28"/>
+                <w:szCs w:val="32"/>
+              </w:rPr>
+              <w:t>Panchaati No</w:t>
+            </w:r>
+            <w:r>
+              <w:rPr>
+                <w:rFonts w:cs="Arial"/>
+                <w:b/>
+                <w:color w:val="000000"/>
+                <w:szCs w:val="32"/>
+              </w:rPr>
+              <w:t>. -</w:t>
+            </w:r>
+            <w:r>
+              <w:rPr>
+                <w:rFonts w:cs="Arial"/>
+                <w:b/>
+                <w:color w:val="000000"/>
+                <w:sz w:val="28"/>
+                <w:szCs w:val="28"/>
+              </w:rPr>
+              <w:t xml:space="preserve"> </w:t>
+            </w:r>
+            <w:r>
+              <w:rPr>
+                <w:rFonts w:cs="Arial"/>
+                <w:b/>
+                <w:color w:val="000000"/>
+                <w:sz w:val="28"/>
+                <w:szCs w:val="28"/>
+              </w:rPr>
+              <w:t>34</w:t>
+            </w:r>
+          </w:p>
+        </w:tc>
+        <w:tc>
+          <w:tcPr>
+            <w:tcW w:w="5103" w:type="dxa"/>
+          </w:tcPr>
+          <w:p>
+            <w:pPr>
+              <w:widowControl w:val="0"/>
+              <w:autoSpaceDE w:val="0"/>
+              <w:autoSpaceDN w:val="0"/>
+              <w:adjustRightInd w:val="0"/>
+              <w:spacing w:before="0" w:line="240" w:lineRule="auto"/>
+              <w:rPr>
+                <w:rFonts w:ascii="Latha" w:hAnsi="Latha" w:cs="Latha"/>
+                <w:sz w:val="28"/>
+                <w:szCs w:val="28"/>
+                <w:lang w:bidi="ta-IN"/>
+              </w:rPr>
+            </w:pPr>
+            <w:r>
+              <w:rPr>
+                <w:rFonts w:ascii="Latha" w:hAnsi="Latha" w:cs="Latha"/>
+                <w:sz w:val="28"/>
+                <w:szCs w:val="28"/>
+                <w:cs/>
+                <w:lang w:bidi="ta-IN"/>
+              </w:rPr>
+              <w:t>வே</w:t>
+            </w:r>
+            <w:r>
+              <w:rPr>
+                <w:rFonts w:ascii="BRH Tamil Tab Extra" w:hAnsi="BRH Tamil Tab Extra" w:cs="Latha"/>
+                <w:b/>
+                <w:sz w:val="36"/>
+                <w:szCs w:val="28"/>
+                <w:lang w:bidi="ta-IN"/>
+              </w:rPr>
+              <w:t>…</w:t>
+            </w:r>
+            <w:r>
+              <w:rPr>
+                <w:rFonts w:ascii="Latha" w:hAnsi="Latha" w:cs="Latha"/>
+                <w:sz w:val="28"/>
+                <w:szCs w:val="28"/>
+                <w:cs/>
+                <w:lang w:bidi="ta-IN"/>
+              </w:rPr>
+              <w:t>ன</w:t>
+            </w:r>
+            <w:r>
+              <w:rPr>
+                <w:rFonts w:ascii="Latha" w:hAnsi="Latha" w:cs="Latha"/>
+                <w:sz w:val="28"/>
+                <w:szCs w:val="28"/>
+                <w:lang w:bidi="ta-IN"/>
+              </w:rPr>
+              <w:t xml:space="preserve"> </w:t>
+            </w:r>
+            <w:r>
+              <w:rPr>
+                <w:rFonts w:ascii="Latha" w:hAnsi="Latha" w:cs="Latha"/>
+                <w:sz w:val="28"/>
+                <w:szCs w:val="28"/>
+                <w:cs/>
+                <w:lang w:bidi="ta-IN"/>
+              </w:rPr>
+              <w:t>ஆ</w:t>
+            </w:r>
+            <w:r>
+              <w:rPr>
+                <w:rFonts w:ascii="BRH Tamil Tab Extra" w:hAnsi="BRH Tamil Tab Extra" w:cs="Latha"/>
+                <w:b/>
+                <w:sz w:val="36"/>
+                <w:szCs w:val="28"/>
+                <w:lang w:bidi="ta-IN"/>
+              </w:rPr>
+              <w:t>†</w:t>
+            </w:r>
+            <w:r>
+              <w:rPr>
+                <w:rFonts w:ascii="Latha" w:hAnsi="Latha" w:cs="Latha"/>
+                <w:sz w:val="28"/>
+                <w:szCs w:val="28"/>
+                <w:cs/>
+                <w:lang w:bidi="ta-IN"/>
+              </w:rPr>
+              <w:t>வ</w:t>
+            </w:r>
+            <w:r>
+              <w:rPr>
+                <w:rFonts w:ascii="Latha" w:hAnsi="Latha" w:cs="Latha"/>
+                <w:b/>
+                <w:bCs/>
+                <w:sz w:val="32"/>
+                <w:szCs w:val="32"/>
+                <w:cs/>
+                <w:lang w:bidi="ta-IN"/>
+              </w:rPr>
+              <w:t>:</w:t>
+            </w:r>
+            <w:r>
+              <w:rPr>
+                <w:rFonts w:ascii="Latha" w:hAnsi="Latha" w:cs="Latha"/>
+                <w:sz w:val="28"/>
+                <w:szCs w:val="28"/>
+                <w:lang w:bidi="ta-IN"/>
+              </w:rPr>
+              <w:t xml:space="preserve"> |</w:t>
+            </w:r>
+            <w:r>
+              <w:rPr>
+                <w:rFonts w:ascii="Latha" w:hAnsi="Latha" w:cs="Latha"/>
+                <w:sz w:val="28"/>
+                <w:szCs w:val="28"/>
+                <w:lang w:bidi="ta-IN"/>
+              </w:rPr>
+              <w:t xml:space="preserve"> </w:t>
+            </w:r>
+            <w:r>
+              <w:rPr>
+                <w:rFonts w:ascii="Latha" w:hAnsi="Latha" w:cs="Latha"/>
+                <w:sz w:val="28"/>
+                <w:szCs w:val="28"/>
+                <w:lang w:bidi="ta-IN"/>
+              </w:rPr>
+              <w:br/>
+            </w:r>
+            <w:r>
+              <w:rPr>
+                <w:rFonts w:ascii="Latha" w:hAnsi="Latha" w:cs="Latha"/>
+                <w:sz w:val="28"/>
+                <w:szCs w:val="28"/>
+                <w:highlight w:val="yellow"/>
+                <w:cs/>
+                <w:lang w:bidi="ta-IN"/>
+              </w:rPr>
+              <w:t>ஆ</w:t>
+            </w:r>
+            <w:r>
+              <w:rPr>
+                <w:rFonts w:ascii="BRH Tamil Tab Extra" w:hAnsi="BRH Tamil Tab Extra" w:cs="Latha"/>
+                <w:b/>
+                <w:sz w:val="36"/>
+                <w:szCs w:val="28"/>
+                <w:highlight w:val="yellow"/>
+                <w:lang w:bidi="ta-IN"/>
+              </w:rPr>
+              <w:t>…</w:t>
+            </w:r>
+            <w:r>
+              <w:rPr>
+                <w:rFonts w:ascii="Latha" w:hAnsi="Latha" w:cs="Latha"/>
+                <w:sz w:val="28"/>
+                <w:szCs w:val="28"/>
+                <w:highlight w:val="yellow"/>
+                <w:cs/>
+                <w:lang w:bidi="ta-IN"/>
+              </w:rPr>
+              <w:t>வ</w:t>
+            </w:r>
+            <w:r>
+              <w:rPr>
+                <w:rFonts w:ascii="BRH Tamil Tab Extra" w:hAnsi="BRH Tamil Tab Extra" w:cs="Latha"/>
+                <w:b/>
+                <w:sz w:val="36"/>
+                <w:szCs w:val="28"/>
+                <w:highlight w:val="yellow"/>
+                <w:lang w:bidi="ta-IN"/>
+              </w:rPr>
+              <w:t>…</w:t>
+            </w:r>
+            <w:r>
+              <w:rPr>
+                <w:rFonts w:ascii="Latha" w:hAnsi="Latha" w:cs="Latha"/>
+                <w:sz w:val="28"/>
+                <w:szCs w:val="28"/>
+                <w:highlight w:val="yellow"/>
+                <w:lang w:bidi="ta-IN"/>
+              </w:rPr>
+              <w:t xml:space="preserve"> </w:t>
+            </w:r>
+            <w:r>
+              <w:rPr>
+                <w:rFonts w:ascii="Latha" w:hAnsi="Latha" w:cs="Latha"/>
+                <w:sz w:val="28"/>
+                <w:szCs w:val="28"/>
+                <w:highlight w:val="yellow"/>
+                <w:cs/>
+                <w:lang w:bidi="ta-IN"/>
+              </w:rPr>
+              <w:t>இத்யா</w:t>
+            </w:r>
+            <w:r>
+              <w:rPr>
+                <w:rFonts w:ascii="BRH Tamil Tab Extra" w:hAnsi="BRH Tamil Tab Extra" w:cs="Latha"/>
+                <w:b/>
+                <w:sz w:val="36"/>
+                <w:szCs w:val="28"/>
+                <w:highlight w:val="yellow"/>
+                <w:lang w:bidi="ta-IN"/>
+              </w:rPr>
+              <w:t>†</w:t>
+            </w:r>
+            <w:r>
+              <w:rPr>
+                <w:rFonts w:ascii="Latha" w:hAnsi="Latha" w:cs="Latha"/>
+                <w:sz w:val="28"/>
+                <w:szCs w:val="28"/>
+                <w:highlight w:val="yellow"/>
+                <w:cs/>
+                <w:lang w:bidi="ta-IN"/>
+              </w:rPr>
+              <w:t>வ</w:t>
+            </w:r>
+            <w:r>
+              <w:rPr>
+                <w:rFonts w:ascii="Latha" w:hAnsi="Latha" w:cs="Latha"/>
+                <w:b/>
+                <w:bCs/>
+                <w:sz w:val="32"/>
+                <w:szCs w:val="32"/>
+                <w:highlight w:val="yellow"/>
+                <w:cs/>
+                <w:lang w:bidi="ta-IN"/>
+              </w:rPr>
+              <w:t>:</w:t>
+            </w:r>
+            <w:r>
+              <w:rPr>
+                <w:rFonts w:ascii="Latha" w:hAnsi="Latha" w:cs="Latha"/>
+                <w:sz w:val="28"/>
+                <w:szCs w:val="28"/>
+                <w:lang w:bidi="ta-IN"/>
+              </w:rPr>
+              <w:t xml:space="preserve"> </w:t>
+            </w:r>
+            <w:r>
+              <w:rPr>
+                <w:rFonts w:ascii="Latha" w:hAnsi="Latha" w:cs="Latha"/>
+                <w:sz w:val="28"/>
+                <w:szCs w:val="28"/>
+                <w:lang w:bidi="ta-IN"/>
+              </w:rPr>
+              <w:t>|</w:t>
+            </w:r>
+          </w:p>
+          <w:p>
+            <w:pPr>
+              <w:pStyle w:val="NoSpacing"/>
+              <w:rPr>
+                <w:cs/>
+                <w:lang w:bidi="ta-IN"/>
+              </w:rPr>
+            </w:pPr>
+          </w:p>
+        </w:tc>
+        <w:tc>
+          <w:tcPr>
+            <w:tcW w:w="5386" w:type="dxa"/>
+          </w:tcPr>
+          <w:p>
+            <w:pPr>
+              <w:widowControl w:val="0"/>
+              <w:autoSpaceDE w:val="0"/>
+              <w:autoSpaceDN w:val="0"/>
+              <w:adjustRightInd w:val="0"/>
+              <w:spacing w:before="0" w:line="240" w:lineRule="auto"/>
+              <w:rPr>
+                <w:rFonts w:ascii="Latha" w:hAnsi="Latha" w:cs="Latha"/>
+                <w:sz w:val="28"/>
+                <w:szCs w:val="28"/>
+                <w:highlight w:val="green"/>
+                <w:lang w:bidi="ta-IN"/>
+              </w:rPr>
+            </w:pPr>
+            <w:r>
+              <w:rPr>
+                <w:rFonts w:ascii="Latha" w:hAnsi="Latha" w:cs="Latha"/>
+                <w:sz w:val="28"/>
+                <w:szCs w:val="28"/>
+                <w:cs/>
+                <w:lang w:bidi="ta-IN"/>
+              </w:rPr>
+              <w:t>வே</w:t>
+            </w:r>
+            <w:r>
+              <w:rPr>
+                <w:rFonts w:ascii="BRH Tamil Tab Extra" w:hAnsi="BRH Tamil Tab Extra" w:cs="Latha"/>
+                <w:b/>
+                <w:sz w:val="36"/>
+                <w:szCs w:val="28"/>
+                <w:lang w:bidi="ta-IN"/>
+              </w:rPr>
+              <w:t>…</w:t>
+            </w:r>
+            <w:r>
+              <w:rPr>
+                <w:rFonts w:ascii="Latha" w:hAnsi="Latha" w:cs="Latha"/>
+                <w:sz w:val="28"/>
+                <w:szCs w:val="28"/>
+                <w:cs/>
+                <w:lang w:bidi="ta-IN"/>
+              </w:rPr>
+              <w:t>ன</w:t>
+            </w:r>
+            <w:r>
+              <w:rPr>
+                <w:rFonts w:ascii="Latha" w:hAnsi="Latha" w:cs="Latha"/>
+                <w:sz w:val="28"/>
+                <w:szCs w:val="28"/>
+                <w:lang w:bidi="ta-IN"/>
+              </w:rPr>
+              <w:t xml:space="preserve"> </w:t>
+            </w:r>
+            <w:r>
+              <w:rPr>
+                <w:rFonts w:ascii="Latha" w:hAnsi="Latha" w:cs="Latha"/>
+                <w:sz w:val="28"/>
+                <w:szCs w:val="28"/>
+                <w:cs/>
+                <w:lang w:bidi="ta-IN"/>
+              </w:rPr>
+              <w:t>ஆ</w:t>
+            </w:r>
+            <w:r>
+              <w:rPr>
+                <w:rFonts w:ascii="BRH Tamil Tab Extra" w:hAnsi="BRH Tamil Tab Extra" w:cs="Latha"/>
+                <w:b/>
+                <w:sz w:val="36"/>
+                <w:szCs w:val="28"/>
+                <w:lang w:bidi="ta-IN"/>
+              </w:rPr>
+              <w:t>†</w:t>
+            </w:r>
+            <w:r>
+              <w:rPr>
+                <w:rFonts w:ascii="Latha" w:hAnsi="Latha" w:cs="Latha"/>
+                <w:sz w:val="28"/>
+                <w:szCs w:val="28"/>
+                <w:cs/>
+                <w:lang w:bidi="ta-IN"/>
+              </w:rPr>
+              <w:t>வ</w:t>
+            </w:r>
+            <w:r>
+              <w:rPr>
+                <w:rFonts w:ascii="Latha" w:hAnsi="Latha" w:cs="Latha"/>
+                <w:b/>
+                <w:bCs/>
+                <w:sz w:val="32"/>
+                <w:szCs w:val="32"/>
+                <w:cs/>
+                <w:lang w:bidi="ta-IN"/>
+              </w:rPr>
+              <w:t>:</w:t>
+            </w:r>
+            <w:r>
+              <w:rPr>
+                <w:rFonts w:ascii="Latha" w:hAnsi="Latha" w:cs="Latha"/>
+                <w:sz w:val="28"/>
+                <w:szCs w:val="28"/>
+                <w:lang w:bidi="ta-IN"/>
+              </w:rPr>
+              <w:t xml:space="preserve"> |</w:t>
+            </w:r>
+          </w:p>
+          <w:p>
+            <w:pPr>
+              <w:widowControl w:val="0"/>
+              <w:autoSpaceDE w:val="0"/>
+              <w:autoSpaceDN w:val="0"/>
+              <w:adjustRightInd w:val="0"/>
+              <w:spacing w:before="0" w:line="240" w:lineRule="auto"/>
+              <w:rPr>
+                <w:rFonts w:ascii="Latha" w:hAnsi="Latha" w:cs="Latha"/>
+                <w:sz w:val="28"/>
+                <w:szCs w:val="28"/>
+                <w:cs/>
+                <w:lang w:bidi="ta-IN"/>
+              </w:rPr>
+            </w:pPr>
+            <w:r>
+              <w:rPr>
+                <w:rFonts w:ascii="Latha" w:hAnsi="Latha" w:cs="Latha"/>
+                <w:sz w:val="28"/>
+                <w:szCs w:val="28"/>
+                <w:highlight w:val="green"/>
+                <w:cs/>
+                <w:lang w:bidi="ta-IN"/>
+              </w:rPr>
+              <w:t>ஆ</w:t>
+            </w:r>
+            <w:r>
+              <w:rPr>
+                <w:rFonts w:ascii="BRH Tamil Tab Extra" w:hAnsi="BRH Tamil Tab Extra" w:cs="Latha"/>
+                <w:b/>
+                <w:bCs/>
+                <w:sz w:val="28"/>
+                <w:szCs w:val="28"/>
+                <w:highlight w:val="green"/>
+                <w:lang w:bidi="ta-IN"/>
+              </w:rPr>
+              <w:t>…</w:t>
+            </w:r>
+            <w:r>
+              <w:rPr>
+                <w:rFonts w:ascii="Latha" w:hAnsi="Latha" w:cs="Latha"/>
+                <w:sz w:val="28"/>
+                <w:szCs w:val="28"/>
+                <w:highlight w:val="green"/>
+                <w:cs/>
+                <w:lang w:bidi="ta-IN"/>
+              </w:rPr>
+              <w:t>வ</w:t>
+            </w:r>
+            <w:r>
+              <w:rPr>
+                <w:rFonts w:ascii="BRH Tamil Tab Extra" w:hAnsi="BRH Tamil Tab Extra" w:cs="Latha"/>
+                <w:b/>
+                <w:bCs/>
+                <w:sz w:val="28"/>
+                <w:szCs w:val="28"/>
+                <w:highlight w:val="green"/>
+                <w:lang w:bidi="ta-IN"/>
+              </w:rPr>
+              <w:t>…</w:t>
+            </w:r>
+            <w:r>
+              <w:rPr>
+                <w:rFonts w:ascii="Latha" w:hAnsi="Latha" w:cs="Latha"/>
+                <w:sz w:val="28"/>
+                <w:szCs w:val="28"/>
+                <w:highlight w:val="green"/>
+                <w:cs/>
+                <w:lang w:bidi="ta-IN"/>
+              </w:rPr>
+              <w:t>ரித்யா</w:t>
+            </w:r>
+            <w:r>
+              <w:rPr>
+                <w:rFonts w:ascii="BRH Tamil Tab Extra" w:hAnsi="BRH Tamil Tab Extra" w:cs="Latha"/>
+                <w:b/>
+                <w:bCs/>
+                <w:sz w:val="28"/>
+                <w:szCs w:val="28"/>
+                <w:highlight w:val="green"/>
+                <w:lang w:bidi="ta-IN"/>
+              </w:rPr>
+              <w:t>†</w:t>
+            </w:r>
+            <w:r>
+              <w:rPr>
+                <w:rFonts w:ascii="Latha" w:hAnsi="Latha" w:cs="Latha"/>
+                <w:sz w:val="28"/>
+                <w:szCs w:val="28"/>
+                <w:highlight w:val="green"/>
+                <w:cs/>
+                <w:lang w:bidi="ta-IN"/>
+              </w:rPr>
+              <w:t>வ</w:t>
+            </w:r>
+            <w:r>
+              <w:rPr>
+                <w:rFonts w:ascii="Latha" w:hAnsi="Latha" w:cs="Latha"/>
+                <w:b/>
+                <w:bCs/>
+                <w:sz w:val="28"/>
+                <w:szCs w:val="28"/>
+                <w:highlight w:val="green"/>
+                <w:cs/>
+                <w:lang w:bidi="ta-IN"/>
+              </w:rPr>
+              <w:t>:</w:t>
+            </w:r>
+            <w:r>
+              <w:rPr>
+                <w:rFonts w:ascii="Latha" w:hAnsi="Latha" w:cs="Latha"/>
+                <w:b/>
+                <w:bCs/>
+                <w:sz w:val="28"/>
+                <w:szCs w:val="28"/>
+                <w:lang w:bidi="ta-IN"/>
+              </w:rPr>
+              <w:t xml:space="preserve"> </w:t>
+            </w:r>
+            <w:r>
+              <w:rPr>
+                <w:rFonts w:ascii="Latha" w:hAnsi="Latha" w:cs="Latha"/>
+                <w:sz w:val="28"/>
+                <w:szCs w:val="28"/>
+                <w:lang w:bidi="ta-IN"/>
+              </w:rPr>
+              <w:t>||</w:t>
+            </w:r>
+          </w:p>
+        </w:tc>
+      </w:tr>
+      <w:tr>
+        <w:trPr>
+          <w:trHeight w:val="1104"/>
+        </w:trPr>
+        <w:tc>
+          <w:tcPr>
+            <w:tcW w:w="3974" w:type="dxa"/>
+          </w:tcPr>
+          <w:p>
+            <w:pPr>
+              <w:widowControl w:val="0"/>
+              <w:tabs>
+                <w:tab w:val="left" w:pos="993"/>
+              </w:tabs>
+              <w:autoSpaceDE w:val="0"/>
+              <w:autoSpaceDN w:val="0"/>
+              <w:adjustRightInd w:val="0"/>
+              <w:spacing w:before="0" w:line="240" w:lineRule="auto"/>
+              <w:ind w:right="297"/>
+              <w:rPr>
+                <w:rFonts w:cs="Arial"/>
+                <w:b/>
+                <w:color w:val="000000"/>
+                <w:sz w:val="28"/>
+                <w:szCs w:val="32"/>
+              </w:rPr>
+            </w:pPr>
+            <w:r>
+              <w:rPr>
+                <w:rFonts w:cs="Arial"/>
+                <w:b/>
+                <w:color w:val="000000"/>
+                <w:sz w:val="28"/>
+                <w:szCs w:val="32"/>
+              </w:rPr>
+              <w:t>T.S.</w:t>
+            </w:r>
+            <w:r>
+              <w:rPr>
+                <w:rFonts w:cs="Arial"/>
+                <w:b/>
+                <w:color w:val="000000"/>
+                <w:sz w:val="28"/>
+                <w:szCs w:val="32"/>
+              </w:rPr>
+              <w:t xml:space="preserve">4.2.8.2 </w:t>
+            </w:r>
+            <w:r>
+              <w:rPr>
+                <w:rFonts w:cs="Arial"/>
+                <w:b/>
+                <w:color w:val="000000"/>
+                <w:sz w:val="28"/>
+                <w:szCs w:val="32"/>
+              </w:rPr>
+              <w:t>– Kramam</w:t>
+            </w:r>
+          </w:p>
+          <w:p>
+            <w:pPr>
+              <w:widowControl w:val="0"/>
+              <w:tabs>
+                <w:tab w:val="left" w:pos="993"/>
+              </w:tabs>
+              <w:autoSpaceDE w:val="0"/>
+              <w:autoSpaceDN w:val="0"/>
+              <w:adjustRightInd w:val="0"/>
+              <w:spacing w:before="0" w:line="240" w:lineRule="auto"/>
+              <w:ind w:right="297"/>
+              <w:rPr>
+                <w:rFonts w:cs="Arial"/>
+                <w:b/>
+                <w:color w:val="000000"/>
+                <w:sz w:val="28"/>
+                <w:szCs w:val="32"/>
+              </w:rPr>
+            </w:pPr>
+            <w:r>
+              <w:rPr>
+                <w:rFonts w:cs="Arial"/>
+                <w:b/>
+                <w:color w:val="000000"/>
+                <w:sz w:val="28"/>
+                <w:szCs w:val="32"/>
+              </w:rPr>
+              <w:t xml:space="preserve">Krama Vaakyam No. - </w:t>
+            </w:r>
+            <w:r>
+              <w:rPr>
+                <w:rFonts w:cs="Arial"/>
+                <w:b/>
+                <w:color w:val="000000"/>
+                <w:sz w:val="28"/>
+                <w:szCs w:val="32"/>
+              </w:rPr>
+              <w:t>30</w:t>
+            </w:r>
+          </w:p>
+          <w:p>
+            <w:pPr>
+              <w:widowControl w:val="0"/>
+              <w:tabs>
+                <w:tab w:val="left" w:pos="993"/>
+              </w:tabs>
+              <w:autoSpaceDE w:val="0"/>
+              <w:autoSpaceDN w:val="0"/>
+              <w:adjustRightInd w:val="0"/>
+              <w:spacing w:before="0" w:line="240" w:lineRule="auto"/>
+              <w:ind w:right="297"/>
+              <w:rPr>
+                <w:rFonts w:cs="Arial"/>
+                <w:b/>
+                <w:color w:val="000000"/>
+                <w:sz w:val="28"/>
+                <w:szCs w:val="32"/>
+              </w:rPr>
+            </w:pPr>
+            <w:r>
+              <w:rPr>
+                <w:rFonts w:cs="Arial"/>
+                <w:b/>
+                <w:color w:val="000000"/>
+                <w:sz w:val="28"/>
+                <w:szCs w:val="32"/>
+              </w:rPr>
+              <w:t>Panchaati No</w:t>
+            </w:r>
+            <w:r>
+              <w:rPr>
+                <w:rFonts w:cs="Arial"/>
+                <w:b/>
+                <w:color w:val="000000"/>
+                <w:szCs w:val="32"/>
+              </w:rPr>
+              <w:t>. -</w:t>
+            </w:r>
+            <w:r>
+              <w:rPr>
+                <w:rFonts w:cs="Arial"/>
+                <w:b/>
+                <w:color w:val="000000"/>
+                <w:sz w:val="28"/>
+                <w:szCs w:val="28"/>
+              </w:rPr>
+              <w:t xml:space="preserve"> </w:t>
+            </w:r>
+            <w:r>
+              <w:rPr>
+                <w:rFonts w:cs="Arial"/>
+                <w:b/>
+                <w:color w:val="000000"/>
+                <w:sz w:val="28"/>
+                <w:szCs w:val="28"/>
+              </w:rPr>
+              <w:t>34</w:t>
+            </w:r>
+          </w:p>
+        </w:tc>
+        <w:tc>
+          <w:tcPr>
+            <w:tcW w:w="5103" w:type="dxa"/>
+          </w:tcPr>
+          <w:p>
+            <w:pPr>
+              <w:widowControl w:val="0"/>
+              <w:autoSpaceDE w:val="0"/>
+              <w:autoSpaceDN w:val="0"/>
+              <w:adjustRightInd w:val="0"/>
+              <w:spacing w:before="0" w:line="240" w:lineRule="auto"/>
+              <w:rPr>
+                <w:rFonts w:ascii="Latha" w:hAnsi="Latha" w:cs="Latha"/>
+                <w:sz w:val="28"/>
+                <w:szCs w:val="28"/>
+                <w:cs/>
+                <w:lang w:bidi="ta-IN"/>
+              </w:rPr>
+            </w:pPr>
+            <w:r>
+              <w:rPr>
+                <w:rFonts w:ascii="Latha" w:hAnsi="Latha" w:cs="Latha"/>
+                <w:sz w:val="28"/>
+                <w:szCs w:val="28"/>
+                <w:cs/>
+                <w:lang w:bidi="ta-IN"/>
+              </w:rPr>
+              <w:t>ச</w:t>
+            </w:r>
+            <w:r>
+              <w:rPr>
+                <w:rFonts w:ascii="BRH Tamil Tab Extra" w:hAnsi="BRH Tamil Tab Extra" w:cs="Latha"/>
+                <w:b/>
+                <w:sz w:val="36"/>
+                <w:szCs w:val="28"/>
+                <w:lang w:bidi="ta-IN"/>
+              </w:rPr>
+              <w:t>…</w:t>
+            </w:r>
+            <w:r>
+              <w:rPr>
+                <w:rFonts w:ascii="Latha" w:hAnsi="Latha" w:cs="Latha"/>
+                <w:sz w:val="28"/>
+                <w:szCs w:val="28"/>
+                <w:lang w:bidi="ta-IN"/>
+              </w:rPr>
+              <w:t xml:space="preserve"> </w:t>
+            </w:r>
+            <w:r>
+              <w:rPr>
+                <w:rFonts w:ascii="Latha" w:hAnsi="Latha" w:cs="Latha"/>
+                <w:sz w:val="28"/>
+                <w:szCs w:val="28"/>
+                <w:cs/>
+                <w:lang w:bidi="ta-IN"/>
+              </w:rPr>
+              <w:t>விவ</w:t>
+            </w:r>
+            <w:r>
+              <w:rPr>
+                <w:rFonts w:ascii="BRH Tamil Tab Extra" w:hAnsi="BRH Tamil Tab Extra" w:cs="Latha"/>
+                <w:b/>
+                <w:sz w:val="36"/>
+                <w:szCs w:val="28"/>
+                <w:lang w:bidi="ta-IN"/>
+              </w:rPr>
+              <w:t>†</w:t>
+            </w:r>
+            <w:r>
+              <w:rPr>
+                <w:rFonts w:ascii="Latha" w:hAnsi="Latha" w:cs="Latha"/>
+                <w:b/>
+                <w:bCs/>
+                <w:sz w:val="32"/>
+                <w:szCs w:val="32"/>
+                <w:cs/>
+                <w:lang w:bidi="ta-IN"/>
+              </w:rPr>
+              <w:t>:</w:t>
+            </w:r>
+            <w:r>
+              <w:rPr>
+                <w:rFonts w:ascii="Latha" w:hAnsi="Latha" w:cs="Latha"/>
+                <w:sz w:val="28"/>
+                <w:szCs w:val="28"/>
+                <w:lang w:bidi="ta-IN"/>
+              </w:rPr>
+              <w:t xml:space="preserve"> | </w:t>
+            </w:r>
+            <w:r>
+              <w:rPr>
+                <w:rFonts w:ascii="Latha" w:hAnsi="Latha" w:cs="Latha"/>
+                <w:sz w:val="28"/>
+                <w:szCs w:val="28"/>
+                <w:cs/>
+                <w:lang w:bidi="ta-IN"/>
+              </w:rPr>
+              <w:t>வி</w:t>
+            </w:r>
+            <w:r>
+              <w:rPr>
+                <w:rFonts w:ascii="Latha" w:hAnsi="Latha" w:cs="Latha"/>
+                <w:sz w:val="28"/>
+                <w:szCs w:val="28"/>
+                <w:highlight w:val="yellow"/>
+                <w:cs/>
+                <w:lang w:bidi="ta-IN"/>
+              </w:rPr>
+              <w:t>வ</w:t>
+            </w:r>
+            <w:r>
+              <w:rPr>
+                <w:rFonts w:ascii="BRH Tamil Tab Extra" w:hAnsi="BRH Tamil Tab Extra" w:cs="Latha"/>
+                <w:b/>
+                <w:sz w:val="36"/>
+                <w:szCs w:val="28"/>
+                <w:highlight w:val="yellow"/>
+                <w:lang w:bidi="ta-IN"/>
+              </w:rPr>
+              <w:t>…</w:t>
+            </w:r>
+            <w:r>
+              <w:rPr>
+                <w:rFonts w:ascii="Latha" w:hAnsi="Latha" w:cs="Latha"/>
+                <w:sz w:val="28"/>
+                <w:szCs w:val="28"/>
+                <w:highlight w:val="yellow"/>
+                <w:lang w:bidi="ta-IN"/>
+              </w:rPr>
+              <w:t xml:space="preserve"> </w:t>
+            </w:r>
+            <w:r>
+              <w:rPr>
+                <w:rFonts w:ascii="Latha" w:hAnsi="Latha" w:cs="Latha"/>
+                <w:sz w:val="28"/>
+                <w:szCs w:val="28"/>
+                <w:highlight w:val="yellow"/>
+                <w:cs/>
+                <w:lang w:bidi="ta-IN"/>
+              </w:rPr>
+              <w:t>இ</w:t>
+            </w:r>
+            <w:r>
+              <w:rPr>
+                <w:rFonts w:ascii="Latha" w:hAnsi="Latha" w:cs="Latha"/>
+                <w:sz w:val="28"/>
+                <w:szCs w:val="28"/>
+                <w:cs/>
+                <w:lang w:bidi="ta-IN"/>
+              </w:rPr>
+              <w:t>தி</w:t>
+            </w:r>
+            <w:r>
+              <w:rPr>
+                <w:rFonts w:ascii="BRH Tamil Tab Extra" w:hAnsi="BRH Tamil Tab Extra" w:cs="Latha"/>
+                <w:b/>
+                <w:sz w:val="36"/>
+                <w:szCs w:val="28"/>
+                <w:lang w:bidi="ta-IN"/>
+              </w:rPr>
+              <w:t>…</w:t>
+            </w:r>
+            <w:r>
+              <w:rPr>
+                <w:rFonts w:ascii="Latha" w:hAnsi="Latha" w:cs="Latha"/>
+                <w:sz w:val="28"/>
+                <w:szCs w:val="28"/>
+                <w:lang w:bidi="ta-IN"/>
+              </w:rPr>
+              <w:t xml:space="preserve"> </w:t>
+            </w:r>
+            <w:r>
+              <w:rPr>
+                <w:rFonts w:ascii="Latha" w:hAnsi="Latha" w:cs="Latha"/>
+                <w:sz w:val="28"/>
+                <w:szCs w:val="28"/>
+                <w:cs/>
+                <w:lang w:bidi="ta-IN"/>
+              </w:rPr>
+              <w:t>விவ</w:t>
+            </w:r>
+            <w:r>
+              <w:rPr>
+                <w:rFonts w:ascii="BRH Tamil Tab Extra" w:hAnsi="BRH Tamil Tab Extra" w:cs="Latha"/>
+                <w:b/>
+                <w:sz w:val="36"/>
+                <w:szCs w:val="28"/>
+                <w:lang w:bidi="ta-IN"/>
+              </w:rPr>
+              <w:t>†</w:t>
+            </w:r>
+            <w:r>
+              <w:rPr>
+                <w:rFonts w:ascii="Latha" w:hAnsi="Latha" w:cs="Latha"/>
+                <w:b/>
+                <w:bCs/>
+                <w:sz w:val="32"/>
+                <w:szCs w:val="32"/>
+                <w:cs/>
+                <w:lang w:bidi="ta-IN"/>
+              </w:rPr>
+              <w:t>:</w:t>
+            </w:r>
+            <w:r>
+              <w:rPr>
+                <w:rFonts w:ascii="Latha" w:hAnsi="Latha" w:cs="Latha"/>
+                <w:sz w:val="28"/>
+                <w:szCs w:val="28"/>
+                <w:lang w:bidi="ta-IN"/>
+              </w:rPr>
+              <w:t xml:space="preserve"> ||</w:t>
+            </w:r>
+          </w:p>
+        </w:tc>
+        <w:tc>
+          <w:tcPr>
+            <w:tcW w:w="5386" w:type="dxa"/>
+          </w:tcPr>
+          <w:p>
+            <w:pPr>
+              <w:widowControl w:val="0"/>
+              <w:autoSpaceDE w:val="0"/>
+              <w:autoSpaceDN w:val="0"/>
+              <w:adjustRightInd w:val="0"/>
+              <w:spacing w:before="0" w:line="240" w:lineRule="auto"/>
+              <w:rPr>
+                <w:rFonts w:ascii="Latha" w:hAnsi="Latha" w:cs="Latha"/>
+                <w:sz w:val="28"/>
+                <w:szCs w:val="28"/>
+                <w:cs/>
+                <w:lang w:bidi="ta-IN"/>
+              </w:rPr>
+            </w:pPr>
+            <w:r>
+              <w:rPr>
+                <w:rFonts w:ascii="Latha" w:hAnsi="Latha" w:cs="Latha"/>
+                <w:sz w:val="28"/>
+                <w:szCs w:val="28"/>
+                <w:cs/>
+                <w:lang w:bidi="ta-IN"/>
+              </w:rPr>
+              <w:t>ச</w:t>
+            </w:r>
+            <w:r>
+              <w:rPr>
+                <w:rFonts w:ascii="BRH Tamil Tab Extra" w:hAnsi="BRH Tamil Tab Extra" w:cs="Latha"/>
+                <w:b/>
+                <w:sz w:val="36"/>
+                <w:szCs w:val="28"/>
+                <w:lang w:bidi="ta-IN"/>
+              </w:rPr>
+              <w:t>…</w:t>
+            </w:r>
+            <w:r>
+              <w:rPr>
+                <w:rFonts w:ascii="Latha" w:hAnsi="Latha" w:cs="Latha"/>
+                <w:sz w:val="28"/>
+                <w:szCs w:val="28"/>
+                <w:lang w:bidi="ta-IN"/>
+              </w:rPr>
+              <w:t xml:space="preserve"> </w:t>
+            </w:r>
+            <w:r>
+              <w:rPr>
+                <w:rFonts w:ascii="Latha" w:hAnsi="Latha" w:cs="Latha"/>
+                <w:sz w:val="28"/>
+                <w:szCs w:val="28"/>
+                <w:cs/>
+                <w:lang w:bidi="ta-IN"/>
+              </w:rPr>
+              <w:t>விவ</w:t>
+            </w:r>
+            <w:r>
+              <w:rPr>
+                <w:rFonts w:ascii="BRH Tamil Tab Extra" w:hAnsi="BRH Tamil Tab Extra" w:cs="Latha"/>
+                <w:b/>
+                <w:sz w:val="36"/>
+                <w:szCs w:val="28"/>
+                <w:lang w:bidi="ta-IN"/>
+              </w:rPr>
+              <w:t>†</w:t>
+            </w:r>
+            <w:r>
+              <w:rPr>
+                <w:rFonts w:ascii="Latha" w:hAnsi="Latha" w:cs="Latha"/>
+                <w:b/>
+                <w:bCs/>
+                <w:sz w:val="32"/>
+                <w:szCs w:val="32"/>
+                <w:cs/>
+                <w:lang w:bidi="ta-IN"/>
+              </w:rPr>
+              <w:t>:</w:t>
+            </w:r>
+            <w:r>
+              <w:rPr>
+                <w:rFonts w:ascii="Latha" w:hAnsi="Latha" w:cs="Latha"/>
+                <w:sz w:val="28"/>
+                <w:szCs w:val="28"/>
+                <w:lang w:bidi="ta-IN"/>
+              </w:rPr>
+              <w:t xml:space="preserve"> | </w:t>
+            </w:r>
+            <w:r>
+              <w:rPr>
+                <w:rFonts w:ascii="Latha" w:hAnsi="Latha" w:cs="Latha"/>
+                <w:sz w:val="28"/>
+                <w:szCs w:val="28"/>
+                <w:cs/>
+                <w:lang w:bidi="ta-IN"/>
+              </w:rPr>
+              <w:t>விவ</w:t>
+            </w:r>
+            <w:r>
+              <w:rPr>
+                <w:rFonts w:ascii="BRH Tamil Tab Extra" w:hAnsi="BRH Tamil Tab Extra" w:cs="Latha"/>
+                <w:b/>
+                <w:sz w:val="36"/>
+                <w:szCs w:val="28"/>
+                <w:lang w:bidi="ta-IN"/>
+              </w:rPr>
+              <w:t>…</w:t>
+            </w:r>
+            <w:r>
+              <w:rPr>
+                <w:rFonts w:ascii="Latha" w:hAnsi="Latha" w:cs="Latha"/>
+                <w:sz w:val="28"/>
+                <w:szCs w:val="28"/>
+                <w:highlight w:val="green"/>
+                <w:cs/>
+                <w:lang w:bidi="ta-IN"/>
+              </w:rPr>
+              <w:t>ரி</w:t>
+            </w:r>
+            <w:r>
+              <w:rPr>
+                <w:rFonts w:ascii="Latha" w:hAnsi="Latha" w:cs="Latha"/>
+                <w:sz w:val="28"/>
+                <w:szCs w:val="28"/>
+                <w:cs/>
+                <w:lang w:bidi="ta-IN"/>
+              </w:rPr>
+              <w:t>தி</w:t>
+            </w:r>
+            <w:r>
+              <w:rPr>
+                <w:rFonts w:ascii="BRH Tamil Tab Extra" w:hAnsi="BRH Tamil Tab Extra" w:cs="Latha"/>
+                <w:b/>
+                <w:sz w:val="36"/>
+                <w:szCs w:val="28"/>
+                <w:lang w:bidi="ta-IN"/>
+              </w:rPr>
+              <w:t>…</w:t>
+            </w:r>
+            <w:r>
+              <w:rPr>
+                <w:rFonts w:ascii="Latha" w:hAnsi="Latha" w:cs="Latha"/>
+                <w:sz w:val="28"/>
+                <w:szCs w:val="28"/>
+                <w:lang w:bidi="ta-IN"/>
+              </w:rPr>
+              <w:t xml:space="preserve"> </w:t>
+            </w:r>
+            <w:r>
+              <w:rPr>
+                <w:rFonts w:ascii="Latha" w:hAnsi="Latha" w:cs="Latha"/>
+                <w:sz w:val="28"/>
+                <w:szCs w:val="28"/>
+                <w:cs/>
+                <w:lang w:bidi="ta-IN"/>
+              </w:rPr>
+              <w:t>விவ</w:t>
+            </w:r>
+            <w:r>
+              <w:rPr>
+                <w:rFonts w:ascii="BRH Tamil Tab Extra" w:hAnsi="BRH Tamil Tab Extra" w:cs="Latha"/>
+                <w:b/>
+                <w:sz w:val="36"/>
+                <w:szCs w:val="28"/>
+                <w:lang w:bidi="ta-IN"/>
+              </w:rPr>
+              <w:t>†</w:t>
+            </w:r>
+            <w:r>
+              <w:rPr>
+                <w:rFonts w:ascii="Latha" w:hAnsi="Latha" w:cs="Latha"/>
+                <w:b/>
+                <w:bCs/>
+                <w:sz w:val="32"/>
+                <w:szCs w:val="32"/>
+                <w:cs/>
+                <w:lang w:bidi="ta-IN"/>
+              </w:rPr>
+              <w:t>:</w:t>
+            </w:r>
+            <w:r>
+              <w:rPr>
+                <w:rFonts w:ascii="Latha" w:hAnsi="Latha" w:cs="Latha"/>
+                <w:sz w:val="28"/>
+                <w:szCs w:val="28"/>
+                <w:lang w:bidi="ta-IN"/>
+              </w:rPr>
+              <w:t xml:space="preserve"> ||</w:t>
+            </w:r>
+          </w:p>
+        </w:tc>
+      </w:tr>
+      <w:tr>
+        <w:trPr>
+          <w:trHeight w:val="1104"/>
+        </w:trPr>
+        <w:tc>
+          <w:tcPr>
+            <w:tcW w:w="3974" w:type="dxa"/>
+          </w:tcPr>
+          <w:p>
+            <w:pPr>
+              <w:widowControl w:val="0"/>
+              <w:tabs>
+                <w:tab w:val="left" w:pos="993"/>
+              </w:tabs>
+              <w:autoSpaceDE w:val="0"/>
+              <w:autoSpaceDN w:val="0"/>
+              <w:adjustRightInd w:val="0"/>
+              <w:spacing w:before="0" w:line="240" w:lineRule="auto"/>
+              <w:ind w:right="297"/>
+              <w:rPr>
+                <w:rFonts w:cs="Arial"/>
+                <w:b/>
+                <w:color w:val="000000"/>
+                <w:sz w:val="28"/>
+                <w:szCs w:val="32"/>
+              </w:rPr>
+            </w:pPr>
+            <w:r>
+              <w:rPr>
+                <w:rFonts w:cs="Arial"/>
+                <w:b/>
+                <w:color w:val="000000"/>
+                <w:sz w:val="28"/>
+                <w:szCs w:val="32"/>
+              </w:rPr>
+              <w:t>T.S.</w:t>
+            </w:r>
+            <w:r>
+              <w:rPr>
+                <w:rFonts w:cs="Arial"/>
+                <w:b/>
+                <w:color w:val="000000"/>
+                <w:sz w:val="28"/>
+                <w:szCs w:val="32"/>
+              </w:rPr>
+              <w:t>4.2.11.</w:t>
+            </w:r>
+            <w:r>
+              <w:rPr>
+                <w:rFonts w:cs="Arial"/>
+                <w:b/>
+                <w:color w:val="000000"/>
+                <w:sz w:val="28"/>
+                <w:szCs w:val="32"/>
+              </w:rPr>
+              <w:t>1</w:t>
+            </w:r>
+            <w:r>
+              <w:rPr>
+                <w:rFonts w:cs="Arial"/>
+                <w:b/>
+                <w:color w:val="000000"/>
+                <w:sz w:val="28"/>
+                <w:szCs w:val="32"/>
+              </w:rPr>
+              <w:t xml:space="preserve"> </w:t>
+            </w:r>
+            <w:r>
+              <w:rPr>
+                <w:rFonts w:cs="Arial"/>
+                <w:b/>
+                <w:color w:val="000000"/>
+                <w:sz w:val="28"/>
+                <w:szCs w:val="32"/>
+              </w:rPr>
+              <w:t>– Kramam</w:t>
+            </w:r>
+          </w:p>
+          <w:p>
+            <w:pPr>
+              <w:widowControl w:val="0"/>
+              <w:tabs>
+                <w:tab w:val="left" w:pos="993"/>
+              </w:tabs>
+              <w:autoSpaceDE w:val="0"/>
+              <w:autoSpaceDN w:val="0"/>
+              <w:adjustRightInd w:val="0"/>
+              <w:spacing w:before="0" w:line="240" w:lineRule="auto"/>
+              <w:ind w:right="297"/>
+              <w:rPr>
+                <w:rFonts w:cs="Arial"/>
+                <w:b/>
+                <w:color w:val="000000"/>
+                <w:sz w:val="28"/>
+                <w:szCs w:val="32"/>
+              </w:rPr>
+            </w:pPr>
+            <w:r>
+              <w:rPr>
+                <w:rFonts w:cs="Arial"/>
+                <w:b/>
+                <w:color w:val="000000"/>
+                <w:sz w:val="28"/>
+                <w:szCs w:val="32"/>
+              </w:rPr>
+              <w:t xml:space="preserve">Krama Vaakyam No. - </w:t>
+            </w:r>
+            <w:r>
+              <w:rPr>
+                <w:rFonts w:cs="Arial"/>
+                <w:b/>
+                <w:color w:val="000000"/>
+                <w:sz w:val="28"/>
+                <w:szCs w:val="32"/>
+              </w:rPr>
+              <w:t>4</w:t>
+            </w:r>
+          </w:p>
+          <w:p>
+            <w:pPr>
+              <w:widowControl w:val="0"/>
+              <w:tabs>
+                <w:tab w:val="left" w:pos="993"/>
+              </w:tabs>
+              <w:autoSpaceDE w:val="0"/>
+              <w:autoSpaceDN w:val="0"/>
+              <w:adjustRightInd w:val="0"/>
+              <w:spacing w:before="0" w:line="240" w:lineRule="auto"/>
+              <w:ind w:right="297"/>
+              <w:rPr>
+                <w:rFonts w:cs="Arial"/>
+                <w:b/>
+                <w:color w:val="000000"/>
+                <w:sz w:val="28"/>
+                <w:szCs w:val="32"/>
+              </w:rPr>
+            </w:pPr>
+            <w:r>
+              <w:rPr>
+                <w:rFonts w:cs="Arial"/>
+                <w:b/>
+                <w:color w:val="000000"/>
+                <w:sz w:val="28"/>
+                <w:szCs w:val="32"/>
+              </w:rPr>
+              <w:t>Panchaati No</w:t>
+            </w:r>
+            <w:r>
+              <w:rPr>
+                <w:rFonts w:cs="Arial"/>
+                <w:b/>
+                <w:color w:val="000000"/>
+                <w:szCs w:val="32"/>
+              </w:rPr>
+              <w:t>. -</w:t>
+            </w:r>
+            <w:r>
+              <w:rPr>
+                <w:rFonts w:cs="Arial"/>
+                <w:b/>
+                <w:color w:val="000000"/>
+                <w:szCs w:val="32"/>
+              </w:rPr>
+              <w:t xml:space="preserve"> </w:t>
+            </w:r>
+            <w:r>
+              <w:rPr>
+                <w:rFonts w:cs="Arial"/>
+                <w:b/>
+                <w:color w:val="000000"/>
+                <w:sz w:val="28"/>
+                <w:szCs w:val="32"/>
+              </w:rPr>
+              <w:t>4</w:t>
+            </w:r>
+            <w:r>
+              <w:rPr>
+                <w:rFonts w:cs="Arial"/>
+                <w:b/>
+                <w:color w:val="000000"/>
+                <w:sz w:val="28"/>
+                <w:szCs w:val="32"/>
+              </w:rPr>
+              <w:t>6</w:t>
+            </w:r>
+          </w:p>
+        </w:tc>
+        <w:tc>
+          <w:tcPr>
+            <w:tcW w:w="5103" w:type="dxa"/>
+          </w:tcPr>
+          <w:p>
+            <w:pPr>
+              <w:widowControl w:val="0"/>
+              <w:autoSpaceDE w:val="0"/>
+              <w:autoSpaceDN w:val="0"/>
+              <w:adjustRightInd w:val="0"/>
+              <w:spacing w:before="0" w:line="240" w:lineRule="auto"/>
+              <w:rPr>
+                <w:rFonts w:ascii="Latha" w:hAnsi="Latha" w:cs="Latha"/>
+                <w:sz w:val="28"/>
+                <w:szCs w:val="28"/>
+                <w:cs/>
+                <w:lang w:bidi="ta-IN"/>
+              </w:rPr>
+            </w:pPr>
+            <w:r>
+              <w:rPr>
+                <w:rFonts w:ascii="Latha" w:hAnsi="Latha" w:cs="Latha"/>
+                <w:sz w:val="28"/>
+                <w:szCs w:val="28"/>
+                <w:cs/>
+                <w:lang w:bidi="ta-IN"/>
+              </w:rPr>
+              <w:t>ரோ</w:t>
+            </w:r>
+            <w:r>
+              <w:rPr>
+                <w:rFonts w:ascii="BRH Tamil Tab Extra" w:hAnsi="BRH Tamil Tab Extra" w:cs="Latha"/>
+                <w:b/>
+                <w:sz w:val="36"/>
+                <w:szCs w:val="28"/>
+                <w:lang w:bidi="ta-IN"/>
+              </w:rPr>
+              <w:t>…</w:t>
+            </w:r>
+            <w:r>
+              <w:rPr>
+                <w:rFonts w:ascii="Latha" w:hAnsi="Latha" w:cs="Latha"/>
+                <w:sz w:val="28"/>
+                <w:szCs w:val="28"/>
+                <w:cs/>
+                <w:lang w:bidi="ta-IN"/>
+              </w:rPr>
+              <w:t>ச</w:t>
+            </w:r>
+            <w:r>
+              <w:rPr>
+                <w:rFonts w:ascii="BRH Tamil Tab Extra" w:hAnsi="BRH Tamil Tab Extra" w:cs="Latha"/>
+                <w:b/>
+                <w:sz w:val="36"/>
+                <w:szCs w:val="28"/>
+                <w:lang w:bidi="ta-IN"/>
+              </w:rPr>
+              <w:t>…</w:t>
+            </w:r>
+            <w:r>
+              <w:rPr>
+                <w:rFonts w:ascii="Latha" w:hAnsi="Latha" w:cs="Latha"/>
+                <w:sz w:val="28"/>
+                <w:szCs w:val="28"/>
+                <w:cs/>
+                <w:lang w:bidi="ta-IN"/>
+              </w:rPr>
+              <w:t>னா</w:t>
+            </w:r>
+            <w:r>
+              <w:rPr>
+                <w:rFonts w:ascii="Latha" w:hAnsi="Latha" w:cs="Latha"/>
+                <w:sz w:val="28"/>
+                <w:szCs w:val="28"/>
+                <w:lang w:bidi="ta-IN"/>
+              </w:rPr>
+              <w:t xml:space="preserve"> </w:t>
+            </w:r>
+            <w:r>
+              <w:rPr>
+                <w:rFonts w:ascii="Latha" w:hAnsi="Latha" w:cs="Latha"/>
+                <w:sz w:val="28"/>
+                <w:szCs w:val="28"/>
+                <w:cs/>
+                <w:lang w:bidi="ta-IN"/>
+              </w:rPr>
+              <w:t>தி</w:t>
+            </w:r>
+            <w:r>
+              <w:rPr>
+                <w:rFonts w:ascii="BRH Tamil Tab Extra" w:hAnsi="BRH Tamil Tab Extra" w:cs="Latha"/>
+                <w:b/>
+                <w:sz w:val="36"/>
+                <w:szCs w:val="28"/>
+                <w:lang w:bidi="ta-IN"/>
+              </w:rPr>
+              <w:t>…</w:t>
+            </w:r>
+            <w:r>
+              <w:rPr>
+                <w:rFonts w:ascii="Latha" w:hAnsi="Latha" w:cs="Latha"/>
+                <w:b/>
+                <w:bCs/>
+                <w:position w:val="-12"/>
+                <w:sz w:val="28"/>
+                <w:szCs w:val="28"/>
+                <w:cs/>
+                <w:lang w:bidi="ta-IN"/>
+              </w:rPr>
+              <w:t>3</w:t>
+            </w:r>
+            <w:r>
+              <w:rPr>
+                <w:rFonts w:ascii="Latha" w:hAnsi="Latha" w:cs="Latha"/>
+                <w:sz w:val="28"/>
+                <w:szCs w:val="28"/>
+                <w:cs/>
+                <w:lang w:bidi="ta-IN"/>
+              </w:rPr>
+              <w:t>வ</w:t>
+            </w:r>
+            <w:r>
+              <w:rPr>
+                <w:rFonts w:ascii="Latha" w:hAnsi="Latha" w:cs="Latha"/>
+                <w:b/>
+                <w:bCs/>
+                <w:sz w:val="32"/>
+                <w:szCs w:val="32"/>
+                <w:cs/>
+                <w:lang w:bidi="ta-IN"/>
+              </w:rPr>
+              <w:t>:</w:t>
+            </w:r>
+            <w:r>
+              <w:rPr>
+                <w:rFonts w:ascii="Latha" w:hAnsi="Latha" w:cs="Latha"/>
+                <w:sz w:val="28"/>
+                <w:szCs w:val="28"/>
+                <w:lang w:bidi="ta-IN"/>
+              </w:rPr>
+              <w:t xml:space="preserve"> | </w:t>
+            </w:r>
+            <w:r>
+              <w:rPr>
+                <w:rFonts w:ascii="Latha" w:hAnsi="Latha" w:cs="Latha"/>
+                <w:sz w:val="28"/>
+                <w:szCs w:val="28"/>
+                <w:highlight w:val="yellow"/>
+                <w:cs/>
+                <w:lang w:bidi="ta-IN"/>
+              </w:rPr>
+              <w:t>தி</w:t>
+            </w:r>
+            <w:r>
+              <w:rPr>
+                <w:rFonts w:ascii="BRH Tamil Tab Extra" w:hAnsi="BRH Tamil Tab Extra" w:cs="Latha"/>
+                <w:b/>
+                <w:sz w:val="36"/>
+                <w:szCs w:val="28"/>
+                <w:highlight w:val="yellow"/>
+                <w:lang w:bidi="ta-IN"/>
+              </w:rPr>
+              <w:t>…</w:t>
+            </w:r>
+            <w:r>
+              <w:rPr>
+                <w:rFonts w:ascii="Latha" w:hAnsi="Latha" w:cs="Latha"/>
+                <w:b/>
+                <w:bCs/>
+                <w:position w:val="-12"/>
+                <w:sz w:val="28"/>
+                <w:szCs w:val="28"/>
+                <w:highlight w:val="yellow"/>
+                <w:cs/>
+                <w:lang w:bidi="ta-IN"/>
+              </w:rPr>
+              <w:t>3</w:t>
+            </w:r>
+            <w:r>
+              <w:rPr>
+                <w:rFonts w:ascii="Latha" w:hAnsi="Latha" w:cs="Latha"/>
+                <w:sz w:val="28"/>
+                <w:szCs w:val="28"/>
+                <w:highlight w:val="yellow"/>
+                <w:cs/>
+                <w:lang w:bidi="ta-IN"/>
+              </w:rPr>
+              <w:t>வ</w:t>
+            </w:r>
+            <w:r>
+              <w:rPr>
+                <w:rFonts w:ascii="Latha" w:hAnsi="Latha" w:cs="Latha"/>
+                <w:b/>
+                <w:bCs/>
+                <w:sz w:val="32"/>
+                <w:szCs w:val="32"/>
+                <w:highlight w:val="yellow"/>
+                <w:cs/>
+                <w:lang w:bidi="ta-IN"/>
+              </w:rPr>
+              <w:t>:</w:t>
+            </w:r>
+            <w:r>
+              <w:rPr>
+                <w:rFonts w:ascii="Latha" w:hAnsi="Latha" w:cs="Latha"/>
+                <w:sz w:val="28"/>
+                <w:szCs w:val="28"/>
+                <w:highlight w:val="yellow"/>
+                <w:lang w:bidi="ta-IN"/>
+              </w:rPr>
+              <w:t xml:space="preserve"> </w:t>
+            </w:r>
+            <w:r>
+              <w:rPr>
+                <w:rFonts w:ascii="Latha" w:hAnsi="Latha" w:cs="Latha"/>
+                <w:sz w:val="28"/>
+                <w:szCs w:val="28"/>
+                <w:highlight w:val="yellow"/>
+                <w:cs/>
+                <w:lang w:bidi="ta-IN"/>
+              </w:rPr>
+              <w:t>பரி</w:t>
+            </w:r>
+            <w:r>
+              <w:rPr>
+                <w:rFonts w:ascii="BRH Tamil Tab Extra" w:hAnsi="BRH Tamil Tab Extra" w:cs="Latha"/>
+                <w:b/>
+                <w:sz w:val="36"/>
+                <w:szCs w:val="28"/>
+                <w:lang w:bidi="ta-IN"/>
+              </w:rPr>
+              <w:t>†</w:t>
+            </w:r>
+            <w:r>
+              <w:rPr>
+                <w:rFonts w:ascii="Latha" w:hAnsi="Latha" w:cs="Latha"/>
+                <w:sz w:val="28"/>
+                <w:szCs w:val="28"/>
+                <w:lang w:bidi="ta-IN"/>
+              </w:rPr>
+              <w:t xml:space="preserve"> </w:t>
+            </w:r>
+            <w:r>
+              <w:rPr>
+                <w:rFonts w:ascii="Latha" w:hAnsi="Latha" w:cs="Latha"/>
+                <w:sz w:val="28"/>
+                <w:szCs w:val="28"/>
+                <w:lang w:bidi="ta-IN"/>
+              </w:rPr>
+              <w:t>|</w:t>
+            </w:r>
+          </w:p>
+        </w:tc>
+        <w:tc>
+          <w:tcPr>
+            <w:tcW w:w="5386" w:type="dxa"/>
+          </w:tcPr>
+          <w:p>
+            <w:pPr>
+              <w:widowControl w:val="0"/>
+              <w:autoSpaceDE w:val="0"/>
+              <w:autoSpaceDN w:val="0"/>
+              <w:adjustRightInd w:val="0"/>
+              <w:spacing w:before="0" w:line="240" w:lineRule="auto"/>
+              <w:rPr>
+                <w:rFonts w:ascii="Latha" w:hAnsi="Latha" w:cs="Latha"/>
+                <w:sz w:val="28"/>
+                <w:szCs w:val="28"/>
+                <w:lang w:bidi="ta-IN"/>
+              </w:rPr>
+            </w:pPr>
+            <w:r>
+              <w:rPr>
+                <w:rFonts w:ascii="Latha" w:hAnsi="Latha" w:cs="Latha"/>
+                <w:sz w:val="28"/>
+                <w:szCs w:val="28"/>
+                <w:cs/>
+                <w:lang w:bidi="ta-IN"/>
+              </w:rPr>
+              <w:t>ரோ</w:t>
+            </w:r>
+            <w:r>
+              <w:rPr>
+                <w:rFonts w:ascii="BRH Tamil Tab Extra" w:hAnsi="BRH Tamil Tab Extra" w:cs="Latha"/>
+                <w:b/>
+                <w:sz w:val="36"/>
+                <w:szCs w:val="28"/>
+                <w:lang w:bidi="ta-IN"/>
+              </w:rPr>
+              <w:t>…</w:t>
+            </w:r>
+            <w:r>
+              <w:rPr>
+                <w:rFonts w:ascii="Latha" w:hAnsi="Latha" w:cs="Latha"/>
+                <w:sz w:val="28"/>
+                <w:szCs w:val="28"/>
+                <w:cs/>
+                <w:lang w:bidi="ta-IN"/>
+              </w:rPr>
+              <w:t>ச</w:t>
+            </w:r>
+            <w:r>
+              <w:rPr>
+                <w:rFonts w:ascii="BRH Tamil Tab Extra" w:hAnsi="BRH Tamil Tab Extra" w:cs="Latha"/>
+                <w:b/>
+                <w:sz w:val="36"/>
+                <w:szCs w:val="28"/>
+                <w:lang w:bidi="ta-IN"/>
+              </w:rPr>
+              <w:t>…</w:t>
+            </w:r>
+            <w:r>
+              <w:rPr>
+                <w:rFonts w:ascii="Latha" w:hAnsi="Latha" w:cs="Latha"/>
+                <w:sz w:val="28"/>
+                <w:szCs w:val="28"/>
+                <w:cs/>
+                <w:lang w:bidi="ta-IN"/>
+              </w:rPr>
+              <w:t>னா</w:t>
+            </w:r>
+            <w:r>
+              <w:rPr>
+                <w:rFonts w:ascii="Latha" w:hAnsi="Latha" w:cs="Latha"/>
+                <w:sz w:val="28"/>
+                <w:szCs w:val="28"/>
+                <w:lang w:bidi="ta-IN"/>
+              </w:rPr>
+              <w:t xml:space="preserve"> </w:t>
+            </w:r>
+            <w:r>
+              <w:rPr>
+                <w:rFonts w:ascii="Latha" w:hAnsi="Latha" w:cs="Latha"/>
+                <w:sz w:val="28"/>
+                <w:szCs w:val="28"/>
+                <w:cs/>
+                <w:lang w:bidi="ta-IN"/>
+              </w:rPr>
+              <w:t>தி</w:t>
+            </w:r>
+            <w:r>
+              <w:rPr>
+                <w:rFonts w:ascii="BRH Tamil Tab Extra" w:hAnsi="BRH Tamil Tab Extra" w:cs="Latha"/>
+                <w:b/>
+                <w:sz w:val="36"/>
+                <w:szCs w:val="28"/>
+                <w:lang w:bidi="ta-IN"/>
+              </w:rPr>
+              <w:t>…</w:t>
+            </w:r>
+            <w:r>
+              <w:rPr>
+                <w:rFonts w:ascii="Latha" w:hAnsi="Latha" w:cs="Latha"/>
+                <w:b/>
+                <w:bCs/>
+                <w:position w:val="-12"/>
+                <w:sz w:val="28"/>
+                <w:szCs w:val="28"/>
+                <w:cs/>
+                <w:lang w:bidi="ta-IN"/>
+              </w:rPr>
+              <w:t>3</w:t>
+            </w:r>
+            <w:r>
+              <w:rPr>
+                <w:rFonts w:ascii="Latha" w:hAnsi="Latha" w:cs="Latha"/>
+                <w:sz w:val="28"/>
+                <w:szCs w:val="28"/>
+                <w:cs/>
+                <w:lang w:bidi="ta-IN"/>
+              </w:rPr>
+              <w:t>வ</w:t>
+            </w:r>
+            <w:r>
+              <w:rPr>
+                <w:rFonts w:ascii="Latha" w:hAnsi="Latha" w:cs="Latha"/>
+                <w:b/>
+                <w:bCs/>
+                <w:sz w:val="32"/>
+                <w:szCs w:val="32"/>
+                <w:cs/>
+                <w:lang w:bidi="ta-IN"/>
+              </w:rPr>
+              <w:t>:</w:t>
+            </w:r>
+            <w:r>
+              <w:rPr>
+                <w:rFonts w:ascii="Latha" w:hAnsi="Latha" w:cs="Latha"/>
+                <w:sz w:val="28"/>
+                <w:szCs w:val="28"/>
+                <w:lang w:bidi="ta-IN"/>
+              </w:rPr>
+              <w:t xml:space="preserve"> | </w:t>
+            </w:r>
+            <w:r>
+              <w:rPr>
+                <w:rFonts w:ascii="Latha" w:hAnsi="Latha" w:cs="Latha"/>
+                <w:sz w:val="28"/>
+                <w:szCs w:val="28"/>
+                <w:cs/>
+                <w:lang w:bidi="ta-IN"/>
+              </w:rPr>
+              <w:t>தி</w:t>
+            </w:r>
+            <w:r>
+              <w:rPr>
+                <w:rFonts w:ascii="BRH Tamil Tab Extra" w:hAnsi="BRH Tamil Tab Extra" w:cs="Latha"/>
+                <w:b/>
+                <w:sz w:val="36"/>
+                <w:szCs w:val="28"/>
+                <w:lang w:bidi="ta-IN"/>
+              </w:rPr>
+              <w:t>…</w:t>
+            </w:r>
+            <w:r>
+              <w:rPr>
+                <w:rFonts w:ascii="Latha" w:hAnsi="Latha" w:cs="Latha"/>
+                <w:b/>
+                <w:bCs/>
+                <w:position w:val="-12"/>
+                <w:sz w:val="28"/>
+                <w:szCs w:val="28"/>
+                <w:cs/>
+                <w:lang w:bidi="ta-IN"/>
+              </w:rPr>
+              <w:t>3</w:t>
+            </w:r>
+            <w:r>
+              <w:rPr>
+                <w:rFonts w:ascii="Latha" w:hAnsi="Latha" w:cs="Latha"/>
+                <w:sz w:val="28"/>
+                <w:szCs w:val="28"/>
+                <w:cs/>
+                <w:lang w:bidi="ta-IN"/>
+              </w:rPr>
+              <w:t>வ</w:t>
+            </w:r>
+            <w:r>
+              <w:rPr>
+                <w:rFonts w:ascii="Latha" w:hAnsi="Latha" w:cs="Latha"/>
+                <w:sz w:val="28"/>
+                <w:szCs w:val="28"/>
+                <w:highlight w:val="green"/>
+                <w:cs/>
+                <w:lang w:bidi="ta-IN"/>
+              </w:rPr>
+              <w:t>ஸ்பரி</w:t>
+            </w:r>
+            <w:r>
+              <w:rPr>
+                <w:rFonts w:ascii="BRH Tamil Tab Extra" w:hAnsi="BRH Tamil Tab Extra" w:cs="Latha"/>
+                <w:b/>
+                <w:sz w:val="36"/>
+                <w:szCs w:val="28"/>
+                <w:lang w:bidi="ta-IN"/>
+              </w:rPr>
+              <w:t>†</w:t>
+            </w:r>
+            <w:r>
+              <w:rPr>
+                <w:rFonts w:ascii="Latha" w:hAnsi="Latha" w:cs="Latha"/>
+                <w:sz w:val="28"/>
+                <w:szCs w:val="28"/>
+                <w:lang w:bidi="ta-IN"/>
+              </w:rPr>
+              <w:t xml:space="preserve"> |</w:t>
+            </w:r>
+          </w:p>
+          <w:p>
+            <w:pPr>
+              <w:widowControl w:val="0"/>
+              <w:autoSpaceDE w:val="0"/>
+              <w:autoSpaceDN w:val="0"/>
+              <w:adjustRightInd w:val="0"/>
+              <w:spacing w:before="0" w:line="240" w:lineRule="auto"/>
+              <w:rPr>
+                <w:rFonts w:ascii="Latha" w:hAnsi="Latha" w:cs="Latha"/>
+                <w:sz w:val="28"/>
+                <w:szCs w:val="28"/>
+                <w:lang w:bidi="ta-IN"/>
+              </w:rPr>
+            </w:pPr>
+          </w:p>
+          <w:p>
+            <w:pPr>
+              <w:widowControl w:val="0"/>
+              <w:autoSpaceDE w:val="0"/>
+              <w:autoSpaceDN w:val="0"/>
+              <w:adjustRightInd w:val="0"/>
+              <w:spacing w:before="0" w:line="240" w:lineRule="auto"/>
+              <w:rPr>
+                <w:rFonts w:ascii="Latha" w:hAnsi="Latha" w:cs="Latha"/>
+                <w:sz w:val="28"/>
+                <w:szCs w:val="28"/>
+                <w:cs/>
+                <w:lang w:bidi="ta-IN"/>
+              </w:rPr>
+            </w:pPr>
+          </w:p>
+        </w:tc>
+      </w:tr>
+      <w:tr>
+        <w:trPr>
+          <w:trHeight w:val="1104"/>
+        </w:trPr>
+        <w:tc>
+          <w:tcPr>
+            <w:tcW w:w="3974" w:type="dxa"/>
+          </w:tcPr>
+          <w:p>
+            <w:pPr>
+              <w:widowControl w:val="0"/>
+              <w:tabs>
+                <w:tab w:val="left" w:pos="993"/>
+              </w:tabs>
+              <w:autoSpaceDE w:val="0"/>
+              <w:autoSpaceDN w:val="0"/>
+              <w:adjustRightInd w:val="0"/>
+              <w:spacing w:before="0" w:line="240" w:lineRule="auto"/>
+              <w:ind w:right="297"/>
+              <w:rPr>
+                <w:rFonts w:cs="Arial"/>
+                <w:b/>
+                <w:color w:val="000000"/>
+                <w:sz w:val="28"/>
+                <w:szCs w:val="32"/>
+              </w:rPr>
+            </w:pPr>
+            <w:r>
+              <w:rPr>
+                <w:rFonts w:cs="Arial"/>
+                <w:b/>
+                <w:color w:val="000000"/>
+                <w:sz w:val="28"/>
+                <w:szCs w:val="32"/>
+              </w:rPr>
+              <w:lastRenderedPageBreak/>
               <w:t>T.S.</w:t>
             </w:r>
             <w:r>
@@ -1955,6 +5082,42 @@
         <w:pBdr>
           <w:bottom w:val="double" w:sz="6" w:space="1" w:color="auto"/>
         </w:pBdr>
+        <w:jc w:val="center"/>
+        <w:rPr>
+          <w:b/>
+          <w:bCs/>
+          <w:sz w:val="32"/>
+          <w:szCs w:val="32"/>
+          <w:u w:val="single"/>
+        </w:rPr>
+      </w:pPr>
+    </w:p>
+    <w:p>
+      <w:pPr>
+        <w:jc w:val="center"/>
+        <w:rPr>
+          <w:b/>
+          <w:bCs/>
+          <w:sz w:val="32"/>
+          <w:szCs w:val="32"/>
+          <w:u w:val="single"/>
+        </w:rPr>
+      </w:pPr>
+    </w:p>
+    <w:p>
+      <w:pPr>
+        <w:jc w:val="center"/>
+        <w:rPr>
+          <w:b/>
+          <w:bCs/>
+          <w:sz w:val="32"/>
+          <w:szCs w:val="32"/>
+          <w:u w:val="single"/>
+        </w:rPr>
+      </w:pPr>
+    </w:p>
+    <w:p>
+      <w:pPr>
         <w:jc w:val="center"/>
         <w:rPr>
           <w:b/>
@@ -10734,6 +13897,19 @@
         <w:bCs/>
       </w:rPr>
       <w:tab/>
+    </w:r>
+    <w:r>
+      <w:rPr>
+        <w:b/>
+        <w:bCs/>
+      </w:rPr>
+      <w:t xml:space="preserve">           </w:t>
+    </w:r>
+    <w:r>
+      <w:rPr>
+        <w:b/>
+        <w:bCs/>
+      </w:rPr>
       <w:t xml:space="preserve"> </w:t>
     </w:r>
     <w:r>
@@ -11311,7 +14487,7 @@
   <w:style w:type="paragraph" w:default="1" w:styleId="Normal">
     <w:name w:val="Normal"/>
     <w:qFormat/>
-    <w:rsid w:val="00076C05"/>
+    <w:rsid w:val="002500D6"/>
     <w:pPr>
       <w:spacing w:before="120" w:line="276" w:lineRule="auto"/>
     </w:pPr>
@@ -11421,6 +14597,18 @@
       <w:sz w:val="24"/>
       <w:szCs w:val="22"/>
       <w:lang w:bidi="ar-SA"/>
+    </w:rPr>
+  </w:style>
+  <w:style w:type="paragraph" w:styleId="NoSpacing">
+    <w:name w:val="No Spacing"/>
+    <w:uiPriority w:val="1"/>
+    <w:qFormat/>
+    <w:rsid w:val="004C23BA"/>
+    <w:rPr>
+      <w:rFonts w:ascii="Arial" w:hAnsi="Arial"/>
+      <w:sz w:val="24"/>
+      <w:szCs w:val="22"/>
+      <w:lang w:val="en-US" w:eastAsia="en-US"/>
     </w:rPr>
   </w:style>
 </w:styles>

--- a/TS-Kramam/TS-4.2/TS 4.2 Tamil Krama Paatam Corrections.docx
+++ b/TS-Kramam/TS-4.2/TS 4.2 Tamil Krama Paatam Corrections.docx
@@ -310,47 +310,7 @@
                 <w:sz w:val="28"/>
                 <w:szCs w:val="32"/>
               </w:rPr>
-              <w:t>4.2.</w:t>
-            </w:r>
-            <w:r>
-              <w:rPr>
-                <w:rFonts w:cs="Arial"/>
-                <w:b/>
-                <w:color w:val="000000"/>
-                <w:sz w:val="28"/>
-                <w:szCs w:val="32"/>
-              </w:rPr>
-              <w:t>5</w:t>
-            </w:r>
-            <w:r>
-              <w:rPr>
-                <w:rFonts w:cs="Arial"/>
-                <w:b/>
-                <w:color w:val="000000"/>
-                <w:sz w:val="28"/>
-                <w:szCs w:val="32"/>
-              </w:rPr>
-              <w:t>.</w:t>
-            </w:r>
-            <w:r>
-              <w:rPr>
-                <w:rFonts w:cs="Arial"/>
-                <w:b/>
-                <w:color w:val="000000"/>
-                <w:sz w:val="28"/>
-                <w:szCs w:val="32"/>
-              </w:rPr>
-              <w:t>4</w:t>
-            </w:r>
-            <w:r>
-              <w:rPr>
-                <w:rFonts w:cs="Arial"/>
-                <w:b/>
-                <w:color w:val="000000"/>
-                <w:sz w:val="28"/>
-                <w:szCs w:val="32"/>
-              </w:rPr>
-              <w:t xml:space="preserve"> </w:t>
+              <w:t xml:space="preserve">4.2.5.4 </w:t>
             </w:r>
             <w:r>
               <w:rPr>
@@ -859,47 +819,7 @@
                 <w:sz w:val="28"/>
                 <w:szCs w:val="32"/>
               </w:rPr>
-              <w:t>4.2.</w:t>
-            </w:r>
-            <w:r>
-              <w:rPr>
-                <w:rFonts w:cs="Arial"/>
-                <w:b/>
-                <w:color w:val="000000"/>
-                <w:sz w:val="28"/>
-                <w:szCs w:val="32"/>
-              </w:rPr>
-              <w:t>7</w:t>
-            </w:r>
-            <w:r>
-              <w:rPr>
-                <w:rFonts w:cs="Arial"/>
-                <w:b/>
-                <w:color w:val="000000"/>
-                <w:sz w:val="28"/>
-                <w:szCs w:val="32"/>
-              </w:rPr>
-              <w:t>.</w:t>
-            </w:r>
-            <w:r>
-              <w:rPr>
-                <w:rFonts w:cs="Arial"/>
-                <w:b/>
-                <w:color w:val="000000"/>
-                <w:sz w:val="28"/>
-                <w:szCs w:val="32"/>
-              </w:rPr>
-              <w:t>1</w:t>
-            </w:r>
-            <w:r>
-              <w:rPr>
-                <w:rFonts w:cs="Arial"/>
-                <w:b/>
-                <w:color w:val="000000"/>
-                <w:sz w:val="28"/>
-                <w:szCs w:val="32"/>
-              </w:rPr>
-              <w:t xml:space="preserve"> </w:t>
+              <w:t xml:space="preserve">4.2.7.1 </w:t>
             </w:r>
             <w:r>
               <w:rPr>
@@ -1489,47 +1409,7 @@
                 <w:sz w:val="28"/>
                 <w:szCs w:val="32"/>
               </w:rPr>
-              <w:t>4.2.</w:t>
-            </w:r>
-            <w:r>
-              <w:rPr>
-                <w:rFonts w:cs="Arial"/>
-                <w:b/>
-                <w:color w:val="000000"/>
-                <w:sz w:val="28"/>
-                <w:szCs w:val="32"/>
-              </w:rPr>
-              <w:t>8</w:t>
-            </w:r>
-            <w:r>
-              <w:rPr>
-                <w:rFonts w:cs="Arial"/>
-                <w:b/>
-                <w:color w:val="000000"/>
-                <w:sz w:val="28"/>
-                <w:szCs w:val="32"/>
-              </w:rPr>
-              <w:t>.</w:t>
-            </w:r>
-            <w:r>
-              <w:rPr>
-                <w:rFonts w:cs="Arial"/>
-                <w:b/>
-                <w:color w:val="000000"/>
-                <w:sz w:val="28"/>
-                <w:szCs w:val="32"/>
-              </w:rPr>
-              <w:t>2</w:t>
-            </w:r>
-            <w:r>
-              <w:rPr>
-                <w:rFonts w:cs="Arial"/>
-                <w:b/>
-                <w:color w:val="000000"/>
-                <w:sz w:val="28"/>
-                <w:szCs w:val="32"/>
-              </w:rPr>
-              <w:t xml:space="preserve"> </w:t>
+              <w:t xml:space="preserve">4.2.8.2 </w:t>
             </w:r>
             <w:r>
               <w:rPr>
@@ -2748,27 +2628,7 @@
                 <w:sz w:val="28"/>
                 <w:szCs w:val="32"/>
               </w:rPr>
-              <w:t>4.2.11.</w:t>
-            </w:r>
-            <w:r>
-              <w:rPr>
-                <w:rFonts w:cs="Arial"/>
-                <w:b/>
-                <w:color w:val="000000"/>
-                <w:sz w:val="28"/>
-                <w:szCs w:val="32"/>
-              </w:rPr>
-              <w:t>1</w:t>
-            </w:r>
-            <w:r>
-              <w:rPr>
-                <w:rFonts w:cs="Arial"/>
-                <w:b/>
-                <w:color w:val="000000"/>
-                <w:sz w:val="28"/>
-                <w:szCs w:val="32"/>
-              </w:rPr>
-              <w:t xml:space="preserve"> </w:t>
+              <w:t xml:space="preserve">4.2.11.3 </w:t>
             </w:r>
             <w:r>
               <w:rPr>
@@ -2798,6 +2658,7 @@
                 <w:color w:val="000000"/>
                 <w:sz w:val="28"/>
                 <w:szCs w:val="32"/>
+                <w:lang w:val="it-IT"/>
               </w:rPr>
             </w:pPr>
             <w:r>
@@ -2807,18 +2668,9 @@
                 <w:color w:val="000000"/>
                 <w:sz w:val="28"/>
                 <w:szCs w:val="32"/>
-              </w:rPr>
-              <w:t xml:space="preserve">Krama Vaakyam No. - </w:t>
-            </w:r>
-            <w:r>
-              <w:rPr>
-                <w:rFonts w:cs="Arial"/>
-                <w:b/>
-                <w:color w:val="000000"/>
-                <w:sz w:val="28"/>
-                <w:szCs w:val="32"/>
-              </w:rPr>
-              <w:t>4</w:t>
+                <w:lang w:val="it-IT"/>
+              </w:rPr>
+              <w:t>Krama Vaakyam No. - 66</w:t>
             </w:r>
           </w:p>
           <w:p>
@@ -2838,6 +2690,7 @@
                 <w:color w:val="000000"/>
                 <w:sz w:val="28"/>
                 <w:szCs w:val="32"/>
+                <w:lang w:val="it-IT"/>
               </w:rPr>
             </w:pPr>
             <w:r>
@@ -2847,6 +2700,7 @@
                 <w:color w:val="000000"/>
                 <w:sz w:val="28"/>
                 <w:szCs w:val="32"/>
+                <w:lang w:val="it-IT"/>
               </w:rPr>
               <w:t>Panchaati No</w:t>
             </w:r>
@@ -2856,37 +2710,20 @@
                 <w:b/>
                 <w:color w:val="000000"/>
                 <w:szCs w:val="32"/>
-              </w:rPr>
-              <w:t>. -</w:t>
+                <w:lang w:val="it-IT"/>
+              </w:rPr>
+              <w:t xml:space="preserve">. - </w:t>
             </w:r>
             <w:r>
               <w:rPr>
                 <w:rFonts w:cs="Arial"/>
                 <w:b/>
                 <w:color w:val="000000"/>
-                <w:szCs w:val="32"/>
-              </w:rPr>
-              <w:t xml:space="preserve"> </w:t>
-            </w:r>
-            <w:r>
-              <w:rPr>
-                <w:rFonts w:cs="Arial"/>
-                <w:b/>
-                <w:color w:val="000000"/>
-                <w:sz w:val="28"/>
-                <w:szCs w:val="32"/>
-              </w:rPr>
-              <w:t>4</w:t>
-            </w:r>
-            <w:r>
-              <w:rPr>
-                <w:rFonts w:cs="Arial"/>
-                <w:b/>
-                <w:color w:val="000000"/>
-                <w:sz w:val="28"/>
-                <w:szCs w:val="32"/>
-              </w:rPr>
-              <w:t>6</w:t>
+                <w:sz w:val="28"/>
+                <w:szCs w:val="32"/>
+                <w:lang w:val="it-IT"/>
+              </w:rPr>
+              <w:t>48</w:t>
             </w:r>
           </w:p>
         </w:tc>
@@ -2905,8 +2742,7 @@
                 <w:rFonts w:ascii="Latha" w:hAnsi="Latha" w:cs="Latha"/>
                 <w:sz w:val="28"/>
                 <w:szCs w:val="28"/>
-                <w:cs/>
-                <w:lang w:bidi="ta-IN"/>
+                <w:lang w:val="it-IT" w:bidi="ta-IN"/>
               </w:rPr>
             </w:pPr>
             <w:r>
@@ -2917,15 +2753,15 @@
                 <w:cs/>
                 <w:lang w:bidi="ta-IN"/>
               </w:rPr>
-              <w:t>ரோ</w:t>
-            </w:r>
-            <w:r>
-              <w:rPr>
-                <w:rFonts w:ascii="BRH Tamil Tab Extra" w:hAnsi="BRH Tamil Tab Extra" w:cs="Latha"/>
-                <w:b/>
-                <w:sz w:val="36"/>
-                <w:szCs w:val="28"/>
-                <w:lang w:bidi="ta-IN"/>
+              <w:t>அ</w:t>
+            </w:r>
+            <w:r>
+              <w:rPr>
+                <w:rFonts w:ascii="BRH Tamil Tab Extra" w:hAnsi="BRH Tamil Tab Extra" w:cs="Latha"/>
+                <w:b/>
+                <w:sz w:val="36"/>
+                <w:szCs w:val="28"/>
+                <w:lang w:val="it-IT" w:bidi="ta-IN"/>
               </w:rPr>
               <w:t>…</w:t>
             </w:r>
@@ -2937,15 +2773,38 @@
                 <w:cs/>
                 <w:lang w:bidi="ta-IN"/>
               </w:rPr>
-              <w:t>ச</w:t>
-            </w:r>
-            <w:r>
-              <w:rPr>
-                <w:rFonts w:ascii="BRH Tamil Tab Extra" w:hAnsi="BRH Tamil Tab Extra" w:cs="Latha"/>
-                <w:b/>
-                <w:sz w:val="36"/>
-                <w:szCs w:val="28"/>
-                <w:lang w:bidi="ta-IN"/>
+              <w:t>க்</w:t>
+            </w:r>
+            <w:r>
+              <w:rPr>
+                <w:rFonts w:ascii="Latha" w:hAnsi="Latha" w:cs="Latha"/>
+                <w:b/>
+                <w:bCs/>
+                <w:position w:val="-12"/>
+                <w:sz w:val="28"/>
+                <w:szCs w:val="28"/>
+                <w:cs/>
+                <w:lang w:bidi="ta-IN"/>
+              </w:rPr>
+              <w:t>3</w:t>
+            </w:r>
+            <w:r>
+              <w:rPr>
+                <w:rFonts w:ascii="Latha" w:hAnsi="Latha" w:cs="Latha"/>
+                <w:sz w:val="28"/>
+                <w:szCs w:val="28"/>
+                <w:cs/>
+                <w:lang w:bidi="ta-IN"/>
+              </w:rPr>
+              <w:t>னே</w:t>
+            </w:r>
+            <w:r>
+              <w:rPr>
+                <w:rFonts w:ascii="BRH Tamil Tab Extra" w:hAnsi="BRH Tamil Tab Extra" w:cs="Latha"/>
+                <w:b/>
+                <w:sz w:val="36"/>
+                <w:szCs w:val="28"/>
+                <w:lang w:val="it-IT" w:bidi="ta-IN"/>
               </w:rPr>
               <w:t>…</w:t>
             </w:r>
@@ -2954,17 +2813,96 @@
                 <w:rFonts w:ascii="Latha" w:hAnsi="Latha" w:cs="Latha"/>
                 <w:sz w:val="28"/>
                 <w:szCs w:val="28"/>
-                <w:cs/>
-                <w:lang w:bidi="ta-IN"/>
-              </w:rPr>
-              <w:t>னா</w:t>
-            </w:r>
-            <w:r>
-              <w:rPr>
-                <w:rFonts w:ascii="Latha" w:hAnsi="Latha" w:cs="Latha"/>
-                <w:sz w:val="28"/>
-                <w:szCs w:val="28"/>
-                <w:lang w:bidi="ta-IN"/>
+                <w:lang w:val="it-IT" w:bidi="ta-IN"/>
+              </w:rPr>
+              <w:t xml:space="preserve"> | </w:t>
+            </w:r>
+          </w:p>
+          <w:p>
+            <w:pPr>
+              <w:widowControl w:val="0"/>
+              <w:autoSpaceDE w:val="0"/>
+              <w:autoSpaceDN w:val="0"/>
+              <w:adjustRightInd w:val="0"/>
+              <w:spacing w:before="0" w:line="240" w:lineRule="auto"/>
+              <w:rPr>
+                <w:rFonts w:ascii="BRH Malayalam Extra" w:hAnsi="BRH Malayalam Extra" w:cs="BRH Malayalam Extra"/>
+                <w:color w:val="000000"/>
+                <w:sz w:val="36"/>
+                <w:szCs w:val="40"/>
+                <w:lang w:val="it-IT"/>
+              </w:rPr>
+            </w:pPr>
+            <w:r>
+              <w:rPr>
+                <w:rFonts w:ascii="Latha" w:hAnsi="Latha" w:cs="Latha"/>
+                <w:sz w:val="28"/>
+                <w:szCs w:val="28"/>
+                <w:cs/>
+                <w:lang w:bidi="ta-IN"/>
+              </w:rPr>
+              <w:t>அ</w:t>
+            </w:r>
+            <w:r>
+              <w:rPr>
+                <w:rFonts w:ascii="BRH Tamil Tab Extra" w:hAnsi="BRH Tamil Tab Extra" w:cs="Latha"/>
+                <w:b/>
+                <w:sz w:val="36"/>
+                <w:szCs w:val="28"/>
+                <w:lang w:val="it-IT" w:bidi="ta-IN"/>
+              </w:rPr>
+              <w:t>…</w:t>
+            </w:r>
+            <w:r>
+              <w:rPr>
+                <w:rFonts w:ascii="Latha" w:hAnsi="Latha" w:cs="Latha"/>
+                <w:sz w:val="28"/>
+                <w:szCs w:val="28"/>
+                <w:cs/>
+                <w:lang w:bidi="ta-IN"/>
+              </w:rPr>
+              <w:t>க்</w:t>
+            </w:r>
+            <w:r>
+              <w:rPr>
+                <w:rFonts w:ascii="Latha" w:hAnsi="Latha" w:cs="Latha"/>
+                <w:b/>
+                <w:bCs/>
+                <w:position w:val="-12"/>
+                <w:sz w:val="28"/>
+                <w:szCs w:val="28"/>
+                <w:cs/>
+                <w:lang w:bidi="ta-IN"/>
+              </w:rPr>
+              <w:t>3</w:t>
+            </w:r>
+            <w:r>
+              <w:rPr>
+                <w:rFonts w:ascii="Latha" w:hAnsi="Latha" w:cs="Latha"/>
+                <w:sz w:val="28"/>
+                <w:szCs w:val="28"/>
+                <w:highlight w:val="yellow"/>
+                <w:cs/>
+                <w:lang w:bidi="ta-IN"/>
+              </w:rPr>
+              <w:t>னே</w:t>
+            </w:r>
+            <w:r>
+              <w:rPr>
+                <w:rFonts w:ascii="BRH Tamil Tab Extra" w:hAnsi="BRH Tamil Tab Extra" w:cs="Latha"/>
+                <w:b/>
+                <w:sz w:val="36"/>
+                <w:szCs w:val="28"/>
+                <w:lang w:val="it-IT" w:bidi="ta-IN"/>
+              </w:rPr>
+              <w:t>…</w:t>
+            </w:r>
+            <w:r>
+              <w:rPr>
+                <w:rFonts w:ascii="Latha" w:hAnsi="Latha" w:cs="Latha"/>
+                <w:sz w:val="28"/>
+                <w:szCs w:val="28"/>
+                <w:lang w:val="it-IT" w:bidi="ta-IN"/>
               </w:rPr>
               <w:t xml:space="preserve"> </w:t>
             </w:r>
@@ -2976,17 +2914,27 @@
                 <w:cs/>
                 <w:lang w:bidi="ta-IN"/>
               </w:rPr>
-              <w:t>தி</w:t>
-            </w:r>
-            <w:r>
-              <w:rPr>
-                <w:rFonts w:ascii="BRH Tamil Tab Extra" w:hAnsi="BRH Tamil Tab Extra" w:cs="Latha"/>
-                <w:b/>
-                <w:sz w:val="36"/>
-                <w:szCs w:val="28"/>
-                <w:lang w:bidi="ta-IN"/>
-              </w:rPr>
-              <w:t>…</w:t>
+              <w:t>இத்ய</w:t>
+            </w:r>
+            <w:r>
+              <w:rPr>
+                <w:rFonts w:ascii="BRH Tamil Tab Extra" w:hAnsi="BRH Tamil Tab Extra" w:cs="Latha"/>
+                <w:b/>
+                <w:sz w:val="36"/>
+                <w:szCs w:val="28"/>
+                <w:lang w:val="it-IT" w:bidi="ta-IN"/>
+              </w:rPr>
+              <w:t>†</w:t>
+            </w:r>
+            <w:r>
+              <w:rPr>
+                <w:rFonts w:ascii="Latha" w:hAnsi="Latha" w:cs="Latha"/>
+                <w:sz w:val="28"/>
+                <w:szCs w:val="28"/>
+                <w:cs/>
+                <w:lang w:bidi="ta-IN"/>
+              </w:rPr>
+              <w:t>க்</w:t>
             </w:r>
             <w:r>
               <w:rPr>
@@ -3009,137 +2957,16 @@
                 <w:cs/>
                 <w:lang w:bidi="ta-IN"/>
               </w:rPr>
-              <w:t>வ</w:t>
-            </w:r>
-            <w:r>
-              <w:rPr>
-                <w:rFonts w:ascii="Latha" w:hAnsi="Latha" w:cs="Latha"/>
-                <w:b/>
-                <w:bCs/>
-                <w:sz w:val="32"/>
-                <w:szCs w:val="32"/>
-                <w:cs/>
-                <w:lang w:bidi="ta-IN"/>
-              </w:rPr>
-              <w:t>:</w:t>
-            </w:r>
-            <w:r>
-              <w:rPr>
-                <w:rFonts w:ascii="Latha" w:hAnsi="Latha" w:cs="Latha"/>
-                <w:sz w:val="28"/>
-                <w:szCs w:val="28"/>
-                <w:lang w:bidi="ta-IN"/>
-              </w:rPr>
-              <w:t xml:space="preserve"> | </w:t>
-            </w:r>
-            <w:r>
-              <w:rPr>
-                <w:rFonts w:ascii="Latha" w:hAnsi="Latha" w:cs="Latha"/>
-                <w:sz w:val="28"/>
-                <w:szCs w:val="28"/>
-                <w:highlight w:val="yellow"/>
-                <w:cs/>
-                <w:lang w:bidi="ta-IN"/>
-              </w:rPr>
-              <w:t>தி</w:t>
-            </w:r>
-            <w:r>
-              <w:rPr>
-                <w:rFonts w:ascii="BRH Tamil Tab Extra" w:hAnsi="BRH Tamil Tab Extra" w:cs="Latha"/>
-                <w:b/>
-                <w:sz w:val="36"/>
-                <w:szCs w:val="28"/>
-                <w:highlight w:val="yellow"/>
-                <w:lang w:bidi="ta-IN"/>
-              </w:rPr>
-              <w:t>…</w:t>
-            </w:r>
-            <w:r>
-              <w:rPr>
-                <w:rFonts w:ascii="Latha" w:hAnsi="Latha" w:cs="Latha"/>
-                <w:b/>
-                <w:bCs/>
-                <w:position w:val="-12"/>
-                <w:sz w:val="28"/>
-                <w:szCs w:val="28"/>
-                <w:highlight w:val="yellow"/>
-                <w:cs/>
-                <w:lang w:bidi="ta-IN"/>
-              </w:rPr>
-              <w:t>3</w:t>
-            </w:r>
-            <w:r>
-              <w:rPr>
-                <w:rFonts w:ascii="Latha" w:hAnsi="Latha" w:cs="Latha"/>
-                <w:sz w:val="28"/>
-                <w:szCs w:val="28"/>
-                <w:highlight w:val="yellow"/>
-                <w:cs/>
-                <w:lang w:bidi="ta-IN"/>
-              </w:rPr>
-              <w:t>வ</w:t>
-            </w:r>
-            <w:r>
-              <w:rPr>
-                <w:rFonts w:ascii="Latha" w:hAnsi="Latha" w:cs="Latha"/>
-                <w:b/>
-                <w:bCs/>
-                <w:sz w:val="32"/>
-                <w:szCs w:val="32"/>
-                <w:highlight w:val="yellow"/>
-                <w:cs/>
-                <w:lang w:bidi="ta-IN"/>
-              </w:rPr>
-              <w:t>:</w:t>
-            </w:r>
-            <w:r>
-              <w:rPr>
-                <w:rFonts w:ascii="Latha" w:hAnsi="Latha" w:cs="Latha"/>
-                <w:sz w:val="28"/>
-                <w:szCs w:val="28"/>
-                <w:highlight w:val="yellow"/>
-                <w:lang w:bidi="ta-IN"/>
-              </w:rPr>
-              <w:t xml:space="preserve"> </w:t>
-            </w:r>
-            <w:r>
-              <w:rPr>
-                <w:rFonts w:ascii="Latha" w:hAnsi="Latha" w:cs="Latha"/>
-                <w:sz w:val="28"/>
-                <w:szCs w:val="28"/>
-                <w:highlight w:val="yellow"/>
-                <w:cs/>
-                <w:lang w:bidi="ta-IN"/>
-              </w:rPr>
-              <w:t>பரி</w:t>
-            </w:r>
-            <w:r>
-              <w:rPr>
-                <w:rFonts w:ascii="BRH Tamil Tab Extra" w:hAnsi="BRH Tamil Tab Extra" w:cs="Latha"/>
-                <w:b/>
-                <w:sz w:val="36"/>
-                <w:szCs w:val="28"/>
-                <w:lang w:bidi="ta-IN"/>
-              </w:rPr>
-              <w:t>†</w:t>
-            </w:r>
-            <w:r>
-              <w:rPr>
-                <w:rFonts w:ascii="Latha" w:hAnsi="Latha" w:cs="Latha"/>
-                <w:sz w:val="28"/>
-                <w:szCs w:val="28"/>
-                <w:lang w:bidi="ta-IN"/>
-              </w:rPr>
-              <w:t xml:space="preserve"> </w:t>
-            </w:r>
-            <w:r>
-              <w:rPr>
-                <w:rFonts w:ascii="Latha" w:hAnsi="Latha" w:cs="Latha"/>
-                <w:sz w:val="28"/>
-                <w:szCs w:val="28"/>
-                <w:lang w:bidi="ta-IN"/>
-              </w:rPr>
-              <w:t>|</w:t>
+              <w:t>னே</w:t>
+            </w:r>
+            <w:r>
+              <w:rPr>
+                <w:rFonts w:ascii="Latha" w:hAnsi="Latha" w:cs="Latha"/>
+                <w:sz w:val="28"/>
+                <w:szCs w:val="28"/>
+                <w:lang w:val="it-IT" w:bidi="ta-IN"/>
+              </w:rPr>
+              <w:t xml:space="preserve"> ||</w:t>
             </w:r>
           </w:p>
         </w:tc>
@@ -3158,7 +2985,7 @@
                 <w:rFonts w:ascii="Latha" w:hAnsi="Latha" w:cs="Latha"/>
                 <w:sz w:val="28"/>
                 <w:szCs w:val="28"/>
-                <w:lang w:bidi="ta-IN"/>
+                <w:lang w:val="it-IT" w:bidi="ta-IN"/>
               </w:rPr>
             </w:pPr>
             <w:r>
@@ -3169,15 +2996,15 @@
                 <w:cs/>
                 <w:lang w:bidi="ta-IN"/>
               </w:rPr>
-              <w:t>ரோ</w:t>
-            </w:r>
-            <w:r>
-              <w:rPr>
-                <w:rFonts w:ascii="BRH Tamil Tab Extra" w:hAnsi="BRH Tamil Tab Extra" w:cs="Latha"/>
-                <w:b/>
-                <w:sz w:val="36"/>
-                <w:szCs w:val="28"/>
-                <w:lang w:bidi="ta-IN"/>
+              <w:t>நோ</w:t>
+            </w:r>
+            <w:r>
+              <w:rPr>
+                <w:rFonts w:ascii="BRH Tamil Tab Extra" w:hAnsi="BRH Tamil Tab Extra" w:cs="Latha"/>
+                <w:b/>
+                <w:sz w:val="36"/>
+                <w:szCs w:val="28"/>
+                <w:lang w:val="it-IT" w:bidi="ta-IN"/>
               </w:rPr>
               <w:t>…</w:t>
             </w:r>
@@ -3186,18 +3013,27 @@
                 <w:rFonts w:ascii="Latha" w:hAnsi="Latha" w:cs="Latha"/>
                 <w:sz w:val="28"/>
                 <w:szCs w:val="28"/>
-                <w:cs/>
-                <w:lang w:bidi="ta-IN"/>
-              </w:rPr>
-              <w:t>ச</w:t>
-            </w:r>
-            <w:r>
-              <w:rPr>
-                <w:rFonts w:ascii="BRH Tamil Tab Extra" w:hAnsi="BRH Tamil Tab Extra" w:cs="Latha"/>
-                <w:b/>
-                <w:sz w:val="36"/>
-                <w:szCs w:val="28"/>
-                <w:lang w:bidi="ta-IN"/>
+                <w:lang w:val="it-IT" w:bidi="ta-IN"/>
+              </w:rPr>
+              <w:t xml:space="preserve"> </w:t>
+            </w:r>
+            <w:r>
+              <w:rPr>
+                <w:rFonts w:ascii="Latha" w:hAnsi="Latha" w:cs="Latha"/>
+                <w:sz w:val="28"/>
+                <w:szCs w:val="28"/>
+                <w:cs/>
+                <w:lang w:bidi="ta-IN"/>
+              </w:rPr>
+              <w:t>அ</w:t>
+            </w:r>
+            <w:r>
+              <w:rPr>
+                <w:rFonts w:ascii="BRH Tamil Tab Extra" w:hAnsi="BRH Tamil Tab Extra" w:cs="Latha"/>
+                <w:b/>
+                <w:sz w:val="36"/>
+                <w:szCs w:val="28"/>
+                <w:lang w:val="it-IT" w:bidi="ta-IN"/>
               </w:rPr>
               <w:t>…</w:t>
             </w:r>
@@ -3209,153 +3045,49 @@
                 <w:cs/>
                 <w:lang w:bidi="ta-IN"/>
               </w:rPr>
-              <w:t>னா</w:t>
-            </w:r>
-            <w:r>
-              <w:rPr>
-                <w:rFonts w:ascii="Latha" w:hAnsi="Latha" w:cs="Latha"/>
-                <w:sz w:val="28"/>
-                <w:szCs w:val="28"/>
-                <w:lang w:bidi="ta-IN"/>
-              </w:rPr>
-              <w:t xml:space="preserve"> </w:t>
-            </w:r>
-            <w:r>
-              <w:rPr>
-                <w:rFonts w:ascii="Latha" w:hAnsi="Latha" w:cs="Latha"/>
-                <w:sz w:val="28"/>
-                <w:szCs w:val="28"/>
-                <w:cs/>
-                <w:lang w:bidi="ta-IN"/>
-              </w:rPr>
-              <w:t>தி</w:t>
-            </w:r>
-            <w:r>
-              <w:rPr>
-                <w:rFonts w:ascii="BRH Tamil Tab Extra" w:hAnsi="BRH Tamil Tab Extra" w:cs="Latha"/>
-                <w:b/>
-                <w:sz w:val="36"/>
-                <w:szCs w:val="28"/>
-                <w:lang w:bidi="ta-IN"/>
+              <w:t>க்</w:t>
+            </w:r>
+            <w:r>
+              <w:rPr>
+                <w:rFonts w:ascii="Latha" w:hAnsi="Latha" w:cs="Latha"/>
+                <w:b/>
+                <w:bCs/>
+                <w:position w:val="-12"/>
+                <w:sz w:val="28"/>
+                <w:szCs w:val="28"/>
+                <w:cs/>
+                <w:lang w:bidi="ta-IN"/>
+              </w:rPr>
+              <w:t>3</w:t>
+            </w:r>
+            <w:r>
+              <w:rPr>
+                <w:rFonts w:ascii="Latha" w:hAnsi="Latha" w:cs="Latha"/>
+                <w:sz w:val="28"/>
+                <w:szCs w:val="28"/>
+                <w:cs/>
+                <w:lang w:bidi="ta-IN"/>
+              </w:rPr>
+              <w:t>னே</w:t>
+            </w:r>
+            <w:r>
+              <w:rPr>
+                <w:rFonts w:ascii="BRH Tamil Tab Extra" w:hAnsi="BRH Tamil Tab Extra" w:cs="Latha"/>
+                <w:b/>
+                <w:sz w:val="36"/>
+                <w:szCs w:val="28"/>
+                <w:lang w:val="it-IT" w:bidi="ta-IN"/>
               </w:rPr>
               <w:t>…</w:t>
             </w:r>
             <w:r>
               <w:rPr>
                 <w:rFonts w:ascii="Latha" w:hAnsi="Latha" w:cs="Latha"/>
-                <w:b/>
-                <w:bCs/>
-                <w:position w:val="-12"/>
-                <w:sz w:val="28"/>
-                <w:szCs w:val="28"/>
-                <w:cs/>
-                <w:lang w:bidi="ta-IN"/>
-              </w:rPr>
-              <w:t>3</w:t>
-            </w:r>
-            <w:r>
-              <w:rPr>
-                <w:rFonts w:ascii="Latha" w:hAnsi="Latha" w:cs="Latha"/>
-                <w:sz w:val="28"/>
-                <w:szCs w:val="28"/>
-                <w:cs/>
-                <w:lang w:bidi="ta-IN"/>
-              </w:rPr>
-              <w:t>வ</w:t>
-            </w:r>
-            <w:r>
-              <w:rPr>
-                <w:rFonts w:ascii="Latha" w:hAnsi="Latha" w:cs="Latha"/>
-                <w:b/>
-                <w:bCs/>
-                <w:sz w:val="32"/>
-                <w:szCs w:val="32"/>
-                <w:cs/>
-                <w:lang w:bidi="ta-IN"/>
-              </w:rPr>
-              <w:t>:</w:t>
-            </w:r>
-            <w:r>
-              <w:rPr>
-                <w:rFonts w:ascii="Latha" w:hAnsi="Latha" w:cs="Latha"/>
-                <w:sz w:val="28"/>
-                <w:szCs w:val="28"/>
-                <w:lang w:bidi="ta-IN"/>
+                <w:sz w:val="28"/>
+                <w:szCs w:val="28"/>
+                <w:lang w:val="it-IT" w:bidi="ta-IN"/>
               </w:rPr>
               <w:t xml:space="preserve"> | </w:t>
-            </w:r>
-            <w:r>
-              <w:rPr>
-                <w:rFonts w:ascii="Latha" w:hAnsi="Latha" w:cs="Latha"/>
-                <w:sz w:val="28"/>
-                <w:szCs w:val="28"/>
-                <w:cs/>
-                <w:lang w:bidi="ta-IN"/>
-              </w:rPr>
-              <w:t>தி</w:t>
-            </w:r>
-            <w:r>
-              <w:rPr>
-                <w:rFonts w:ascii="BRH Tamil Tab Extra" w:hAnsi="BRH Tamil Tab Extra" w:cs="Latha"/>
-                <w:b/>
-                <w:sz w:val="36"/>
-                <w:szCs w:val="28"/>
-                <w:lang w:bidi="ta-IN"/>
-              </w:rPr>
-              <w:t>…</w:t>
-            </w:r>
-            <w:r>
-              <w:rPr>
-                <w:rFonts w:ascii="Latha" w:hAnsi="Latha" w:cs="Latha"/>
-                <w:b/>
-                <w:bCs/>
-                <w:position w:val="-12"/>
-                <w:sz w:val="28"/>
-                <w:szCs w:val="28"/>
-                <w:cs/>
-                <w:lang w:bidi="ta-IN"/>
-              </w:rPr>
-              <w:t>3</w:t>
-            </w:r>
-            <w:r>
-              <w:rPr>
-                <w:rFonts w:ascii="Latha" w:hAnsi="Latha" w:cs="Latha"/>
-                <w:sz w:val="28"/>
-                <w:szCs w:val="28"/>
-                <w:cs/>
-                <w:lang w:bidi="ta-IN"/>
-              </w:rPr>
-              <w:t>வ</w:t>
-            </w:r>
-            <w:r>
-              <w:rPr>
-                <w:rFonts w:ascii="Latha" w:hAnsi="Latha" w:cs="Latha"/>
-                <w:sz w:val="28"/>
-                <w:szCs w:val="28"/>
-                <w:highlight w:val="green"/>
-                <w:cs/>
-                <w:lang w:bidi="ta-IN"/>
-              </w:rPr>
-              <w:t>ஸ்பரி</w:t>
-            </w:r>
-            <w:r>
-              <w:rPr>
-                <w:rFonts w:ascii="BRH Tamil Tab Extra" w:hAnsi="BRH Tamil Tab Extra" w:cs="Latha"/>
-                <w:b/>
-                <w:sz w:val="36"/>
-                <w:szCs w:val="28"/>
-                <w:lang w:bidi="ta-IN"/>
-              </w:rPr>
-              <w:t>†</w:t>
-            </w:r>
-            <w:r>
-              <w:rPr>
-                <w:rFonts w:ascii="Latha" w:hAnsi="Latha" w:cs="Latha"/>
-                <w:sz w:val="28"/>
-                <w:szCs w:val="28"/>
-                <w:lang w:bidi="ta-IN"/>
-              </w:rPr>
-              <w:t xml:space="preserve"> |</w:t>
             </w:r>
           </w:p>
           <w:p>
@@ -3366,292 +3098,11 @@
               <w:adjustRightInd w:val="0"/>
               <w:spacing w:before="0" w:line="240" w:lineRule="auto"/>
               <w:rPr>
-                <w:rFonts w:ascii="Latha" w:hAnsi="Latha" w:cs="Latha"/>
-                <w:sz w:val="28"/>
-                <w:szCs w:val="28"/>
-                <w:lang w:bidi="ta-IN"/>
-              </w:rPr>
-            </w:pPr>
-          </w:p>
-          <w:p>
-            <w:pPr>
-              <w:widowControl w:val="0"/>
-              <w:autoSpaceDE w:val="0"/>
-              <w:autoSpaceDN w:val="0"/>
-              <w:adjustRightInd w:val="0"/>
-              <w:spacing w:before="0" w:line="240" w:lineRule="auto"/>
-              <w:rPr>
-                <w:rFonts w:ascii="Latha" w:hAnsi="Latha" w:cs="Latha"/>
-                <w:sz w:val="28"/>
-                <w:szCs w:val="28"/>
-                <w:cs/>
-                <w:lang w:bidi="ta-IN"/>
-              </w:rPr>
-            </w:pPr>
-          </w:p>
-        </w:tc>
-      </w:tr>
-      <w:tr>
-        <w:trPr>
-          <w:trHeight w:val="1104"/>
-        </w:trPr>
-        <w:tc>
-          <w:tcPr>
-            <w:tcW w:w="3974" w:type="dxa"/>
-          </w:tcPr>
-          <w:p>
-            <w:pPr>
-              <w:widowControl w:val="0"/>
-              <w:tabs>
-                <w:tab w:val="left" w:pos="993"/>
-              </w:tabs>
-              <w:autoSpaceDE w:val="0"/>
-              <w:autoSpaceDN w:val="0"/>
-              <w:adjustRightInd w:val="0"/>
-              <w:spacing w:before="0" w:line="240" w:lineRule="auto"/>
-              <w:ind w:right="297"/>
-              <w:rPr>
-                <w:rFonts w:cs="Arial"/>
-                <w:b/>
-                <w:color w:val="000000"/>
-                <w:sz w:val="28"/>
-                <w:szCs w:val="32"/>
-              </w:rPr>
-            </w:pPr>
-            <w:r>
-              <w:rPr>
-                <w:rFonts w:cs="Arial"/>
-                <w:b/>
-                <w:color w:val="000000"/>
-                <w:sz w:val="28"/>
-                <w:szCs w:val="32"/>
-              </w:rPr>
-              <w:lastRenderedPageBreak/>
-              <w:t>T.S.</w:t>
-            </w:r>
-            <w:r>
-              <w:rPr>
-                <w:rFonts w:cs="Arial"/>
-                <w:b/>
-                <w:color w:val="000000"/>
-                <w:sz w:val="28"/>
-                <w:szCs w:val="32"/>
-              </w:rPr>
-              <w:t xml:space="preserve">4.2.11.3 </w:t>
-            </w:r>
-            <w:r>
-              <w:rPr>
-                <w:rFonts w:cs="Arial"/>
-                <w:b/>
-                <w:color w:val="000000"/>
-                <w:sz w:val="28"/>
-                <w:szCs w:val="32"/>
-              </w:rPr>
-              <w:t>– Kramam</w:t>
-            </w:r>
-          </w:p>
-          <w:p>
-            <w:pPr>
-              <w:widowControl w:val="0"/>
-              <w:tabs>
-                <w:tab w:val="left" w:pos="993"/>
-              </w:tabs>
-              <w:autoSpaceDE w:val="0"/>
-              <w:autoSpaceDN w:val="0"/>
-              <w:adjustRightInd w:val="0"/>
-              <w:spacing w:before="0" w:line="240" w:lineRule="auto"/>
-              <w:ind w:right="297"/>
-              <w:rPr>
-                <w:rFonts w:cs="Arial"/>
-                <w:b/>
-                <w:color w:val="000000"/>
-                <w:sz w:val="28"/>
-                <w:szCs w:val="32"/>
-              </w:rPr>
-            </w:pPr>
-            <w:r>
-              <w:rPr>
-                <w:rFonts w:cs="Arial"/>
-                <w:b/>
-                <w:color w:val="000000"/>
-                <w:sz w:val="28"/>
-                <w:szCs w:val="32"/>
-              </w:rPr>
-              <w:t xml:space="preserve">Krama Vaakyam No. - </w:t>
-            </w:r>
-            <w:r>
-              <w:rPr>
-                <w:rFonts w:cs="Arial"/>
-                <w:b/>
-                <w:color w:val="000000"/>
-                <w:sz w:val="28"/>
-                <w:szCs w:val="32"/>
-              </w:rPr>
-              <w:t>66</w:t>
-            </w:r>
-          </w:p>
-          <w:p>
-            <w:pPr>
-              <w:widowControl w:val="0"/>
-              <w:tabs>
-                <w:tab w:val="left" w:pos="993"/>
-              </w:tabs>
-              <w:autoSpaceDE w:val="0"/>
-              <w:autoSpaceDN w:val="0"/>
-              <w:adjustRightInd w:val="0"/>
-              <w:spacing w:before="0" w:line="240" w:lineRule="auto"/>
-              <w:ind w:right="297"/>
-              <w:rPr>
-                <w:rFonts w:cs="Arial"/>
-                <w:b/>
-                <w:color w:val="000000"/>
-                <w:sz w:val="28"/>
-                <w:szCs w:val="32"/>
-              </w:rPr>
-            </w:pPr>
-            <w:r>
-              <w:rPr>
-                <w:rFonts w:cs="Arial"/>
-                <w:b/>
-                <w:color w:val="000000"/>
-                <w:sz w:val="28"/>
-                <w:szCs w:val="32"/>
-              </w:rPr>
-              <w:t>Panchaati No</w:t>
-            </w:r>
-            <w:r>
-              <w:rPr>
-                <w:rFonts w:cs="Arial"/>
-                <w:b/>
-                <w:color w:val="000000"/>
-                <w:szCs w:val="32"/>
-              </w:rPr>
-              <w:t>. -</w:t>
-            </w:r>
-            <w:r>
-              <w:rPr>
-                <w:rFonts w:cs="Arial"/>
-                <w:b/>
-                <w:color w:val="000000"/>
-                <w:szCs w:val="32"/>
-              </w:rPr>
-              <w:t xml:space="preserve"> </w:t>
-            </w:r>
-            <w:r>
-              <w:rPr>
-                <w:rFonts w:cs="Arial"/>
-                <w:b/>
-                <w:color w:val="000000"/>
-                <w:sz w:val="28"/>
-                <w:szCs w:val="32"/>
-              </w:rPr>
-              <w:t>48</w:t>
-            </w:r>
-          </w:p>
-        </w:tc>
-        <w:tc>
-          <w:tcPr>
-            <w:tcW w:w="5103" w:type="dxa"/>
-          </w:tcPr>
-          <w:p>
-            <w:pPr>
-              <w:widowControl w:val="0"/>
-              <w:autoSpaceDE w:val="0"/>
-              <w:autoSpaceDN w:val="0"/>
-              <w:adjustRightInd w:val="0"/>
-              <w:spacing w:before="0" w:line="240" w:lineRule="auto"/>
-              <w:rPr>
-                <w:rFonts w:ascii="Latha" w:hAnsi="Latha" w:cs="Latha"/>
-                <w:sz w:val="28"/>
-                <w:szCs w:val="28"/>
-                <w:lang w:bidi="ta-IN"/>
-              </w:rPr>
-            </w:pPr>
-            <w:r>
-              <w:rPr>
-                <w:rFonts w:ascii="Latha" w:hAnsi="Latha" w:cs="Latha"/>
-                <w:sz w:val="28"/>
-                <w:szCs w:val="28"/>
-                <w:cs/>
-                <w:lang w:bidi="ta-IN"/>
-              </w:rPr>
-              <w:t>அ</w:t>
-            </w:r>
-            <w:r>
-              <w:rPr>
-                <w:rFonts w:ascii="BRH Tamil Tab Extra" w:hAnsi="BRH Tamil Tab Extra" w:cs="Latha"/>
-                <w:b/>
-                <w:sz w:val="36"/>
-                <w:szCs w:val="28"/>
-                <w:lang w:bidi="ta-IN"/>
-              </w:rPr>
-              <w:t>…</w:t>
-            </w:r>
-            <w:r>
-              <w:rPr>
-                <w:rFonts w:ascii="Latha" w:hAnsi="Latha" w:cs="Latha"/>
-                <w:sz w:val="28"/>
-                <w:szCs w:val="28"/>
-                <w:cs/>
-                <w:lang w:bidi="ta-IN"/>
-              </w:rPr>
-              <w:t>க்</w:t>
-            </w:r>
-            <w:r>
-              <w:rPr>
-                <w:rFonts w:ascii="Latha" w:hAnsi="Latha" w:cs="Latha"/>
-                <w:b/>
-                <w:bCs/>
-                <w:position w:val="-12"/>
-                <w:sz w:val="28"/>
-                <w:szCs w:val="28"/>
-                <w:cs/>
-                <w:lang w:bidi="ta-IN"/>
-              </w:rPr>
-              <w:t>3</w:t>
-            </w:r>
-            <w:r>
-              <w:rPr>
-                <w:rFonts w:ascii="Latha" w:hAnsi="Latha" w:cs="Latha"/>
-                <w:sz w:val="28"/>
-                <w:szCs w:val="28"/>
-                <w:cs/>
-                <w:lang w:bidi="ta-IN"/>
-              </w:rPr>
-              <w:t>னே</w:t>
-            </w:r>
-            <w:r>
-              <w:rPr>
-                <w:rFonts w:ascii="BRH Tamil Tab Extra" w:hAnsi="BRH Tamil Tab Extra" w:cs="Latha"/>
-                <w:b/>
-                <w:sz w:val="36"/>
-                <w:szCs w:val="28"/>
-                <w:lang w:bidi="ta-IN"/>
-              </w:rPr>
-              <w:t>…</w:t>
-            </w:r>
-            <w:r>
-              <w:rPr>
-                <w:rFonts w:ascii="Latha" w:hAnsi="Latha" w:cs="Latha"/>
-                <w:sz w:val="28"/>
-                <w:szCs w:val="28"/>
-                <w:lang w:bidi="ta-IN"/>
-              </w:rPr>
-              <w:t xml:space="preserve"> | </w:t>
-            </w:r>
-          </w:p>
-          <w:p>
-            <w:pPr>
-              <w:widowControl w:val="0"/>
-              <w:autoSpaceDE w:val="0"/>
-              <w:autoSpaceDN w:val="0"/>
-              <w:adjustRightInd w:val="0"/>
-              <w:spacing w:before="0" w:line="240" w:lineRule="auto"/>
-              <w:rPr>
                 <w:rFonts w:ascii="BRH Malayalam Extra" w:hAnsi="BRH Malayalam Extra" w:cs="BRH Malayalam Extra"/>
                 <w:color w:val="000000"/>
                 <w:sz w:val="36"/>
                 <w:szCs w:val="40"/>
+                <w:lang w:val="it-IT"/>
               </w:rPr>
             </w:pPr>
             <w:r>
@@ -3670,7 +3121,7 @@
                 <w:b/>
                 <w:sz w:val="36"/>
                 <w:szCs w:val="28"/>
-                <w:lang w:bidi="ta-IN"/>
+                <w:lang w:val="it-IT" w:bidi="ta-IN"/>
               </w:rPr>
               <w:t>…</w:t>
             </w:r>
@@ -3702,7 +3153,79 @@
                 <w:rFonts w:ascii="Latha" w:hAnsi="Latha" w:cs="Latha"/>
                 <w:sz w:val="28"/>
                 <w:szCs w:val="28"/>
-                <w:highlight w:val="yellow"/>
+                <w:highlight w:val="green"/>
+                <w:cs/>
+                <w:lang w:bidi="ta-IN"/>
+              </w:rPr>
+              <w:t>ன</w:t>
+            </w:r>
+            <w:r>
+              <w:rPr>
+                <w:rFonts w:ascii="BRH Tamil Tab Extra" w:hAnsi="BRH Tamil Tab Extra" w:cs="Latha"/>
+                <w:b/>
+                <w:sz w:val="36"/>
+                <w:szCs w:val="28"/>
+                <w:lang w:val="it-IT" w:bidi="ta-IN"/>
+              </w:rPr>
+              <w:t>…</w:t>
+            </w:r>
+            <w:r>
+              <w:rPr>
+                <w:rFonts w:ascii="Latha" w:hAnsi="Latha" w:cs="Latha"/>
+                <w:sz w:val="28"/>
+                <w:szCs w:val="28"/>
+                <w:lang w:val="it-IT" w:bidi="ta-IN"/>
+              </w:rPr>
+              <w:t xml:space="preserve"> </w:t>
+            </w:r>
+            <w:r>
+              <w:rPr>
+                <w:rFonts w:ascii="Latha" w:hAnsi="Latha" w:cs="Latha"/>
+                <w:sz w:val="28"/>
+                <w:szCs w:val="28"/>
+                <w:cs/>
+                <w:lang w:bidi="ta-IN"/>
+              </w:rPr>
+              <w:t>இத்ய</w:t>
+            </w:r>
+            <w:r>
+              <w:rPr>
+                <w:rFonts w:ascii="BRH Tamil Tab Extra" w:hAnsi="BRH Tamil Tab Extra" w:cs="Latha"/>
+                <w:b/>
+                <w:sz w:val="36"/>
+                <w:szCs w:val="28"/>
+                <w:lang w:val="it-IT" w:bidi="ta-IN"/>
+              </w:rPr>
+              <w:t>†</w:t>
+            </w:r>
+            <w:r>
+              <w:rPr>
+                <w:rFonts w:ascii="Latha" w:hAnsi="Latha" w:cs="Latha"/>
+                <w:sz w:val="28"/>
+                <w:szCs w:val="28"/>
+                <w:cs/>
+                <w:lang w:bidi="ta-IN"/>
+              </w:rPr>
+              <w:t>க்</w:t>
+            </w:r>
+            <w:r>
+              <w:rPr>
+                <w:rFonts w:ascii="Latha" w:hAnsi="Latha" w:cs="Latha"/>
+                <w:b/>
+                <w:bCs/>
+                <w:position w:val="-12"/>
+                <w:sz w:val="28"/>
+                <w:szCs w:val="28"/>
+                <w:cs/>
+                <w:lang w:bidi="ta-IN"/>
+              </w:rPr>
+              <w:t>3</w:t>
+            </w:r>
+            <w:r>
+              <w:rPr>
+                <w:rFonts w:ascii="Latha" w:hAnsi="Latha" w:cs="Latha"/>
+                <w:sz w:val="28"/>
+                <w:szCs w:val="28"/>
                 <w:cs/>
                 <w:lang w:bidi="ta-IN"/>
               </w:rPr>
@@ -3710,353 +3233,10 @@
             </w:r>
             <w:r>
               <w:rPr>
-                <w:rFonts w:ascii="BRH Tamil Tab Extra" w:hAnsi="BRH Tamil Tab Extra" w:cs="Latha"/>
-                <w:b/>
-                <w:sz w:val="36"/>
-                <w:szCs w:val="28"/>
-                <w:lang w:bidi="ta-IN"/>
-              </w:rPr>
-              <w:t>…</w:t>
-            </w:r>
-            <w:r>
-              <w:rPr>
-                <w:rFonts w:ascii="Latha" w:hAnsi="Latha" w:cs="Latha"/>
-                <w:sz w:val="28"/>
-                <w:szCs w:val="28"/>
-                <w:lang w:bidi="ta-IN"/>
-              </w:rPr>
-              <w:t xml:space="preserve"> </w:t>
-            </w:r>
-            <w:r>
-              <w:rPr>
-                <w:rFonts w:ascii="Latha" w:hAnsi="Latha" w:cs="Latha"/>
-                <w:sz w:val="28"/>
-                <w:szCs w:val="28"/>
-                <w:cs/>
-                <w:lang w:bidi="ta-IN"/>
-              </w:rPr>
-              <w:t>இத்ய</w:t>
-            </w:r>
-            <w:r>
-              <w:rPr>
-                <w:rFonts w:ascii="BRH Tamil Tab Extra" w:hAnsi="BRH Tamil Tab Extra" w:cs="Latha"/>
-                <w:b/>
-                <w:sz w:val="36"/>
-                <w:szCs w:val="28"/>
-                <w:lang w:bidi="ta-IN"/>
-              </w:rPr>
-              <w:t>†</w:t>
-            </w:r>
-            <w:r>
-              <w:rPr>
-                <w:rFonts w:ascii="Latha" w:hAnsi="Latha" w:cs="Latha"/>
-                <w:sz w:val="28"/>
-                <w:szCs w:val="28"/>
-                <w:cs/>
-                <w:lang w:bidi="ta-IN"/>
-              </w:rPr>
-              <w:t>க்</w:t>
-            </w:r>
-            <w:r>
-              <w:rPr>
-                <w:rFonts w:ascii="Latha" w:hAnsi="Latha" w:cs="Latha"/>
-                <w:b/>
-                <w:bCs/>
-                <w:position w:val="-12"/>
-                <w:sz w:val="28"/>
-                <w:szCs w:val="28"/>
-                <w:cs/>
-                <w:lang w:bidi="ta-IN"/>
-              </w:rPr>
-              <w:t>3</w:t>
-            </w:r>
-            <w:r>
-              <w:rPr>
-                <w:rFonts w:ascii="Latha" w:hAnsi="Latha" w:cs="Latha"/>
-                <w:sz w:val="28"/>
-                <w:szCs w:val="28"/>
-                <w:cs/>
-                <w:lang w:bidi="ta-IN"/>
-              </w:rPr>
-              <w:t>னே</w:t>
-            </w:r>
-            <w:r>
-              <w:rPr>
-                <w:rFonts w:ascii="Latha" w:hAnsi="Latha" w:cs="Latha"/>
-                <w:sz w:val="28"/>
-                <w:szCs w:val="28"/>
-                <w:lang w:bidi="ta-IN"/>
-              </w:rPr>
-              <w:t xml:space="preserve"> ||</w:t>
-            </w:r>
-          </w:p>
-        </w:tc>
-        <w:tc>
-          <w:tcPr>
-            <w:tcW w:w="5386" w:type="dxa"/>
-          </w:tcPr>
-          <w:p>
-            <w:pPr>
-              <w:widowControl w:val="0"/>
-              <w:autoSpaceDE w:val="0"/>
-              <w:autoSpaceDN w:val="0"/>
-              <w:adjustRightInd w:val="0"/>
-              <w:spacing w:before="0" w:line="240" w:lineRule="auto"/>
-              <w:rPr>
-                <w:rFonts w:ascii="Latha" w:hAnsi="Latha" w:cs="Latha"/>
-                <w:sz w:val="28"/>
-                <w:szCs w:val="28"/>
-                <w:lang w:bidi="ta-IN"/>
-              </w:rPr>
-            </w:pPr>
-            <w:r>
-              <w:rPr>
-                <w:rFonts w:ascii="Latha" w:hAnsi="Latha" w:cs="Latha"/>
-                <w:sz w:val="28"/>
-                <w:szCs w:val="28"/>
-                <w:cs/>
-                <w:lang w:bidi="ta-IN"/>
-              </w:rPr>
-              <w:t>நோ</w:t>
-            </w:r>
-            <w:r>
-              <w:rPr>
-                <w:rFonts w:ascii="BRH Tamil Tab Extra" w:hAnsi="BRH Tamil Tab Extra" w:cs="Latha"/>
-                <w:b/>
-                <w:sz w:val="36"/>
-                <w:szCs w:val="28"/>
-                <w:lang w:bidi="ta-IN"/>
-              </w:rPr>
-              <w:t>…</w:t>
-            </w:r>
-            <w:r>
-              <w:rPr>
-                <w:rFonts w:ascii="Latha" w:hAnsi="Latha" w:cs="Latha"/>
-                <w:sz w:val="28"/>
-                <w:szCs w:val="28"/>
-                <w:lang w:bidi="ta-IN"/>
-              </w:rPr>
-              <w:t xml:space="preserve"> </w:t>
-            </w:r>
-            <w:r>
-              <w:rPr>
-                <w:rFonts w:ascii="Latha" w:hAnsi="Latha" w:cs="Latha"/>
-                <w:sz w:val="28"/>
-                <w:szCs w:val="28"/>
-                <w:cs/>
-                <w:lang w:bidi="ta-IN"/>
-              </w:rPr>
-              <w:t>அ</w:t>
-            </w:r>
-            <w:r>
-              <w:rPr>
-                <w:rFonts w:ascii="BRH Tamil Tab Extra" w:hAnsi="BRH Tamil Tab Extra" w:cs="Latha"/>
-                <w:b/>
-                <w:sz w:val="36"/>
-                <w:szCs w:val="28"/>
-                <w:lang w:bidi="ta-IN"/>
-              </w:rPr>
-              <w:t>…</w:t>
-            </w:r>
-            <w:r>
-              <w:rPr>
-                <w:rFonts w:ascii="Latha" w:hAnsi="Latha" w:cs="Latha"/>
-                <w:sz w:val="28"/>
-                <w:szCs w:val="28"/>
-                <w:cs/>
-                <w:lang w:bidi="ta-IN"/>
-              </w:rPr>
-              <w:t>க்</w:t>
-            </w:r>
-            <w:r>
-              <w:rPr>
-                <w:rFonts w:ascii="Latha" w:hAnsi="Latha" w:cs="Latha"/>
-                <w:b/>
-                <w:bCs/>
-                <w:position w:val="-12"/>
-                <w:sz w:val="28"/>
-                <w:szCs w:val="28"/>
-                <w:cs/>
-                <w:lang w:bidi="ta-IN"/>
-              </w:rPr>
-              <w:t>3</w:t>
-            </w:r>
-            <w:r>
-              <w:rPr>
-                <w:rFonts w:ascii="Latha" w:hAnsi="Latha" w:cs="Latha"/>
-                <w:sz w:val="28"/>
-                <w:szCs w:val="28"/>
-                <w:cs/>
-                <w:lang w:bidi="ta-IN"/>
-              </w:rPr>
-              <w:t>னே</w:t>
-            </w:r>
-            <w:r>
-              <w:rPr>
-                <w:rFonts w:ascii="BRH Tamil Tab Extra" w:hAnsi="BRH Tamil Tab Extra" w:cs="Latha"/>
-                <w:b/>
-                <w:sz w:val="36"/>
-                <w:szCs w:val="28"/>
-                <w:lang w:bidi="ta-IN"/>
-              </w:rPr>
-              <w:t>…</w:t>
-            </w:r>
-            <w:r>
-              <w:rPr>
-                <w:rFonts w:ascii="Latha" w:hAnsi="Latha" w:cs="Latha"/>
-                <w:sz w:val="28"/>
-                <w:szCs w:val="28"/>
-                <w:lang w:bidi="ta-IN"/>
-              </w:rPr>
-              <w:t xml:space="preserve"> | </w:t>
-            </w:r>
-          </w:p>
-          <w:p>
-            <w:pPr>
-              <w:widowControl w:val="0"/>
-              <w:autoSpaceDE w:val="0"/>
-              <w:autoSpaceDN w:val="0"/>
-              <w:adjustRightInd w:val="0"/>
-              <w:spacing w:before="0" w:line="240" w:lineRule="auto"/>
-              <w:rPr>
-                <w:rFonts w:ascii="BRH Malayalam Extra" w:hAnsi="BRH Malayalam Extra" w:cs="BRH Malayalam Extra"/>
-                <w:color w:val="000000"/>
-                <w:sz w:val="36"/>
-                <w:szCs w:val="40"/>
-              </w:rPr>
-            </w:pPr>
-            <w:r>
-              <w:rPr>
-                <w:rFonts w:ascii="Latha" w:hAnsi="Latha" w:cs="Latha"/>
-                <w:sz w:val="28"/>
-                <w:szCs w:val="28"/>
-                <w:cs/>
-                <w:lang w:bidi="ta-IN"/>
-              </w:rPr>
-              <w:t>அ</w:t>
-            </w:r>
-            <w:r>
-              <w:rPr>
-                <w:rFonts w:ascii="BRH Tamil Tab Extra" w:hAnsi="BRH Tamil Tab Extra" w:cs="Latha"/>
-                <w:b/>
-                <w:sz w:val="36"/>
-                <w:szCs w:val="28"/>
-                <w:lang w:bidi="ta-IN"/>
-              </w:rPr>
-              <w:t>…</w:t>
-            </w:r>
-            <w:r>
-              <w:rPr>
-                <w:rFonts w:ascii="Latha" w:hAnsi="Latha" w:cs="Latha"/>
-                <w:sz w:val="28"/>
-                <w:szCs w:val="28"/>
-                <w:cs/>
-                <w:lang w:bidi="ta-IN"/>
-              </w:rPr>
-              <w:t>க்</w:t>
-            </w:r>
-            <w:r>
-              <w:rPr>
-                <w:rFonts w:ascii="Latha" w:hAnsi="Latha" w:cs="Latha"/>
-                <w:b/>
-                <w:bCs/>
-                <w:position w:val="-12"/>
-                <w:sz w:val="28"/>
-                <w:szCs w:val="28"/>
-                <w:cs/>
-                <w:lang w:bidi="ta-IN"/>
-              </w:rPr>
-              <w:t>3</w:t>
-            </w:r>
-            <w:r>
-              <w:rPr>
-                <w:rFonts w:ascii="Latha" w:hAnsi="Latha" w:cs="Latha"/>
-                <w:sz w:val="28"/>
-                <w:szCs w:val="28"/>
-                <w:highlight w:val="green"/>
-                <w:cs/>
-                <w:lang w:bidi="ta-IN"/>
-              </w:rPr>
-              <w:t>ன</w:t>
-            </w:r>
-            <w:r>
-              <w:rPr>
-                <w:rFonts w:ascii="BRH Tamil Tab Extra" w:hAnsi="BRH Tamil Tab Extra" w:cs="Latha"/>
-                <w:b/>
-                <w:sz w:val="36"/>
-                <w:szCs w:val="28"/>
-                <w:lang w:bidi="ta-IN"/>
-              </w:rPr>
-              <w:t>…</w:t>
-            </w:r>
-            <w:r>
-              <w:rPr>
-                <w:rFonts w:ascii="Latha" w:hAnsi="Latha" w:cs="Latha"/>
-                <w:sz w:val="28"/>
-                <w:szCs w:val="28"/>
-                <w:lang w:bidi="ta-IN"/>
-              </w:rPr>
-              <w:t xml:space="preserve"> </w:t>
-            </w:r>
-            <w:r>
-              <w:rPr>
-                <w:rFonts w:ascii="Latha" w:hAnsi="Latha" w:cs="Latha"/>
-                <w:sz w:val="28"/>
-                <w:szCs w:val="28"/>
-                <w:cs/>
-                <w:lang w:bidi="ta-IN"/>
-              </w:rPr>
-              <w:t>இத்ய</w:t>
-            </w:r>
-            <w:r>
-              <w:rPr>
-                <w:rFonts w:ascii="BRH Tamil Tab Extra" w:hAnsi="BRH Tamil Tab Extra" w:cs="Latha"/>
-                <w:b/>
-                <w:sz w:val="36"/>
-                <w:szCs w:val="28"/>
-                <w:lang w:bidi="ta-IN"/>
-              </w:rPr>
-              <w:t>†</w:t>
-            </w:r>
-            <w:r>
-              <w:rPr>
-                <w:rFonts w:ascii="Latha" w:hAnsi="Latha" w:cs="Latha"/>
-                <w:sz w:val="28"/>
-                <w:szCs w:val="28"/>
-                <w:cs/>
-                <w:lang w:bidi="ta-IN"/>
-              </w:rPr>
-              <w:t>க்</w:t>
-            </w:r>
-            <w:r>
-              <w:rPr>
-                <w:rFonts w:ascii="Latha" w:hAnsi="Latha" w:cs="Latha"/>
-                <w:b/>
-                <w:bCs/>
-                <w:position w:val="-12"/>
-                <w:sz w:val="28"/>
-                <w:szCs w:val="28"/>
-                <w:cs/>
-                <w:lang w:bidi="ta-IN"/>
-              </w:rPr>
-              <w:t>3</w:t>
-            </w:r>
-            <w:r>
-              <w:rPr>
-                <w:rFonts w:ascii="Latha" w:hAnsi="Latha" w:cs="Latha"/>
-                <w:sz w:val="28"/>
-                <w:szCs w:val="28"/>
-                <w:cs/>
-                <w:lang w:bidi="ta-IN"/>
-              </w:rPr>
-              <w:t>னே</w:t>
-            </w:r>
-            <w:r>
-              <w:rPr>
-                <w:rFonts w:ascii="Latha" w:hAnsi="Latha" w:cs="Latha"/>
-                <w:sz w:val="28"/>
-                <w:szCs w:val="28"/>
-                <w:lang w:bidi="ta-IN"/>
+                <w:rFonts w:ascii="Latha" w:hAnsi="Latha" w:cs="Latha"/>
+                <w:sz w:val="28"/>
+                <w:szCs w:val="28"/>
+                <w:lang w:val="it-IT" w:bidi="ta-IN"/>
               </w:rPr>
               <w:t xml:space="preserve"> ||</w:t>
             </w:r>
@@ -4105,6 +3285,7 @@
           <w:szCs w:val="32"/>
           <w:u w:val="single"/>
         </w:rPr>
+        <w:lastRenderedPageBreak/>
         <w:t xml:space="preserve">TS </w:t>
       </w:r>
       <w:r>
@@ -5183,7 +4364,6 @@
           <w:szCs w:val="32"/>
           <w:u w:val="single"/>
         </w:rPr>
-        <w:lastRenderedPageBreak/>
         <w:t xml:space="preserve">TS </w:t>
       </w:r>
       <w:r>
@@ -5443,6 +4623,7 @@
                 <w:sz w:val="28"/>
                 <w:szCs w:val="32"/>
               </w:rPr>
+              <w:lastRenderedPageBreak/>
               <w:t>T.S.</w:t>
             </w:r>
             <w:r>
@@ -9799,23 +8980,15 @@
                 <w:b/>
                 <w:bCs/>
               </w:rPr>
-              <w:t xml:space="preserve">ma </w:t>
-            </w:r>
-            <w:proofErr w:type="spellStart"/>
-            <w:r>
-              <w:rPr>
-                <w:b/>
-                <w:bCs/>
-              </w:rPr>
-              <w:t>vaakyam</w:t>
-            </w:r>
-            <w:proofErr w:type="spellEnd"/>
-            <w:r>
-              <w:rPr>
-                <w:b/>
-                <w:bCs/>
-              </w:rPr>
-              <w:t xml:space="preserve"> was omitted by mistake</w:t>
+              <w:t xml:space="preserve">ma vaakyam was omitted by </w:t>
+            </w:r>
+            <w:r>
+              <w:rPr>
+                <w:b/>
+                <w:bCs/>
+              </w:rPr>
+              <w:lastRenderedPageBreak/>
+              <w:t>mistake</w:t>
             </w:r>
             <w:r>
               <w:rPr>
@@ -9869,6 +9042,7 @@
                 <w:sz w:val="28"/>
                 <w:szCs w:val="32"/>
               </w:rPr>
+              <w:lastRenderedPageBreak/>
               <w:t>T.S.4.2.5.6 – Kramam</w:t>
             </w:r>
           </w:p>
@@ -12517,7 +11691,6 @@
                 <w:sz w:val="28"/>
                 <w:szCs w:val="32"/>
               </w:rPr>
-              <w:lastRenderedPageBreak/>
               <w:t>T.S.4.2.11.2 – Kramam</w:t>
             </w:r>
           </w:p>
@@ -13194,6 +12367,7 @@
           <w:szCs w:val="32"/>
           <w:u w:val="single"/>
         </w:rPr>
+        <w:lastRenderedPageBreak/>
         <w:t>=========================</w:t>
       </w:r>
     </w:p>
